--- a/stage2/第二阶段阶段报告.docx
+++ b/stage2/第二阶段阶段报告.docx
@@ -2,22 +2,22 @@
 <file path=word/document.xml><?xml version="1.0" encoding="utf-8"?>
 <w:document xmlns:wpc="http://schemas.microsoft.com/office/word/2010/wordprocessingCanvas" xmlns:mo="http://schemas.microsoft.com/office/mac/office/2008/main" xmlns:mc="http://schemas.openxmlformats.org/markup-compatibility/2006" xmlns:mv="urn:schemas-microsoft-com:mac:vml" xmlns:o="urn:schemas-microsoft-com:office:office" xmlns:r="http://schemas.openxmlformats.org/officeDocument/2006/relationships" xmlns:m="http://schemas.openxmlformats.org/officeDocument/2006/math" xmlns:v="urn:schemas-microsoft-com:vml" xmlns:wp14="http://schemas.microsoft.com/office/word/2010/wordprocessingDrawing" xmlns:wp="http://schemas.openxmlformats.org/drawingml/2006/wordprocessingDrawing" xmlns:w10="urn:schemas-microsoft-com:office:word" xmlns:w="http://schemas.openxmlformats.org/wordprocessingml/2006/main" xmlns:w14="http://schemas.microsoft.com/office/word/2010/wordml" xmlns:wpg="http://schemas.microsoft.com/office/word/2010/wordprocessingGroup" xmlns:wpi="http://schemas.microsoft.com/office/word/2010/wordprocessingInk" xmlns:wne="http://schemas.microsoft.com/office/word/2006/wordml" xmlns:wps="http://schemas.microsoft.com/office/word/2010/wordprocessingShape" mc:Ignorable="w14 wp14">
   <w:body>
+    <w:p/>
+    <w:p/>
+    <w:p/>
+    <w:p/>
     <w:p>
       <w:pPr>
-        <w:pStyle w:val="Title"/>
         <w:jc w:val="center"/>
       </w:pPr>
       <w:r>
+        <w:rPr>
+          <w:rFonts w:ascii="黑体" w:hAnsi="黑体" w:eastAsia="黑体"/>
+          <w:b/>
+          <w:color w:val="1F3A5F"/>
+          <w:sz w:val="72"/>
+        </w:rPr>
         <w:t>小卖部管理系统</w:t>
-      </w:r>
-    </w:p>
-    <w:p>
-      <w:pPr>
-        <w:pStyle w:val="Heading1"/>
-        <w:jc w:val="center"/>
-      </w:pPr>
-      <w:r>
-        <w:t>第二阶段 Web 应用开发阶段报告</w:t>
       </w:r>
     </w:p>
     <w:p>
@@ -26,13 +26,335 @@
       </w:pPr>
       <w:r>
         <w:rPr>
-          <w:color w:val="646464"/>
-          <w:sz w:val="20"/>
+          <w:rFonts w:ascii="黑体" w:hAnsi="黑体" w:eastAsia="黑体"/>
+          <w:color w:val="2E5C8A"/>
+          <w:sz w:val="56"/>
         </w:rPr>
-        <w:t>小组成员：胡海博（24325098，组长）、胡懿桓（24325103）、林一（24325168）</w:t>
+        <w:t>第二阶段 Web 应用开发</w:t>
+      </w:r>
+    </w:p>
+    <w:p>
+      <w:pPr>
+        <w:jc w:val="center"/>
+      </w:pPr>
+      <w:r>
+        <w:rPr>
+          <w:rFonts w:ascii="黑体" w:hAnsi="黑体" w:eastAsia="黑体"/>
+          <w:color w:val="2E5C8A"/>
+          <w:sz w:val="56"/>
+        </w:rPr>
+        <w:t>阶段报告</w:t>
       </w:r>
     </w:p>
     <w:p/>
+    <w:p/>
+    <w:p/>
+    <w:p>
+      <w:pPr>
+        <w:jc w:val="center"/>
+      </w:pPr>
+      <w:r>
+        <w:rPr>
+          <w:color w:val="2E5C8A"/>
+        </w:rPr>
+        <w:t>━━━━━━━━━━━━━━━━━━━━━━━━━━━━━━</w:t>
+      </w:r>
+    </w:p>
+    <w:p/>
+    <w:p/>
+    <w:tbl>
+      <w:tblPr>
+        <w:tblW w:type="auto" w:w="0"/>
+        <w:jc w:val="center"/>
+        <w:tblLook w:firstColumn="1" w:firstRow="1" w:lastColumn="0" w:lastRow="0" w:noHBand="0" w:noVBand="1" w:val="04A0"/>
+      </w:tblPr>
+      <w:tblGrid>
+        <w:gridCol w:w="4320"/>
+        <w:gridCol w:w="4320"/>
+      </w:tblGrid>
+      <w:tr>
+        <w:tc>
+          <w:tcPr>
+            <w:tcW w:type="dxa" w:w="4320"/>
+          </w:tcPr>
+          <w:p>
+            <w:pPr>
+              <w:jc w:val="center"/>
+            </w:pPr>
+            <w:r>
+              <w:rPr>
+                <w:sz w:val="24"/>
+              </w:rPr>
+              <w:t>课程名称</w:t>
+            </w:r>
+          </w:p>
+        </w:tc>
+        <w:tc>
+          <w:tcPr>
+            <w:tcW w:type="dxa" w:w="4320"/>
+          </w:tcPr>
+          <w:p>
+            <w:pPr>
+              <w:jc w:val="center"/>
+            </w:pPr>
+            <w:r>
+              <w:rPr>
+                <w:sz w:val="24"/>
+              </w:rPr>
+              <w:t>数据库系统</w:t>
+            </w:r>
+          </w:p>
+        </w:tc>
+      </w:tr>
+      <w:tr>
+        <w:tc>
+          <w:tcPr>
+            <w:tcW w:type="dxa" w:w="4320"/>
+          </w:tcPr>
+          <w:p>
+            <w:pPr>
+              <w:jc w:val="center"/>
+            </w:pPr>
+            <w:r>
+              <w:rPr>
+                <w:sz w:val="24"/>
+              </w:rPr>
+              <w:t>项目名称</w:t>
+            </w:r>
+          </w:p>
+        </w:tc>
+        <w:tc>
+          <w:tcPr>
+            <w:tcW w:type="dxa" w:w="4320"/>
+          </w:tcPr>
+          <w:p>
+            <w:pPr>
+              <w:jc w:val="center"/>
+            </w:pPr>
+            <w:r>
+              <w:rPr>
+                <w:sz w:val="24"/>
+              </w:rPr>
+              <w:t>小卖部管理系统</w:t>
+            </w:r>
+          </w:p>
+        </w:tc>
+      </w:tr>
+      <w:tr>
+        <w:tc>
+          <w:tcPr>
+            <w:tcW w:type="dxa" w:w="4320"/>
+          </w:tcPr>
+          <w:p>
+            <w:pPr>
+              <w:jc w:val="center"/>
+            </w:pPr>
+            <w:r>
+              <w:rPr>
+                <w:sz w:val="24"/>
+              </w:rPr>
+              <w:t>阶段</w:t>
+            </w:r>
+          </w:p>
+        </w:tc>
+        <w:tc>
+          <w:tcPr>
+            <w:tcW w:type="dxa" w:w="4320"/>
+          </w:tcPr>
+          <w:p>
+            <w:pPr>
+              <w:jc w:val="center"/>
+            </w:pPr>
+            <w:r>
+              <w:rPr>
+                <w:sz w:val="24"/>
+              </w:rPr>
+              <w:t>第二阶段（第5-9周）</w:t>
+            </w:r>
+          </w:p>
+        </w:tc>
+      </w:tr>
+      <w:tr>
+        <w:tc>
+          <w:tcPr>
+            <w:tcW w:type="dxa" w:w="4320"/>
+          </w:tcPr>
+          <w:p>
+            <w:pPr>
+              <w:jc w:val="center"/>
+            </w:pPr>
+            <w:r>
+              <w:rPr>
+                <w:sz w:val="24"/>
+              </w:rPr>
+              <w:t>小组成员</w:t>
+            </w:r>
+          </w:p>
+        </w:tc>
+        <w:tc>
+          <w:tcPr>
+            <w:tcW w:type="dxa" w:w="4320"/>
+          </w:tcPr>
+          <w:p>
+            <w:pPr>
+              <w:jc w:val="center"/>
+            </w:pPr>
+            <w:r>
+              <w:rPr>
+                <w:sz w:val="24"/>
+              </w:rPr>
+              <w:t>胡海博（组长）、胡懿桓、林一</w:t>
+            </w:r>
+          </w:p>
+        </w:tc>
+      </w:tr>
+    </w:tbl>
+    <w:p>
+      <w:r>
+        <w:br w:type="page"/>
+      </w:r>
+    </w:p>
+    <w:p>
+      <w:pPr>
+        <w:pStyle w:val="Heading1"/>
+      </w:pPr>
+      <w:r>
+        <w:t>目  录</w:t>
+      </w:r>
+    </w:p>
+    <w:p>
+      <w:pPr>
+        <w:spacing w:after="80"/>
+      </w:pPr>
+      <w:r>
+        <w:t>一、设计思路</w:t>
+      </w:r>
+    </w:p>
+    <w:p>
+      <w:pPr>
+        <w:spacing w:after="80"/>
+      </w:pPr>
+      <w:r>
+        <w:t xml:space="preserve">    1.1 项目背景</w:t>
+      </w:r>
+    </w:p>
+    <w:p>
+      <w:pPr>
+        <w:spacing w:after="80"/>
+      </w:pPr>
+      <w:r>
+        <w:t xml:space="preserve">    1.2 技术选型</w:t>
+      </w:r>
+    </w:p>
+    <w:p>
+      <w:pPr>
+        <w:spacing w:after="80"/>
+      </w:pPr>
+      <w:r>
+        <w:t xml:space="preserve">    1.3 四层架构设计</w:t>
+      </w:r>
+    </w:p>
+    <w:p>
+      <w:pPr>
+        <w:spacing w:after="80"/>
+      </w:pPr>
+      <w:r>
+        <w:t xml:space="preserve">    1.4 调用链路示例</w:t>
+      </w:r>
+    </w:p>
+    <w:p>
+      <w:pPr>
+        <w:spacing w:after="80"/>
+      </w:pPr>
+      <w:r>
+        <w:t>二、实验过程</w:t>
+      </w:r>
+    </w:p>
+    <w:p>
+      <w:pPr>
+        <w:spacing w:after="80"/>
+      </w:pPr>
+      <w:r>
+        <w:t xml:space="preserve">    2.1 环境搭建</w:t>
+      </w:r>
+    </w:p>
+    <w:p>
+      <w:pPr>
+        <w:spacing w:after="80"/>
+      </w:pPr>
+      <w:r>
+        <w:t xml:space="preserve">    2.2 项目结构</w:t>
+      </w:r>
+    </w:p>
+    <w:p>
+      <w:pPr>
+        <w:spacing w:after="80"/>
+      </w:pPr>
+      <w:r>
+        <w:t xml:space="preserve">    2.3 核心功能实现</w:t>
+      </w:r>
+    </w:p>
+    <w:p>
+      <w:pPr>
+        <w:spacing w:after="80"/>
+      </w:pPr>
+      <w:r>
+        <w:t xml:space="preserve">    2.4 安全机制</w:t>
+      </w:r>
+    </w:p>
+    <w:p>
+      <w:pPr>
+        <w:spacing w:after="80"/>
+      </w:pPr>
+      <w:r>
+        <w:t xml:space="preserve">    2.5 集成测试</w:t>
+      </w:r>
+    </w:p>
+    <w:p>
+      <w:pPr>
+        <w:spacing w:after="80"/>
+      </w:pPr>
+      <w:r>
+        <w:t>三、实验总结</w:t>
+      </w:r>
+    </w:p>
+    <w:p>
+      <w:pPr>
+        <w:spacing w:after="80"/>
+      </w:pPr>
+      <w:r>
+        <w:t xml:space="preserve">    3.1 完成情况</w:t>
+      </w:r>
+    </w:p>
+    <w:p>
+      <w:pPr>
+        <w:spacing w:after="80"/>
+      </w:pPr>
+      <w:r>
+        <w:t xml:space="preserve">    3.2 遇到的问题与解决</w:t>
+      </w:r>
+    </w:p>
+    <w:p>
+      <w:pPr>
+        <w:spacing w:after="80"/>
+      </w:pPr>
+      <w:r>
+        <w:t xml:space="preserve">    3.3 心得体会</w:t>
+      </w:r>
+    </w:p>
+    <w:p>
+      <w:pPr>
+        <w:spacing w:after="80"/>
+      </w:pPr>
+      <w:r>
+        <w:t xml:space="preserve">    3.4 后续改进方向</w:t>
+      </w:r>
+    </w:p>
+    <w:p>
+      <w:r>
+        <w:br w:type="page"/>
+      </w:r>
+    </w:p>
     <w:p>
       <w:pPr>
         <w:pStyle w:val="Heading1"/>
@@ -52,6 +374,11 @@
     <w:p>
       <w:r>
         <w:t>本项目基于第一阶段已完成的 SQL Server 数据库设计（v1.0），使用 Spring Boot 框架构建四层架构的 Web 应用程序，将数据库设计应用到实际业务场景中，实现从用户登录、Web 界面操作到数据写入的完整流程。</w:t>
+      </w:r>
+    </w:p>
+    <w:p>
+      <w:r>
+        <w:t>第二阶段涵盖第5-9周的全部内容：第5周完成ER图设计与业务规则梳理；第6周完成函数依赖分析、规范化判断及v0.1到v1.0的数据库迁移；第7-9周完成Spring Boot Web应用的开发、测试与优化。</w:t>
       </w:r>
     </w:p>
     <w:p>
@@ -80,7 +407,14 @@
             <w:tcW w:type="dxa" w:w="2880"/>
           </w:tcPr>
           <w:p>
+            <w:pPr>
+              <w:jc w:val="center"/>
+            </w:pPr>
             <w:r>
+              <w:rPr>
+                <w:b/>
+                <w:sz w:val="20"/>
+              </w:rPr>
               <w:t>层级</w:t>
             </w:r>
           </w:p>
@@ -90,7 +424,14 @@
             <w:tcW w:type="dxa" w:w="2880"/>
           </w:tcPr>
           <w:p>
+            <w:pPr>
+              <w:jc w:val="center"/>
+            </w:pPr>
             <w:r>
+              <w:rPr>
+                <w:b/>
+                <w:sz w:val="20"/>
+              </w:rPr>
               <w:t>技术选型</w:t>
             </w:r>
           </w:p>
@@ -100,7 +441,14 @@
             <w:tcW w:type="dxa" w:w="2880"/>
           </w:tcPr>
           <w:p>
+            <w:pPr>
+              <w:jc w:val="center"/>
+            </w:pPr>
             <w:r>
+              <w:rPr>
+                <w:b/>
+                <w:sz w:val="20"/>
+              </w:rPr>
               <w:t>选型理由</w:t>
             </w:r>
           </w:p>
@@ -113,6 +461,9 @@
           </w:tcPr>
           <w:p>
             <w:r>
+              <w:rPr>
+                <w:sz w:val="20"/>
+              </w:rPr>
               <w:t>页面层</w:t>
             </w:r>
           </w:p>
@@ -123,6 +474,9 @@
           </w:tcPr>
           <w:p>
             <w:r>
+              <w:rPr>
+                <w:sz w:val="20"/>
+              </w:rPr>
               <w:t>Spring MVC + Thymeleaf</w:t>
             </w:r>
           </w:p>
@@ -133,7 +487,10 @@
           </w:tcPr>
           <w:p>
             <w:r>
-              <w:t>轻量级模板引擎，与 Spring Boot 无缝集成，支持服务端渲染和会话管理</w:t>
+              <w:rPr>
+                <w:sz w:val="20"/>
+              </w:rPr>
+              <w:t>轻量级模板引擎，与Spring Boot无缝集成，支持服务端渲染和会话管理</w:t>
             </w:r>
           </w:p>
         </w:tc>
@@ -145,6 +502,9 @@
           </w:tcPr>
           <w:p>
             <w:r>
+              <w:rPr>
+                <w:sz w:val="20"/>
+              </w:rPr>
               <w:t>业务层</w:t>
             </w:r>
           </w:p>
@@ -155,6 +515,9 @@
           </w:tcPr>
           <w:p>
             <w:r>
+              <w:rPr>
+                <w:sz w:val="20"/>
+              </w:rPr>
               <w:t>Spring Service + @Transactional</w:t>
             </w:r>
           </w:p>
@@ -165,6 +528,9 @@
           </w:tcPr>
           <w:p>
             <w:r>
+              <w:rPr>
+                <w:sz w:val="20"/>
+              </w:rPr>
               <w:t>声明式事务管理，确保订单创建等多步操作的原子性</w:t>
             </w:r>
           </w:p>
@@ -177,6 +543,9 @@
           </w:tcPr>
           <w:p>
             <w:r>
+              <w:rPr>
+                <w:sz w:val="20"/>
+              </w:rPr>
               <w:t>数据访问层</w:t>
             </w:r>
           </w:p>
@@ -187,6 +556,9 @@
           </w:tcPr>
           <w:p>
             <w:r>
+              <w:rPr>
+                <w:sz w:val="20"/>
+              </w:rPr>
               <w:t>Spring Data JPA + mssql-jdbc</w:t>
             </w:r>
           </w:p>
@@ -197,7 +569,10 @@
           </w:tcPr>
           <w:p>
             <w:r>
-              <w:t>自动参数化查询，防止 SQL 注入，简化 CRUD 操作</w:t>
+              <w:rPr>
+                <w:sz w:val="20"/>
+              </w:rPr>
+              <w:t>自动参数化查询，防止SQL注入，简化CRUD操作</w:t>
             </w:r>
           </w:p>
         </w:tc>
@@ -209,6 +584,9 @@
           </w:tcPr>
           <w:p>
             <w:r>
+              <w:rPr>
+                <w:sz w:val="20"/>
+              </w:rPr>
               <w:t>数据库层</w:t>
             </w:r>
           </w:p>
@@ -219,6 +597,9 @@
           </w:tcPr>
           <w:p>
             <w:r>
+              <w:rPr>
+                <w:sz w:val="20"/>
+              </w:rPr>
               <w:t>SQL Server 2025</w:t>
             </w:r>
           </w:p>
@@ -229,6 +610,9 @@
           </w:tcPr>
           <w:p>
             <w:r>
+              <w:rPr>
+                <w:sz w:val="20"/>
+              </w:rPr>
               <w:t>课程要求，支持完整的关系型数据库特性</w:t>
             </w:r>
           </w:p>
@@ -241,6 +625,9 @@
           </w:tcPr>
           <w:p>
             <w:r>
+              <w:rPr>
+                <w:sz w:val="20"/>
+              </w:rPr>
               <w:t>安全</w:t>
             </w:r>
           </w:p>
@@ -251,6 +638,9 @@
           </w:tcPr>
           <w:p>
             <w:r>
+              <w:rPr>
+                <w:sz w:val="20"/>
+              </w:rPr>
               <w:t>Spring Security + Session</w:t>
             </w:r>
           </w:p>
@@ -261,6 +651,9 @@
           </w:tcPr>
           <w:p>
             <w:r>
+              <w:rPr>
+                <w:sz w:val="20"/>
+              </w:rPr>
               <w:t>会话管理、角色权限控制</w:t>
             </w:r>
           </w:p>
@@ -273,6 +666,9 @@
           </w:tcPr>
           <w:p>
             <w:r>
+              <w:rPr>
+                <w:sz w:val="20"/>
+              </w:rPr>
               <w:t>构建</w:t>
             </w:r>
           </w:p>
@@ -283,6 +679,9 @@
           </w:tcPr>
           <w:p>
             <w:r>
+              <w:rPr>
+                <w:sz w:val="20"/>
+              </w:rPr>
               <w:t>Maven 3.9 + JDK 17</w:t>
             </w:r>
           </w:p>
@@ -293,6 +692,9 @@
           </w:tcPr>
           <w:p>
             <w:r>
+              <w:rPr>
+                <w:sz w:val="20"/>
+              </w:rPr>
               <w:t>工业标准构建工具</w:t>
             </w:r>
           </w:p>
@@ -309,22 +711,55 @@
     </w:p>
     <w:p>
       <w:r>
-        <w:t>页面层 (Controller + Thymeleaf)：接收请求、参数校验、返回视图/JSON</w:t>
+        <w:t>系统采用经典的四层架构，各层职责明确，单向依赖：</w:t>
       </w:r>
     </w:p>
     <w:p>
       <w:r>
-        <w:t>业务层 (Service)：业务规则判断、事务边界、权限检查</w:t>
+        <w:rPr>
+          <w:b/>
+          <w:color w:val="2E5C8A"/>
+        </w:rPr>
+        <w:t>● 页面层 (Controller + Thymeleaf)：</w:t>
+      </w:r>
+      <w:r>
+        <w:t>接收用户请求、参数校验、返回视图或JSON响应，负责用户交互</w:t>
       </w:r>
     </w:p>
     <w:p>
       <w:r>
-        <w:t>数据访问层 (Repository)：参数化SQL、连接管理、事务提交/回滚</w:t>
+        <w:rPr>
+          <w:b/>
+          <w:color w:val="2E5C8A"/>
+        </w:rPr>
+        <w:t>● 业务层 (Service)：</w:t>
+      </w:r>
+      <w:r>
+        <w:t>业务规则判断、事务边界管理、权限检查，是系统的核心逻辑层</w:t>
       </w:r>
     </w:p>
     <w:p>
       <w:r>
-        <w:t>数据库层 (SQL Server)：表、约束、视图、数据、受限账户</w:t>
+        <w:rPr>
+          <w:b/>
+          <w:color w:val="2E5C8A"/>
+        </w:rPr>
+        <w:t>● 数据访问层 (Repository)：</w:t>
+      </w:r>
+      <w:r>
+        <w:t>参数化SQL执行、数据库连接管理、事务提交与回滚</w:t>
+      </w:r>
+    </w:p>
+    <w:p>
+      <w:r>
+        <w:rPr>
+          <w:b/>
+          <w:color w:val="2E5C8A"/>
+        </w:rPr>
+        <w:t>● 数据库层 (SQL Server)：</w:t>
+      </w:r>
+      <w:r>
+        <w:t>保存表结构、约束、视图和业务数据，使用受限账户确保安全</w:t>
       </w:r>
     </w:p>
     <w:p>
@@ -337,12 +772,73 @@
     </w:p>
     <w:p>
       <w:r>
-        <w:t>查询商品列表：浏览器 → ProductController.listProducts() → AuthService.requireLogin() → ProductService.getAllProducts() → ProductRepository.findAllWithCategory() → SQL Server</w:t>
+        <w:rPr>
+          <w:b/>
+        </w:rPr>
+        <w:t>查询商品列表：</w:t>
       </w:r>
     </w:p>
     <w:p>
       <w:r>
-        <w:t>创建订单（事务）：浏览器 → OrderController.createOrder() → AuthService.canCreateOrder() → OrderService.createOrder() [@Transactional] → 校验商品 → 校验库存 → 生成订单号 → 写订单主表 → 写订单明细 → 扣减库存 → 更新会员积分，任意失败全部回滚。</w:t>
+        <w:t>浏览器 → ProductController.listProducts() → AuthService.requireLogin() [登录检查] → ProductService.getAllProducts() → ProductRepository.findAllWithCategory() [JPQL: LEFT JOIN FETCH] → SQL Server (SELECT + JOIN category)</w:t>
+      </w:r>
+    </w:p>
+    <w:p>
+      <w:r>
+        <w:rPr>
+          <w:b/>
+        </w:rPr>
+        <w:t>创建订单（事务）：</w:t>
+      </w:r>
+    </w:p>
+    <w:p>
+      <w:r>
+        <w:t>浏览器 → OrderController.createOrder() → AuthService.canCreateOrder() [权限检查] → OrderService.createOrder() [@Transactional]</w:t>
+      </w:r>
+    </w:p>
+    <w:p>
+      <w:r>
+        <w:t xml:space="preserve">    1. 校验商品存在（ProductRepository.findById）</w:t>
+      </w:r>
+    </w:p>
+    <w:p>
+      <w:r>
+        <w:t xml:space="preserve">    2. 校验库存充足（InventoryRepository.findByProductProductId）</w:t>
+      </w:r>
+    </w:p>
+    <w:p>
+      <w:r>
+        <w:t xml:space="preserve">    3. 生成订单号（ORD + YYYYMMDD + 4位序号）</w:t>
+      </w:r>
+    </w:p>
+    <w:p>
+      <w:r>
+        <w:t xml:space="preserve">    4. 写入订单主表（OrderRepository.save）</w:t>
+      </w:r>
+    </w:p>
+    <w:p>
+      <w:r>
+        <w:t xml:space="preserve">    5. 写入订单明细（OrderItemRepository.save）</w:t>
+      </w:r>
+    </w:p>
+    <w:p>
+      <w:r>
+        <w:t xml:space="preserve">    6. 扣减库存（InventoryRepository.deductStock）</w:t>
+      </w:r>
+    </w:p>
+    <w:p>
+      <w:r>
+        <w:t xml:space="preserve">    7. 更新会员积分（MemberRepository.addPoints）</w:t>
+      </w:r>
+    </w:p>
+    <w:p>
+      <w:r>
+        <w:t>任意步骤失败 → 全部回滚，保证数据一致性。</w:t>
+      </w:r>
+    </w:p>
+    <w:p>
+      <w:r>
+        <w:br w:type="page"/>
       </w:r>
     </w:p>
     <w:p>
@@ -363,17 +859,27 @@
     </w:p>
     <w:p>
       <w:r>
-        <w:t>1. JDK 17 安装：Adoptium Temurin JDK 17.0.12，配置 JAVA_HOME</w:t>
+        <w:t>1. JDK 17 安装：Adoptium Temurin JDK 17.0.12，配置 JAVA_HOME 环境变量</w:t>
       </w:r>
     </w:p>
     <w:p>
       <w:r>
-        <w:t>2. Maven 3.9.6 安装：配置 PATH，验证 mvn -version</w:t>
+        <w:t>2. Maven 3.9.6 安装：配置 PATH，验证 mvn -version 正常</w:t>
       </w:r>
     </w:p>
     <w:p>
       <w:r>
-        <w:t>3. SQL Server 配置：启用 TCP/IP 协议，设置端口 1433；创建应用受限账户 retail_app（仅 db_datareader + db_datawriter，无 DDL 权限）；数据库 retail_store 已包含 v1.0 全部表和样例数据</w:t>
+        <w:t>3. SQL Server 配置：启用 TCP/IP 协议，设置端口 1433</w:t>
+      </w:r>
+    </w:p>
+    <w:p>
+      <w:r>
+        <w:t>4. 创建应用受限账户 retail_app（仅 db_datareader + db_datawriter，无 DDL 权限）</w:t>
+      </w:r>
+    </w:p>
+    <w:p>
+      <w:r>
+        <w:t>5. 数据库 retail_store 已包含 v1.0 全部7张表和样例数据</w:t>
       </w:r>
     </w:p>
     <w:p>
@@ -386,7 +892,87 @@
     </w:p>
     <w:p>
       <w:r>
-        <w:t>week7-9/ 目录包含：pom.xml（依赖管理）、README.md（操作手册）、integration_test.ps1（集成测试脚本）、src/main/java/com/retail/store/（主类、config、4个controller、4个service、6个repository、7个entity、3个dto、9个exception）、src/main/resources/（application.properties、6个templates、static/style.css）</w:t>
+        <w:t>week7-9/ 目录包含完整的 Spring Boot 项目：</w:t>
+      </w:r>
+    </w:p>
+    <w:p>
+      <w:r>
+        <w:t>pom.xml — Maven 依赖管理（Spring Boot 3.2.5）</w:t>
+      </w:r>
+    </w:p>
+    <w:p>
+      <w:r>
+        <w:t>README.md — 操作手册（启动步骤、测试账号、功能说明）</w:t>
+      </w:r>
+    </w:p>
+    <w:p>
+      <w:r>
+        <w:t>integration_test.ps1 — 15项集成测试脚本</w:t>
+      </w:r>
+    </w:p>
+    <w:p>
+      <w:r>
+        <w:t>src/main/java/com/retail/store/ — Java 源代码</w:t>
+      </w:r>
+    </w:p>
+    <w:p>
+      <w:r>
+        <w:t xml:space="preserve">    RetailStoreApplication.java — 主应用类</w:t>
+      </w:r>
+    </w:p>
+    <w:p>
+      <w:r>
+        <w:t xml:space="preserve">    config/SecurityConfig.java — 安全配置</w:t>
+      </w:r>
+    </w:p>
+    <w:p>
+      <w:r>
+        <w:t xml:space="preserve">    controller/ (4个) — 页面层：Auth/Product/Inventory/Order</w:t>
+      </w:r>
+    </w:p>
+    <w:p>
+      <w:r>
+        <w:t xml:space="preserve">    service/ (4个) — 业务层：Auth/Product/Inventory/Order</w:t>
+      </w:r>
+    </w:p>
+    <w:p>
+      <w:r>
+        <w:t xml:space="preserve">    repository/ (6个) — 数据访问层</w:t>
+      </w:r>
+    </w:p>
+    <w:p>
+      <w:r>
+        <w:t xml:space="preserve">    entity/ (7个) — 实体类（对应7张业务表）</w:t>
+      </w:r>
+    </w:p>
+    <w:p>
+      <w:r>
+        <w:t xml:space="preserve">    dto/ (3个) — 数据传输对象</w:t>
+      </w:r>
+    </w:p>
+    <w:p>
+      <w:r>
+        <w:t xml:space="preserve">    exception/ (9个) — 异常体系（8类异常+全局处理器）</w:t>
+      </w:r>
+    </w:p>
+    <w:p>
+      <w:r>
+        <w:t>src/main/resources/ — 配置和模板</w:t>
+      </w:r>
+    </w:p>
+    <w:p>
+      <w:r>
+        <w:t xml:space="preserve">    application.properties — 数据库连接、端口、日志配置</w:t>
+      </w:r>
+    </w:p>
+    <w:p>
+      <w:r>
+        <w:t xml:space="preserve">    templates/ (6个) — Thymeleaf 页面模板</w:t>
+      </w:r>
+    </w:p>
+    <w:p>
+      <w:r>
+        <w:t xml:space="preserve">    static/style.css — 全局样式</w:t>
       </w:r>
     </w:p>
     <w:p>
@@ -407,7 +993,74 @@
     </w:p>
     <w:p>
       <w:r>
-        <w:t>员工登录：账号 + BCrypt 密码验证；会员登录：手机号直接登录；Session 存储用户信息；未登录自动跳转登录页。</w:t>
+        <w:t>支持两种登录方式：</w:t>
+      </w:r>
+    </w:p>
+    <w:p>
+      <w:r>
+        <w:t>● 员工登录：账号 + BCrypt 密码验证，验证员工状态是否为在职</w:t>
+      </w:r>
+    </w:p>
+    <w:p>
+      <w:r>
+        <w:t>● 会员登录：手机号直接登录，自动匹配会员信息</w:t>
+      </w:r>
+    </w:p>
+    <w:p>
+      <w:r>
+        <w:t>登录成功后，Session 存储 userId、userName、userRole、userType 四个属性，后续请求通过 AuthService 进行登录检查和权限验证。未登录用户访问受保护页面时自动跳转登录页。</w:t>
+      </w:r>
+    </w:p>
+    <w:p>
+      <w:pPr>
+        <w:jc w:val="center"/>
+      </w:pPr>
+      <w:r>
+        <w:drawing>
+          <wp:inline xmlns:a="http://schemas.openxmlformats.org/drawingml/2006/main" xmlns:pic="http://schemas.openxmlformats.org/drawingml/2006/picture">
+            <wp:extent cx="4572000" cy="7239684"/>
+            <wp:docPr id="1" name="Picture 1"/>
+            <wp:cNvGraphicFramePr>
+              <a:graphicFrameLocks noChangeAspect="1"/>
+            </wp:cNvGraphicFramePr>
+            <a:graphic>
+              <a:graphicData uri="http://schemas.openxmlformats.org/drawingml/2006/picture">
+                <pic:pic>
+                  <pic:nvPicPr>
+                    <pic:cNvPr id="0" name="01_login.png"/>
+                    <pic:cNvPicPr/>
+                  </pic:nvPicPr>
+                  <pic:blipFill>
+                    <a:blip r:embed="rId9"/>
+                    <a:stretch>
+                      <a:fillRect/>
+                    </a:stretch>
+                  </pic:blipFill>
+                  <pic:spPr>
+                    <a:xfrm>
+                      <a:off x="0" y="0"/>
+                      <a:ext cx="4572000" cy="7239684"/>
+                    </a:xfrm>
+                    <a:prstGeom prst="rect"/>
+                  </pic:spPr>
+                </pic:pic>
+              </a:graphicData>
+            </a:graphic>
+          </wp:inline>
+        </w:drawing>
+      </w:r>
+    </w:p>
+    <w:p>
+      <w:pPr>
+        <w:jc w:val="center"/>
+      </w:pPr>
+      <w:r>
+        <w:rPr>
+          <w:i/>
+          <w:color w:val="666666"/>
+          <w:sz w:val="18"/>
+        </w:rPr>
+        <w:t>图2-1 系统登录页面</w:t>
       </w:r>
     </w:p>
     <w:p>
@@ -420,7 +1073,79 @@
     </w:p>
     <w:p>
       <w:r>
-        <w:t>列表查询（含类别名称，LEFT JOIN FETCH）；新增/修改/删除（仅店长权限）；后端校验：ID 非空、名称非空、价格非负、ID 重复检查；前端按角色隐藏操作按钮。</w:t>
+        <w:t>商品管理功能包括：</w:t>
+      </w:r>
+    </w:p>
+    <w:p>
+      <w:r>
+        <w:t>● 列表查询：使用 LEFT JOIN FETCH 关联 category 表，显示类别名称</w:t>
+      </w:r>
+    </w:p>
+    <w:p>
+      <w:r>
+        <w:t>● 新增/修改/删除：仅店长（manager）角色可操作</w:t>
+      </w:r>
+    </w:p>
+    <w:p>
+      <w:r>
+        <w:t>● 后端校验：ID 非空、名称非空、价格非负、ID 重复检查</w:t>
+      </w:r>
+    </w:p>
+    <w:p>
+      <w:r>
+        <w:t>● 前端按角色隐藏操作按钮，店员只能查看不能编辑</w:t>
+      </w:r>
+    </w:p>
+    <w:p>
+      <w:pPr>
+        <w:jc w:val="center"/>
+      </w:pPr>
+      <w:r>
+        <w:drawing>
+          <wp:inline xmlns:a="http://schemas.openxmlformats.org/drawingml/2006/main" xmlns:pic="http://schemas.openxmlformats.org/drawingml/2006/picture">
+            <wp:extent cx="4572000" cy="7239684"/>
+            <wp:docPr id="2" name="Picture 2"/>
+            <wp:cNvGraphicFramePr>
+              <a:graphicFrameLocks noChangeAspect="1"/>
+            </wp:cNvGraphicFramePr>
+            <a:graphic>
+              <a:graphicData uri="http://schemas.openxmlformats.org/drawingml/2006/picture">
+                <pic:pic>
+                  <pic:nvPicPr>
+                    <pic:cNvPr id="0" name="02_products_manager.png"/>
+                    <pic:cNvPicPr/>
+                  </pic:nvPicPr>
+                  <pic:blipFill>
+                    <a:blip r:embed="rId10"/>
+                    <a:stretch>
+                      <a:fillRect/>
+                    </a:stretch>
+                  </pic:blipFill>
+                  <pic:spPr>
+                    <a:xfrm>
+                      <a:off x="0" y="0"/>
+                      <a:ext cx="4572000" cy="7239684"/>
+                    </a:xfrm>
+                    <a:prstGeom prst="rect"/>
+                  </pic:spPr>
+                </pic:pic>
+              </a:graphicData>
+            </a:graphic>
+          </wp:inline>
+        </w:drawing>
+      </w:r>
+    </w:p>
+    <w:p>
+      <w:pPr>
+        <w:jc w:val="center"/>
+      </w:pPr>
+      <w:r>
+        <w:rPr>
+          <w:i/>
+          <w:color w:val="666666"/>
+          <w:sz w:val="18"/>
+        </w:rPr>
+        <w:t>图2-2 商品管理页面（店长视角）</w:t>
       </w:r>
     </w:p>
     <w:p>
@@ -433,7 +1158,74 @@
     </w:p>
     <w:p>
       <w:r>
-        <w:t>列表查询（含商品名称）；低库存预警（数量 ≤ 阈值高亮）；库存数量调整（店员/店长权限）。</w:t>
+        <w:t>库存管理功能包括：</w:t>
+      </w:r>
+    </w:p>
+    <w:p>
+      <w:r>
+        <w:t>● 列表查询：关联 product 表显示商品名称</w:t>
+      </w:r>
+    </w:p>
+    <w:p>
+      <w:r>
+        <w:t>● 低库存预警：库存数量小于等于预警阈值时高亮显示（红色）</w:t>
+      </w:r>
+    </w:p>
+    <w:p>
+      <w:r>
+        <w:t>● 库存数量调整：店员和店长均可操作，调整后即时更新</w:t>
+      </w:r>
+    </w:p>
+    <w:p>
+      <w:pPr>
+        <w:jc w:val="center"/>
+      </w:pPr>
+      <w:r>
+        <w:drawing>
+          <wp:inline xmlns:a="http://schemas.openxmlformats.org/drawingml/2006/main" xmlns:pic="http://schemas.openxmlformats.org/drawingml/2006/picture">
+            <wp:extent cx="4572000" cy="7318519"/>
+            <wp:docPr id="3" name="Picture 3"/>
+            <wp:cNvGraphicFramePr>
+              <a:graphicFrameLocks noChangeAspect="1"/>
+            </wp:cNvGraphicFramePr>
+            <a:graphic>
+              <a:graphicData uri="http://schemas.openxmlformats.org/drawingml/2006/picture">
+                <pic:pic>
+                  <pic:nvPicPr>
+                    <pic:cNvPr id="0" name="03_inventory.png"/>
+                    <pic:cNvPicPr/>
+                  </pic:nvPicPr>
+                  <pic:blipFill>
+                    <a:blip r:embed="rId11"/>
+                    <a:stretch>
+                      <a:fillRect/>
+                    </a:stretch>
+                  </pic:blipFill>
+                  <pic:spPr>
+                    <a:xfrm>
+                      <a:off x="0" y="0"/>
+                      <a:ext cx="4572000" cy="7318519"/>
+                    </a:xfrm>
+                    <a:prstGeom prst="rect"/>
+                  </pic:spPr>
+                </pic:pic>
+              </a:graphicData>
+            </a:graphic>
+          </wp:inline>
+        </w:drawing>
+      </w:r>
+    </w:p>
+    <w:p>
+      <w:pPr>
+        <w:jc w:val="center"/>
+      </w:pPr>
+      <w:r>
+        <w:rPr>
+          <w:i/>
+          <w:color w:val="666666"/>
+          <w:sz w:val="18"/>
+        </w:rPr>
+        <w:t>图2-3 库存管理页面（低库存预警高亮）</w:t>
       </w:r>
     </w:p>
     <w:p>
@@ -446,7 +1238,131 @@
     </w:p>
     <w:p>
       <w:r>
-        <w:t>列表查询（含会员、收银员信息）；订单明细查询；创建订单（7 步事务，原子性保证）；取消订单（事务：改状态 + 恢复库存 + 扣减积分）。</w:t>
+        <w:t>订单管理是系统最核心的功能，涉及多表事务操作：</w:t>
+      </w:r>
+    </w:p>
+    <w:p>
+      <w:r>
+        <w:t>● 列表查询：关联 member 和 employee 表，显示会员姓名和收银员姓名</w:t>
+      </w:r>
+    </w:p>
+    <w:p>
+      <w:r>
+        <w:t>● 订单明细查询：点击订单可查看包含的商品明细</w:t>
+      </w:r>
+    </w:p>
+    <w:p>
+      <w:r>
+        <w:t>● 创建订单：7步事务操作，保证原子性</w:t>
+      </w:r>
+    </w:p>
+    <w:p>
+      <w:r>
+        <w:t>● 取消订单：事务操作（修改状态 + 恢复库存 + 扣减积分）</w:t>
+      </w:r>
+    </w:p>
+    <w:p>
+      <w:pPr>
+        <w:jc w:val="center"/>
+      </w:pPr>
+      <w:r>
+        <w:drawing>
+          <wp:inline xmlns:a="http://schemas.openxmlformats.org/drawingml/2006/main" xmlns:pic="http://schemas.openxmlformats.org/drawingml/2006/picture">
+            <wp:extent cx="4572000" cy="7440044"/>
+            <wp:docPr id="4" name="Picture 4"/>
+            <wp:cNvGraphicFramePr>
+              <a:graphicFrameLocks noChangeAspect="1"/>
+            </wp:cNvGraphicFramePr>
+            <a:graphic>
+              <a:graphicData uri="http://schemas.openxmlformats.org/drawingml/2006/picture">
+                <pic:pic>
+                  <pic:nvPicPr>
+                    <pic:cNvPr id="0" name="04_orders.png"/>
+                    <pic:cNvPicPr/>
+                  </pic:nvPicPr>
+                  <pic:blipFill>
+                    <a:blip r:embed="rId12"/>
+                    <a:stretch>
+                      <a:fillRect/>
+                    </a:stretch>
+                  </pic:blipFill>
+                  <pic:spPr>
+                    <a:xfrm>
+                      <a:off x="0" y="0"/>
+                      <a:ext cx="4572000" cy="7440044"/>
+                    </a:xfrm>
+                    <a:prstGeom prst="rect"/>
+                  </pic:spPr>
+                </pic:pic>
+              </a:graphicData>
+            </a:graphic>
+          </wp:inline>
+        </w:drawing>
+      </w:r>
+    </w:p>
+    <w:p>
+      <w:pPr>
+        <w:jc w:val="center"/>
+      </w:pPr>
+      <w:r>
+        <w:rPr>
+          <w:i/>
+          <w:color w:val="666666"/>
+          <w:sz w:val="18"/>
+        </w:rPr>
+        <w:t>图2-4 订单管理页面</w:t>
+      </w:r>
+    </w:p>
+    <w:p>
+      <w:pPr>
+        <w:jc w:val="center"/>
+      </w:pPr>
+      <w:r>
+        <w:drawing>
+          <wp:inline xmlns:a="http://schemas.openxmlformats.org/drawingml/2006/main" xmlns:pic="http://schemas.openxmlformats.org/drawingml/2006/picture">
+            <wp:extent cx="4572000" cy="7239684"/>
+            <wp:docPr id="5" name="Picture 5"/>
+            <wp:cNvGraphicFramePr>
+              <a:graphicFrameLocks noChangeAspect="1"/>
+            </wp:cNvGraphicFramePr>
+            <a:graphic>
+              <a:graphicData uri="http://schemas.openxmlformats.org/drawingml/2006/picture">
+                <pic:pic>
+                  <pic:nvPicPr>
+                    <pic:cNvPr id="0" name="05_order_create.png"/>
+                    <pic:cNvPicPr/>
+                  </pic:nvPicPr>
+                  <pic:blipFill>
+                    <a:blip r:embed="rId13"/>
+                    <a:stretch>
+                      <a:fillRect/>
+                    </a:stretch>
+                  </pic:blipFill>
+                  <pic:spPr>
+                    <a:xfrm>
+                      <a:off x="0" y="0"/>
+                      <a:ext cx="4572000" cy="7239684"/>
+                    </a:xfrm>
+                    <a:prstGeom prst="rect"/>
+                  </pic:spPr>
+                </pic:pic>
+              </a:graphicData>
+            </a:graphic>
+          </wp:inline>
+        </w:drawing>
+      </w:r>
+    </w:p>
+    <w:p>
+      <w:pPr>
+        <w:jc w:val="center"/>
+      </w:pPr>
+      <w:r>
+        <w:rPr>
+          <w:i/>
+          <w:color w:val="666666"/>
+          <w:sz w:val="18"/>
+        </w:rPr>
+        <w:t>图2-5 创建订单页面</w:t>
       </w:r>
     </w:p>
     <w:p>
@@ -465,10 +1381,16 @@
         <w:t>2.4.1 三层权限控制</w:t>
       </w:r>
     </w:p>
+    <w:p>
+      <w:r>
+        <w:t>系统采用三层权限控制，确保界面权限与后端、数据库权限一致：</w:t>
+      </w:r>
+    </w:p>
     <w:tbl>
       <w:tblPr>
         <w:tblStyle w:val="LightGrid-Accent1"/>
         <w:tblW w:type="auto" w:w="0"/>
+        <w:jc w:val="center"/>
         <w:tblLook w:firstColumn="1" w:firstRow="1" w:lastColumn="0" w:lastRow="0" w:noHBand="0" w:noVBand="1" w:val="04A0"/>
       </w:tblPr>
       <w:tblGrid>
@@ -482,7 +1404,14 @@
             <w:tcW w:type="dxa" w:w="2880"/>
           </w:tcPr>
           <w:p>
+            <w:pPr>
+              <w:jc w:val="center"/>
+            </w:pPr>
             <w:r>
+              <w:rPr>
+                <w:b/>
+                <w:sz w:val="20"/>
+              </w:rPr>
               <w:t>层级</w:t>
             </w:r>
           </w:p>
@@ -492,7 +1421,14 @@
             <w:tcW w:type="dxa" w:w="2880"/>
           </w:tcPr>
           <w:p>
+            <w:pPr>
+              <w:jc w:val="center"/>
+            </w:pPr>
             <w:r>
+              <w:rPr>
+                <w:b/>
+                <w:sz w:val="20"/>
+              </w:rPr>
               <w:t>控制方式</w:t>
             </w:r>
           </w:p>
@@ -502,7 +1438,14 @@
             <w:tcW w:type="dxa" w:w="2880"/>
           </w:tcPr>
           <w:p>
+            <w:pPr>
+              <w:jc w:val="center"/>
+            </w:pPr>
             <w:r>
+              <w:rPr>
+                <w:b/>
+                <w:sz w:val="20"/>
+              </w:rPr>
               <w:t>说明</w:t>
             </w:r>
           </w:p>
@@ -515,6 +1458,9 @@
           </w:tcPr>
           <w:p>
             <w:r>
+              <w:rPr>
+                <w:sz w:val="20"/>
+              </w:rPr>
               <w:t>页面层</w:t>
             </w:r>
           </w:p>
@@ -525,6 +1471,9 @@
           </w:tcPr>
           <w:p>
             <w:r>
+              <w:rPr>
+                <w:sz w:val="20"/>
+              </w:rPr>
               <w:t>Thymeleaf + JS 按角色隐藏按钮</w:t>
             </w:r>
           </w:p>
@@ -535,7 +1484,10 @@
           </w:tcPr>
           <w:p>
             <w:r>
-              <w:t>店员/顾客看不到商品管理按钮</w:t>
+              <w:rPr>
+                <w:sz w:val="20"/>
+              </w:rPr>
+              <w:t>店员/顾客看不到商品管理的增删改按钮</w:t>
             </w:r>
           </w:p>
         </w:tc>
@@ -547,6 +1499,9 @@
           </w:tcPr>
           <w:p>
             <w:r>
+              <w:rPr>
+                <w:sz w:val="20"/>
+              </w:rPr>
               <w:t>业务层</w:t>
             </w:r>
           </w:p>
@@ -557,7 +1512,10 @@
           </w:tcPr>
           <w:p>
             <w:r>
-              <w:t>AuthService.requireRole()</w:t>
+              <w:rPr>
+                <w:sz w:val="20"/>
+              </w:rPr>
+              <w:t>AuthService.requireRole() 强制校验</w:t>
             </w:r>
           </w:p>
         </w:tc>
@@ -567,6 +1525,9 @@
           </w:tcPr>
           <w:p>
             <w:r>
+              <w:rPr>
+                <w:sz w:val="20"/>
+              </w:rPr>
               <w:t>越权操作抛 403 PermissionDeniedException</w:t>
             </w:r>
           </w:p>
@@ -579,6 +1540,9 @@
           </w:tcPr>
           <w:p>
             <w:r>
+              <w:rPr>
+                <w:sz w:val="20"/>
+              </w:rPr>
               <w:t>数据库层</w:t>
             </w:r>
           </w:p>
@@ -589,6 +1553,9 @@
           </w:tcPr>
           <w:p>
             <w:r>
+              <w:rPr>
+                <w:sz w:val="20"/>
+              </w:rPr>
               <w:t>retail_app 受限账户</w:t>
             </w:r>
           </w:p>
@@ -599,12 +1566,67 @@
           </w:tcPr>
           <w:p>
             <w:r>
-              <w:t>仅有 DML 权限，无法 DROP/ALTER</w:t>
+              <w:rPr>
+                <w:sz w:val="20"/>
+              </w:rPr>
+              <w:t>仅有 DML 权限，无法 DROP/ALTER 表</w:t>
             </w:r>
           </w:p>
         </w:tc>
       </w:tr>
     </w:tbl>
+    <w:p>
+      <w:pPr>
+        <w:jc w:val="center"/>
+      </w:pPr>
+      <w:r>
+        <w:drawing>
+          <wp:inline xmlns:a="http://schemas.openxmlformats.org/drawingml/2006/main" xmlns:pic="http://schemas.openxmlformats.org/drawingml/2006/picture">
+            <wp:extent cx="4572000" cy="7239684"/>
+            <wp:docPr id="6" name="Picture 6"/>
+            <wp:cNvGraphicFramePr>
+              <a:graphicFrameLocks noChangeAspect="1"/>
+            </wp:cNvGraphicFramePr>
+            <a:graphic>
+              <a:graphicData uri="http://schemas.openxmlformats.org/drawingml/2006/picture">
+                <pic:pic>
+                  <pic:nvPicPr>
+                    <pic:cNvPr id="0" name="02_products_manager.png"/>
+                    <pic:cNvPicPr/>
+                  </pic:nvPicPr>
+                  <pic:blipFill>
+                    <a:blip r:embed="rId10"/>
+                    <a:stretch>
+                      <a:fillRect/>
+                    </a:stretch>
+                  </pic:blipFill>
+                  <pic:spPr>
+                    <a:xfrm>
+                      <a:off x="0" y="0"/>
+                      <a:ext cx="4572000" cy="7239684"/>
+                    </a:xfrm>
+                    <a:prstGeom prst="rect"/>
+                  </pic:spPr>
+                </pic:pic>
+              </a:graphicData>
+            </a:graphic>
+          </wp:inline>
+        </w:drawing>
+      </w:r>
+    </w:p>
+    <w:p>
+      <w:pPr>
+        <w:jc w:val="center"/>
+      </w:pPr>
+      <w:r>
+        <w:rPr>
+          <w:i/>
+          <w:color w:val="666666"/>
+          <w:sz w:val="18"/>
+        </w:rPr>
+        <w:t>图2-6 店员首页（权限受限视图）</w:t>
+      </w:r>
+    </w:p>
     <w:p>
       <w:pPr>
         <w:pStyle w:val="Heading3"/>
@@ -615,39 +1637,14 @@
     </w:p>
     <w:p>
       <w:r>
-        <w:t>8 类自定义异常：Validation/Auth/PermissionDenied/NotFound/BusinessRule/Constraint/Database/Transaction；GlobalExceptionHandler 统一拦截，返回标准 JSON 格式；前端只显示友好提示，不暴露 SQL/堆栈/连接信息；详细错误写入 logs/app.log。</w:t>
-      </w:r>
-    </w:p>
-    <w:p>
-      <w:pPr>
-        <w:pStyle w:val="Heading3"/>
-      </w:pPr>
-      <w:r>
-        <w:t>2.4.3 SQL 注入防护</w:t>
-      </w:r>
-    </w:p>
-    <w:p>
-      <w:r>
-        <w:t>所有查询通过 Spring Data JPA 自动参数化；无字符串拼接 SQL；输入在业务层进行类型、长度、范围校验。</w:t>
-      </w:r>
-    </w:p>
-    <w:p>
-      <w:pPr>
-        <w:pStyle w:val="Heading2"/>
-      </w:pPr>
-      <w:r>
-        <w:t>2.5 集成测试</w:t>
-      </w:r>
-    </w:p>
-    <w:p>
-      <w:r>
-        <w:t>编写 integration_test.ps1 脚本，覆盖 15 项测试，全部通过：</w:t>
+        <w:t>系统定义了8类自定义异常，通过 GlobalExceptionHandler 统一拦截处理：</w:t>
       </w:r>
     </w:p>
     <w:tbl>
       <w:tblPr>
         <w:tblStyle w:val="LightGrid-Accent1"/>
         <w:tblW w:type="auto" w:w="0"/>
+        <w:jc w:val="center"/>
         <w:tblLook w:firstColumn="1" w:firstRow="1" w:lastColumn="0" w:lastRow="0" w:noHBand="0" w:noVBand="1" w:val="04A0"/>
       </w:tblPr>
       <w:tblGrid>
@@ -662,7 +1659,613 @@
             <w:tcW w:type="dxa" w:w="2160"/>
           </w:tcPr>
           <w:p>
+            <w:pPr>
+              <w:jc w:val="center"/>
+            </w:pPr>
             <w:r>
+              <w:rPr>
+                <w:b/>
+                <w:sz w:val="20"/>
+              </w:rPr>
+              <w:t>异常类</w:t>
+            </w:r>
+          </w:p>
+        </w:tc>
+        <w:tc>
+          <w:tcPr>
+            <w:tcW w:type="dxa" w:w="2160"/>
+          </w:tcPr>
+          <w:p>
+            <w:pPr>
+              <w:jc w:val="center"/>
+            </w:pPr>
+            <w:r>
+              <w:rPr>
+                <w:b/>
+                <w:sz w:val="20"/>
+              </w:rPr>
+              <w:t>HTTP状态码</w:t>
+            </w:r>
+          </w:p>
+        </w:tc>
+        <w:tc>
+          <w:tcPr>
+            <w:tcW w:type="dxa" w:w="2160"/>
+          </w:tcPr>
+          <w:p>
+            <w:pPr>
+              <w:jc w:val="center"/>
+            </w:pPr>
+            <w:r>
+              <w:rPr>
+                <w:b/>
+                <w:sz w:val="20"/>
+              </w:rPr>
+              <w:t>错误码</w:t>
+            </w:r>
+          </w:p>
+        </w:tc>
+        <w:tc>
+          <w:tcPr>
+            <w:tcW w:type="dxa" w:w="2160"/>
+          </w:tcPr>
+          <w:p>
+            <w:pPr>
+              <w:jc w:val="center"/>
+            </w:pPr>
+            <w:r>
+              <w:rPr>
+                <w:b/>
+                <w:sz w:val="20"/>
+              </w:rPr>
+              <w:t>场景</w:t>
+            </w:r>
+          </w:p>
+        </w:tc>
+      </w:tr>
+      <w:tr>
+        <w:tc>
+          <w:tcPr>
+            <w:tcW w:type="dxa" w:w="2160"/>
+          </w:tcPr>
+          <w:p>
+            <w:r>
+              <w:rPr>
+                <w:sz w:val="20"/>
+              </w:rPr>
+              <w:t>ValidationException</w:t>
+            </w:r>
+          </w:p>
+        </w:tc>
+        <w:tc>
+          <w:tcPr>
+            <w:tcW w:type="dxa" w:w="2160"/>
+          </w:tcPr>
+          <w:p>
+            <w:r>
+              <w:rPr>
+                <w:sz w:val="20"/>
+              </w:rPr>
+              <w:t>400</w:t>
+            </w:r>
+          </w:p>
+        </w:tc>
+        <w:tc>
+          <w:tcPr>
+            <w:tcW w:type="dxa" w:w="2160"/>
+          </w:tcPr>
+          <w:p>
+            <w:r>
+              <w:rPr>
+                <w:sz w:val="20"/>
+              </w:rPr>
+              <w:t>VALIDATION_ERROR</w:t>
+            </w:r>
+          </w:p>
+        </w:tc>
+        <w:tc>
+          <w:tcPr>
+            <w:tcW w:type="dxa" w:w="2160"/>
+          </w:tcPr>
+          <w:p>
+            <w:r>
+              <w:rPr>
+                <w:sz w:val="20"/>
+              </w:rPr>
+              <w:t>参数校验失败</w:t>
+            </w:r>
+          </w:p>
+        </w:tc>
+      </w:tr>
+      <w:tr>
+        <w:tc>
+          <w:tcPr>
+            <w:tcW w:type="dxa" w:w="2160"/>
+          </w:tcPr>
+          <w:p>
+            <w:r>
+              <w:rPr>
+                <w:sz w:val="20"/>
+              </w:rPr>
+              <w:t>AuthException</w:t>
+            </w:r>
+          </w:p>
+        </w:tc>
+        <w:tc>
+          <w:tcPr>
+            <w:tcW w:type="dxa" w:w="2160"/>
+          </w:tcPr>
+          <w:p>
+            <w:r>
+              <w:rPr>
+                <w:sz w:val="20"/>
+              </w:rPr>
+              <w:t>401</w:t>
+            </w:r>
+          </w:p>
+        </w:tc>
+        <w:tc>
+          <w:tcPr>
+            <w:tcW w:type="dxa" w:w="2160"/>
+          </w:tcPr>
+          <w:p>
+            <w:r>
+              <w:rPr>
+                <w:sz w:val="20"/>
+              </w:rPr>
+              <w:t>AUTH_ERROR</w:t>
+            </w:r>
+          </w:p>
+        </w:tc>
+        <w:tc>
+          <w:tcPr>
+            <w:tcW w:type="dxa" w:w="2160"/>
+          </w:tcPr>
+          <w:p>
+            <w:r>
+              <w:rPr>
+                <w:sz w:val="20"/>
+              </w:rPr>
+              <w:t>未登录/认证失败</w:t>
+            </w:r>
+          </w:p>
+        </w:tc>
+      </w:tr>
+      <w:tr>
+        <w:tc>
+          <w:tcPr>
+            <w:tcW w:type="dxa" w:w="2160"/>
+          </w:tcPr>
+          <w:p>
+            <w:r>
+              <w:rPr>
+                <w:sz w:val="20"/>
+              </w:rPr>
+              <w:t>PermissionDeniedException</w:t>
+            </w:r>
+          </w:p>
+        </w:tc>
+        <w:tc>
+          <w:tcPr>
+            <w:tcW w:type="dxa" w:w="2160"/>
+          </w:tcPr>
+          <w:p>
+            <w:r>
+              <w:rPr>
+                <w:sz w:val="20"/>
+              </w:rPr>
+              <w:t>403</w:t>
+            </w:r>
+          </w:p>
+        </w:tc>
+        <w:tc>
+          <w:tcPr>
+            <w:tcW w:type="dxa" w:w="2160"/>
+          </w:tcPr>
+          <w:p>
+            <w:r>
+              <w:rPr>
+                <w:sz w:val="20"/>
+              </w:rPr>
+              <w:t>PERMISSION_ERROR</w:t>
+            </w:r>
+          </w:p>
+        </w:tc>
+        <w:tc>
+          <w:tcPr>
+            <w:tcW w:type="dxa" w:w="2160"/>
+          </w:tcPr>
+          <w:p>
+            <w:r>
+              <w:rPr>
+                <w:sz w:val="20"/>
+              </w:rPr>
+              <w:t>无权限执行操作</w:t>
+            </w:r>
+          </w:p>
+        </w:tc>
+      </w:tr>
+      <w:tr>
+        <w:tc>
+          <w:tcPr>
+            <w:tcW w:type="dxa" w:w="2160"/>
+          </w:tcPr>
+          <w:p>
+            <w:r>
+              <w:rPr>
+                <w:sz w:val="20"/>
+              </w:rPr>
+              <w:t>NotFoundException</w:t>
+            </w:r>
+          </w:p>
+        </w:tc>
+        <w:tc>
+          <w:tcPr>
+            <w:tcW w:type="dxa" w:w="2160"/>
+          </w:tcPr>
+          <w:p>
+            <w:r>
+              <w:rPr>
+                <w:sz w:val="20"/>
+              </w:rPr>
+              <w:t>404</w:t>
+            </w:r>
+          </w:p>
+        </w:tc>
+        <w:tc>
+          <w:tcPr>
+            <w:tcW w:type="dxa" w:w="2160"/>
+          </w:tcPr>
+          <w:p>
+            <w:r>
+              <w:rPr>
+                <w:sz w:val="20"/>
+              </w:rPr>
+              <w:t>NOT_FOUND</w:t>
+            </w:r>
+          </w:p>
+        </w:tc>
+        <w:tc>
+          <w:tcPr>
+            <w:tcW w:type="dxa" w:w="2160"/>
+          </w:tcPr>
+          <w:p>
+            <w:r>
+              <w:rPr>
+                <w:sz w:val="20"/>
+              </w:rPr>
+              <w:t>资源不存在</w:t>
+            </w:r>
+          </w:p>
+        </w:tc>
+      </w:tr>
+      <w:tr>
+        <w:tc>
+          <w:tcPr>
+            <w:tcW w:type="dxa" w:w="2160"/>
+          </w:tcPr>
+          <w:p>
+            <w:r>
+              <w:rPr>
+                <w:sz w:val="20"/>
+              </w:rPr>
+              <w:t>BusinessRuleException</w:t>
+            </w:r>
+          </w:p>
+        </w:tc>
+        <w:tc>
+          <w:tcPr>
+            <w:tcW w:type="dxa" w:w="2160"/>
+          </w:tcPr>
+          <w:p>
+            <w:r>
+              <w:rPr>
+                <w:sz w:val="20"/>
+              </w:rPr>
+              <w:t>409</w:t>
+            </w:r>
+          </w:p>
+        </w:tc>
+        <w:tc>
+          <w:tcPr>
+            <w:tcW w:type="dxa" w:w="2160"/>
+          </w:tcPr>
+          <w:p>
+            <w:r>
+              <w:rPr>
+                <w:sz w:val="20"/>
+              </w:rPr>
+              <w:t>BUSINESS_RULE_ERROR</w:t>
+            </w:r>
+          </w:p>
+        </w:tc>
+        <w:tc>
+          <w:tcPr>
+            <w:tcW w:type="dxa" w:w="2160"/>
+          </w:tcPr>
+          <w:p>
+            <w:r>
+              <w:rPr>
+                <w:sz w:val="20"/>
+              </w:rPr>
+              <w:t>业务规则冲突（库存不足等）</w:t>
+            </w:r>
+          </w:p>
+        </w:tc>
+      </w:tr>
+      <w:tr>
+        <w:tc>
+          <w:tcPr>
+            <w:tcW w:type="dxa" w:w="2160"/>
+          </w:tcPr>
+          <w:p>
+            <w:r>
+              <w:rPr>
+                <w:sz w:val="20"/>
+              </w:rPr>
+              <w:t>ConstraintException</w:t>
+            </w:r>
+          </w:p>
+        </w:tc>
+        <w:tc>
+          <w:tcPr>
+            <w:tcW w:type="dxa" w:w="2160"/>
+          </w:tcPr>
+          <w:p>
+            <w:r>
+              <w:rPr>
+                <w:sz w:val="20"/>
+              </w:rPr>
+              <w:t>400</w:t>
+            </w:r>
+          </w:p>
+        </w:tc>
+        <w:tc>
+          <w:tcPr>
+            <w:tcW w:type="dxa" w:w="2160"/>
+          </w:tcPr>
+          <w:p>
+            <w:r>
+              <w:rPr>
+                <w:sz w:val="20"/>
+              </w:rPr>
+              <w:t>CONSTRAINT_ERROR</w:t>
+            </w:r>
+          </w:p>
+        </w:tc>
+        <w:tc>
+          <w:tcPr>
+            <w:tcW w:type="dxa" w:w="2160"/>
+          </w:tcPr>
+          <w:p>
+            <w:r>
+              <w:rPr>
+                <w:sz w:val="20"/>
+              </w:rPr>
+              <w:t>数据库约束冲突</w:t>
+            </w:r>
+          </w:p>
+        </w:tc>
+      </w:tr>
+      <w:tr>
+        <w:tc>
+          <w:tcPr>
+            <w:tcW w:type="dxa" w:w="2160"/>
+          </w:tcPr>
+          <w:p>
+            <w:r>
+              <w:rPr>
+                <w:sz w:val="20"/>
+              </w:rPr>
+              <w:t>DatabaseException</w:t>
+            </w:r>
+          </w:p>
+        </w:tc>
+        <w:tc>
+          <w:tcPr>
+            <w:tcW w:type="dxa" w:w="2160"/>
+          </w:tcPr>
+          <w:p>
+            <w:r>
+              <w:rPr>
+                <w:sz w:val="20"/>
+              </w:rPr>
+              <w:t>500</w:t>
+            </w:r>
+          </w:p>
+        </w:tc>
+        <w:tc>
+          <w:tcPr>
+            <w:tcW w:type="dxa" w:w="2160"/>
+          </w:tcPr>
+          <w:p>
+            <w:r>
+              <w:rPr>
+                <w:sz w:val="20"/>
+              </w:rPr>
+              <w:t>DATABASE_ERROR</w:t>
+            </w:r>
+          </w:p>
+        </w:tc>
+        <w:tc>
+          <w:tcPr>
+            <w:tcW w:type="dxa" w:w="2160"/>
+          </w:tcPr>
+          <w:p>
+            <w:r>
+              <w:rPr>
+                <w:sz w:val="20"/>
+              </w:rPr>
+              <w:t>数据库操作失败</w:t>
+            </w:r>
+          </w:p>
+        </w:tc>
+      </w:tr>
+      <w:tr>
+        <w:tc>
+          <w:tcPr>
+            <w:tcW w:type="dxa" w:w="2160"/>
+          </w:tcPr>
+          <w:p>
+            <w:r>
+              <w:rPr>
+                <w:sz w:val="20"/>
+              </w:rPr>
+              <w:t>TransactionException</w:t>
+            </w:r>
+          </w:p>
+        </w:tc>
+        <w:tc>
+          <w:tcPr>
+            <w:tcW w:type="dxa" w:w="2160"/>
+          </w:tcPr>
+          <w:p>
+            <w:r>
+              <w:rPr>
+                <w:sz w:val="20"/>
+              </w:rPr>
+              <w:t>500</w:t>
+            </w:r>
+          </w:p>
+        </w:tc>
+        <w:tc>
+          <w:tcPr>
+            <w:tcW w:type="dxa" w:w="2160"/>
+          </w:tcPr>
+          <w:p>
+            <w:r>
+              <w:rPr>
+                <w:sz w:val="20"/>
+              </w:rPr>
+              <w:t>TRANSACTION_ERROR</w:t>
+            </w:r>
+          </w:p>
+        </w:tc>
+        <w:tc>
+          <w:tcPr>
+            <w:tcW w:type="dxa" w:w="2160"/>
+          </w:tcPr>
+          <w:p>
+            <w:r>
+              <w:rPr>
+                <w:sz w:val="20"/>
+              </w:rPr>
+              <w:t>事务失败</w:t>
+            </w:r>
+          </w:p>
+        </w:tc>
+      </w:tr>
+    </w:tbl>
+    <w:p>
+      <w:r>
+        <w:t>统一响应格式包含 success、message、data、error_code 字段。前端只显示友好的 message 提示，不暴露 SQL 语句、异常堆栈、数据库连接信息等内部实现细节。详细错误信息写入 logs/app.log，包含时间、请求标识、操作名称、用户角色、错误码，便于开发人员定位问题。</w:t>
+      </w:r>
+    </w:p>
+    <w:p>
+      <w:pPr>
+        <w:jc w:val="center"/>
+      </w:pPr>
+      <w:r>
+        <w:drawing>
+          <wp:inline xmlns:a="http://schemas.openxmlformats.org/drawingml/2006/main" xmlns:pic="http://schemas.openxmlformats.org/drawingml/2006/picture">
+            <wp:extent cx="4572000" cy="7239684"/>
+            <wp:docPr id="7" name="Picture 7"/>
+            <wp:cNvGraphicFramePr>
+              <a:graphicFrameLocks noChangeAspect="1"/>
+            </wp:cNvGraphicFramePr>
+            <a:graphic>
+              <a:graphicData uri="http://schemas.openxmlformats.org/drawingml/2006/picture">
+                <pic:pic>
+                  <pic:nvPicPr>
+                    <pic:cNvPr id="0" name="07_permission_denied.png"/>
+                    <pic:cNvPicPr/>
+                  </pic:nvPicPr>
+                  <pic:blipFill>
+                    <a:blip r:embed="rId14"/>
+                    <a:stretch>
+                      <a:fillRect/>
+                    </a:stretch>
+                  </pic:blipFill>
+                  <pic:spPr>
+                    <a:xfrm>
+                      <a:off x="0" y="0"/>
+                      <a:ext cx="4572000" cy="7239684"/>
+                    </a:xfrm>
+                    <a:prstGeom prst="rect"/>
+                  </pic:spPr>
+                </pic:pic>
+              </a:graphicData>
+            </a:graphic>
+          </wp:inline>
+        </w:drawing>
+      </w:r>
+    </w:p>
+    <w:p>
+      <w:pPr>
+        <w:jc w:val="center"/>
+      </w:pPr>
+      <w:r>
+        <w:rPr>
+          <w:i/>
+          <w:color w:val="666666"/>
+          <w:sz w:val="18"/>
+        </w:rPr>
+        <w:t>图2-7 越权访问返回JSON错误（无SQL/堆栈泄露）</w:t>
+      </w:r>
+    </w:p>
+    <w:p>
+      <w:pPr>
+        <w:pStyle w:val="Heading3"/>
+      </w:pPr>
+      <w:r>
+        <w:t>2.4.3 SQL 注入防护</w:t>
+      </w:r>
+    </w:p>
+    <w:p>
+      <w:r>
+        <w:t>所有数据库查询通过 Spring Data JPA 自动参数化，不存在字符串拼接 SQL 的情况。用户输入在业务层进行类型、长度、范围校验后，通过 JPA 的 @Param 注解绑定到预编译语句，从根本上防止 SQL 注入攻击。</w:t>
+      </w:r>
+    </w:p>
+    <w:p>
+      <w:pPr>
+        <w:pStyle w:val="Heading2"/>
+      </w:pPr>
+      <w:r>
+        <w:t>2.5 集成测试</w:t>
+      </w:r>
+    </w:p>
+    <w:p>
+      <w:r>
+        <w:t>编写 integration_test.ps1 自动化测试脚本，覆盖15项核心测试场景：</w:t>
+      </w:r>
+    </w:p>
+    <w:tbl>
+      <w:tblPr>
+        <w:tblStyle w:val="LightGrid-Accent1"/>
+        <w:tblW w:type="auto" w:w="0"/>
+        <w:jc w:val="center"/>
+        <w:tblLook w:firstColumn="1" w:firstRow="1" w:lastColumn="0" w:lastRow="0" w:noHBand="0" w:noVBand="1" w:val="04A0"/>
+      </w:tblPr>
+      <w:tblGrid>
+        <w:gridCol w:w="2160"/>
+        <w:gridCol w:w="2160"/>
+        <w:gridCol w:w="2160"/>
+        <w:gridCol w:w="2160"/>
+      </w:tblGrid>
+      <w:tr>
+        <w:tc>
+          <w:tcPr>
+            <w:tcW w:type="dxa" w:w="2160"/>
+          </w:tcPr>
+          <w:p>
+            <w:pPr>
+              <w:jc w:val="center"/>
+            </w:pPr>
+            <w:r>
+              <w:rPr>
+                <w:b/>
+                <w:sz w:val="20"/>
+              </w:rPr>
               <w:t>#</w:t>
             </w:r>
           </w:p>
@@ -672,7 +2275,14 @@
             <w:tcW w:type="dxa" w:w="2160"/>
           </w:tcPr>
           <w:p>
+            <w:pPr>
+              <w:jc w:val="center"/>
+            </w:pPr>
             <w:r>
+              <w:rPr>
+                <w:b/>
+                <w:sz w:val="20"/>
+              </w:rPr>
               <w:t>测试项</w:t>
             </w:r>
           </w:p>
@@ -682,7 +2292,14 @@
             <w:tcW w:type="dxa" w:w="2160"/>
           </w:tcPr>
           <w:p>
+            <w:pPr>
+              <w:jc w:val="center"/>
+            </w:pPr>
             <w:r>
+              <w:rPr>
+                <w:b/>
+                <w:sz w:val="20"/>
+              </w:rPr>
               <w:t>预期</w:t>
             </w:r>
           </w:p>
@@ -692,7 +2309,14 @@
             <w:tcW w:type="dxa" w:w="2160"/>
           </w:tcPr>
           <w:p>
+            <w:pPr>
+              <w:jc w:val="center"/>
+            </w:pPr>
             <w:r>
+              <w:rPr>
+                <w:b/>
+                <w:sz w:val="20"/>
+              </w:rPr>
               <w:t>结果</w:t>
             </w:r>
           </w:p>
@@ -705,6 +2329,9 @@
           </w:tcPr>
           <w:p>
             <w:r>
+              <w:rPr>
+                <w:sz w:val="20"/>
+              </w:rPr>
               <w:t>1</w:t>
             </w:r>
           </w:p>
@@ -715,6 +2342,9 @@
           </w:tcPr>
           <w:p>
             <w:r>
+              <w:rPr>
+                <w:sz w:val="20"/>
+              </w:rPr>
               <w:t>店长登录</w:t>
             </w:r>
           </w:p>
@@ -725,6 +2355,9 @@
           </w:tcPr>
           <w:p>
             <w:r>
+              <w:rPr>
+                <w:sz w:val="20"/>
+              </w:rPr>
               <w:t>200</w:t>
             </w:r>
           </w:p>
@@ -735,6 +2368,9 @@
           </w:tcPr>
           <w:p>
             <w:r>
+              <w:rPr>
+                <w:sz w:val="20"/>
+              </w:rPr>
               <w:t>PASS</w:t>
             </w:r>
           </w:p>
@@ -747,6 +2383,9 @@
           </w:tcPr>
           <w:p>
             <w:r>
+              <w:rPr>
+                <w:sz w:val="20"/>
+              </w:rPr>
               <w:t>2</w:t>
             </w:r>
           </w:p>
@@ -757,6 +2396,9 @@
           </w:tcPr>
           <w:p>
             <w:r>
+              <w:rPr>
+                <w:sz w:val="20"/>
+              </w:rPr>
               <w:t>商品列表查询</w:t>
             </w:r>
           </w:p>
@@ -767,6 +2409,9 @@
           </w:tcPr>
           <w:p>
             <w:r>
+              <w:rPr>
+                <w:sz w:val="20"/>
+              </w:rPr>
               <w:t>200</w:t>
             </w:r>
           </w:p>
@@ -777,6 +2422,9 @@
           </w:tcPr>
           <w:p>
             <w:r>
+              <w:rPr>
+                <w:sz w:val="20"/>
+              </w:rPr>
               <w:t>PASS</w:t>
             </w:r>
           </w:p>
@@ -789,6 +2437,9 @@
           </w:tcPr>
           <w:p>
             <w:r>
+              <w:rPr>
+                <w:sz w:val="20"/>
+              </w:rPr>
               <w:t>3</w:t>
             </w:r>
           </w:p>
@@ -799,6 +2450,9 @@
           </w:tcPr>
           <w:p>
             <w:r>
+              <w:rPr>
+                <w:sz w:val="20"/>
+              </w:rPr>
               <w:t>库存列表查询</w:t>
             </w:r>
           </w:p>
@@ -809,6 +2463,9 @@
           </w:tcPr>
           <w:p>
             <w:r>
+              <w:rPr>
+                <w:sz w:val="20"/>
+              </w:rPr>
               <w:t>200</w:t>
             </w:r>
           </w:p>
@@ -819,6 +2476,9 @@
           </w:tcPr>
           <w:p>
             <w:r>
+              <w:rPr>
+                <w:sz w:val="20"/>
+              </w:rPr>
               <w:t>PASS</w:t>
             </w:r>
           </w:p>
@@ -831,6 +2491,9 @@
           </w:tcPr>
           <w:p>
             <w:r>
+              <w:rPr>
+                <w:sz w:val="20"/>
+              </w:rPr>
               <w:t>4</w:t>
             </w:r>
           </w:p>
@@ -841,6 +2504,9 @@
           </w:tcPr>
           <w:p>
             <w:r>
+              <w:rPr>
+                <w:sz w:val="20"/>
+              </w:rPr>
               <w:t>订单列表查询</w:t>
             </w:r>
           </w:p>
@@ -851,6 +2517,9 @@
           </w:tcPr>
           <w:p>
             <w:r>
+              <w:rPr>
+                <w:sz w:val="20"/>
+              </w:rPr>
               <w:t>200</w:t>
             </w:r>
           </w:p>
@@ -861,6 +2530,9 @@
           </w:tcPr>
           <w:p>
             <w:r>
+              <w:rPr>
+                <w:sz w:val="20"/>
+              </w:rPr>
               <w:t>PASS</w:t>
             </w:r>
           </w:p>
@@ -873,6 +2545,9 @@
           </w:tcPr>
           <w:p>
             <w:r>
+              <w:rPr>
+                <w:sz w:val="20"/>
+              </w:rPr>
               <w:t>5</w:t>
             </w:r>
           </w:p>
@@ -883,6 +2558,9 @@
           </w:tcPr>
           <w:p>
             <w:r>
+              <w:rPr>
+                <w:sz w:val="20"/>
+              </w:rPr>
               <w:t>商品新增</w:t>
             </w:r>
           </w:p>
@@ -893,6 +2571,9 @@
           </w:tcPr>
           <w:p>
             <w:r>
+              <w:rPr>
+                <w:sz w:val="20"/>
+              </w:rPr>
               <w:t>200</w:t>
             </w:r>
           </w:p>
@@ -903,6 +2584,9 @@
           </w:tcPr>
           <w:p>
             <w:r>
+              <w:rPr>
+                <w:sz w:val="20"/>
+              </w:rPr>
               <w:t>PASS</w:t>
             </w:r>
           </w:p>
@@ -915,6 +2599,9 @@
           </w:tcPr>
           <w:p>
             <w:r>
+              <w:rPr>
+                <w:sz w:val="20"/>
+              </w:rPr>
               <w:t>6</w:t>
             </w:r>
           </w:p>
@@ -925,6 +2612,9 @@
           </w:tcPr>
           <w:p>
             <w:r>
+              <w:rPr>
+                <w:sz w:val="20"/>
+              </w:rPr>
               <w:t>重复主键约束拒绝</w:t>
             </w:r>
           </w:p>
@@ -935,6 +2625,9 @@
           </w:tcPr>
           <w:p>
             <w:r>
+              <w:rPr>
+                <w:sz w:val="20"/>
+              </w:rPr>
               <w:t>400</w:t>
             </w:r>
           </w:p>
@@ -945,6 +2638,9 @@
           </w:tcPr>
           <w:p>
             <w:r>
+              <w:rPr>
+                <w:sz w:val="20"/>
+              </w:rPr>
               <w:t>PASS</w:t>
             </w:r>
           </w:p>
@@ -957,6 +2653,9 @@
           </w:tcPr>
           <w:p>
             <w:r>
+              <w:rPr>
+                <w:sz w:val="20"/>
+              </w:rPr>
               <w:t>7</w:t>
             </w:r>
           </w:p>
@@ -967,6 +2666,9 @@
           </w:tcPr>
           <w:p>
             <w:r>
+              <w:rPr>
+                <w:sz w:val="20"/>
+              </w:rPr>
               <w:t>商品修改</w:t>
             </w:r>
           </w:p>
@@ -977,6 +2679,9 @@
           </w:tcPr>
           <w:p>
             <w:r>
+              <w:rPr>
+                <w:sz w:val="20"/>
+              </w:rPr>
               <w:t>200</w:t>
             </w:r>
           </w:p>
@@ -987,6 +2692,9 @@
           </w:tcPr>
           <w:p>
             <w:r>
+              <w:rPr>
+                <w:sz w:val="20"/>
+              </w:rPr>
               <w:t>PASS</w:t>
             </w:r>
           </w:p>
@@ -999,6 +2707,9 @@
           </w:tcPr>
           <w:p>
             <w:r>
+              <w:rPr>
+                <w:sz w:val="20"/>
+              </w:rPr>
               <w:t>8</w:t>
             </w:r>
           </w:p>
@@ -1009,6 +2720,9 @@
           </w:tcPr>
           <w:p>
             <w:r>
+              <w:rPr>
+                <w:sz w:val="20"/>
+              </w:rPr>
               <w:t>商品删除</w:t>
             </w:r>
           </w:p>
@@ -1019,6 +2733,9 @@
           </w:tcPr>
           <w:p>
             <w:r>
+              <w:rPr>
+                <w:sz w:val="20"/>
+              </w:rPr>
               <w:t>200</w:t>
             </w:r>
           </w:p>
@@ -1029,6 +2746,9 @@
           </w:tcPr>
           <w:p>
             <w:r>
+              <w:rPr>
+                <w:sz w:val="20"/>
+              </w:rPr>
               <w:t>PASS</w:t>
             </w:r>
           </w:p>
@@ -1041,6 +2761,9 @@
           </w:tcPr>
           <w:p>
             <w:r>
+              <w:rPr>
+                <w:sz w:val="20"/>
+              </w:rPr>
               <w:t>9</w:t>
             </w:r>
           </w:p>
@@ -1051,6 +2774,9 @@
           </w:tcPr>
           <w:p>
             <w:r>
+              <w:rPr>
+                <w:sz w:val="20"/>
+              </w:rPr>
               <w:t>创建订单（事务）</w:t>
             </w:r>
           </w:p>
@@ -1061,6 +2787,9 @@
           </w:tcPr>
           <w:p>
             <w:r>
+              <w:rPr>
+                <w:sz w:val="20"/>
+              </w:rPr>
               <w:t>200</w:t>
             </w:r>
           </w:p>
@@ -1071,6 +2800,9 @@
           </w:tcPr>
           <w:p>
             <w:r>
+              <w:rPr>
+                <w:sz w:val="20"/>
+              </w:rPr>
               <w:t>PASS</w:t>
             </w:r>
           </w:p>
@@ -1083,6 +2815,9 @@
           </w:tcPr>
           <w:p>
             <w:r>
+              <w:rPr>
+                <w:sz w:val="20"/>
+              </w:rPr>
               <w:t>10</w:t>
             </w:r>
           </w:p>
@@ -1093,6 +2828,9 @@
           </w:tcPr>
           <w:p>
             <w:r>
+              <w:rPr>
+                <w:sz w:val="20"/>
+              </w:rPr>
               <w:t>非法外码拒绝</w:t>
             </w:r>
           </w:p>
@@ -1103,6 +2841,9 @@
           </w:tcPr>
           <w:p>
             <w:r>
+              <w:rPr>
+                <w:sz w:val="20"/>
+              </w:rPr>
               <w:t>404</w:t>
             </w:r>
           </w:p>
@@ -1113,6 +2854,9 @@
           </w:tcPr>
           <w:p>
             <w:r>
+              <w:rPr>
+                <w:sz w:val="20"/>
+              </w:rPr>
               <w:t>PASS</w:t>
             </w:r>
           </w:p>
@@ -1125,6 +2869,9 @@
           </w:tcPr>
           <w:p>
             <w:r>
+              <w:rPr>
+                <w:sz w:val="20"/>
+              </w:rPr>
               <w:t>11</w:t>
             </w:r>
           </w:p>
@@ -1135,6 +2882,9 @@
           </w:tcPr>
           <w:p>
             <w:r>
+              <w:rPr>
+                <w:sz w:val="20"/>
+              </w:rPr>
               <w:t>取消订单</w:t>
             </w:r>
           </w:p>
@@ -1145,6 +2895,9 @@
           </w:tcPr>
           <w:p>
             <w:r>
+              <w:rPr>
+                <w:sz w:val="20"/>
+              </w:rPr>
               <w:t>200</w:t>
             </w:r>
           </w:p>
@@ -1155,6 +2908,9 @@
           </w:tcPr>
           <w:p>
             <w:r>
+              <w:rPr>
+                <w:sz w:val="20"/>
+              </w:rPr>
               <w:t>PASS</w:t>
             </w:r>
           </w:p>
@@ -1167,6 +2923,9 @@
           </w:tcPr>
           <w:p>
             <w:r>
+              <w:rPr>
+                <w:sz w:val="20"/>
+              </w:rPr>
               <w:t>12</w:t>
             </w:r>
           </w:p>
@@ -1177,6 +2936,9 @@
           </w:tcPr>
           <w:p>
             <w:r>
+              <w:rPr>
+                <w:sz w:val="20"/>
+              </w:rPr>
               <w:t>未登录拒绝</w:t>
             </w:r>
           </w:p>
@@ -1187,6 +2949,9 @@
           </w:tcPr>
           <w:p>
             <w:r>
+              <w:rPr>
+                <w:sz w:val="20"/>
+              </w:rPr>
               <w:t>401</w:t>
             </w:r>
           </w:p>
@@ -1197,6 +2962,9 @@
           </w:tcPr>
           <w:p>
             <w:r>
+              <w:rPr>
+                <w:sz w:val="20"/>
+              </w:rPr>
               <w:t>PASS</w:t>
             </w:r>
           </w:p>
@@ -1209,6 +2977,9 @@
           </w:tcPr>
           <w:p>
             <w:r>
+              <w:rPr>
+                <w:sz w:val="20"/>
+              </w:rPr>
               <w:t>13</w:t>
             </w:r>
           </w:p>
@@ -1219,6 +2990,9 @@
           </w:tcPr>
           <w:p>
             <w:r>
+              <w:rPr>
+                <w:sz w:val="20"/>
+              </w:rPr>
               <w:t>店员登录</w:t>
             </w:r>
           </w:p>
@@ -1229,6 +3003,9 @@
           </w:tcPr>
           <w:p>
             <w:r>
+              <w:rPr>
+                <w:sz w:val="20"/>
+              </w:rPr>
               <w:t>200</w:t>
             </w:r>
           </w:p>
@@ -1239,6 +3016,9 @@
           </w:tcPr>
           <w:p>
             <w:r>
+              <w:rPr>
+                <w:sz w:val="20"/>
+              </w:rPr>
               <w:t>PASS</w:t>
             </w:r>
           </w:p>
@@ -1251,6 +3031,9 @@
           </w:tcPr>
           <w:p>
             <w:r>
+              <w:rPr>
+                <w:sz w:val="20"/>
+              </w:rPr>
               <w:t>14</w:t>
             </w:r>
           </w:p>
@@ -1261,6 +3044,9 @@
           </w:tcPr>
           <w:p>
             <w:r>
+              <w:rPr>
+                <w:sz w:val="20"/>
+              </w:rPr>
               <w:t>店员越权拒绝</w:t>
             </w:r>
           </w:p>
@@ -1271,6 +3057,9 @@
           </w:tcPr>
           <w:p>
             <w:r>
+              <w:rPr>
+                <w:sz w:val="20"/>
+              </w:rPr>
               <w:t>403</w:t>
             </w:r>
           </w:p>
@@ -1281,6 +3070,9 @@
           </w:tcPr>
           <w:p>
             <w:r>
+              <w:rPr>
+                <w:sz w:val="20"/>
+              </w:rPr>
               <w:t>PASS</w:t>
             </w:r>
           </w:p>
@@ -1293,6 +3085,9 @@
           </w:tcPr>
           <w:p>
             <w:r>
+              <w:rPr>
+                <w:sz w:val="20"/>
+              </w:rPr>
               <w:t>15</w:t>
             </w:r>
           </w:p>
@@ -1303,6 +3098,9 @@
           </w:tcPr>
           <w:p>
             <w:r>
+              <w:rPr>
+                <w:sz w:val="20"/>
+              </w:rPr>
               <w:t>会员登录+越权拒绝</w:t>
             </w:r>
           </w:p>
@@ -1313,6 +3111,9 @@
           </w:tcPr>
           <w:p>
             <w:r>
+              <w:rPr>
+                <w:sz w:val="20"/>
+              </w:rPr>
               <w:t>403</w:t>
             </w:r>
           </w:p>
@@ -1323,6 +3124,9 @@
           </w:tcPr>
           <w:p>
             <w:r>
+              <w:rPr>
+                <w:sz w:val="20"/>
+              </w:rPr>
               <w:t>PASS</w:t>
             </w:r>
           </w:p>
@@ -1333,8 +3137,14 @@
       <w:r>
         <w:rPr>
           <w:b/>
+          <w:color w:val="008000"/>
         </w:rPr>
-        <w:t>测试结果：15/15 全部通过</w:t>
+        <w:t>测试结果：15/15 全部通过，0 失败</w:t>
+      </w:r>
+    </w:p>
+    <w:p>
+      <w:r>
+        <w:br w:type="page"/>
       </w:r>
     </w:p>
     <w:p>
@@ -1357,6 +3167,7 @@
       <w:tblPr>
         <w:tblStyle w:val="LightGrid-Accent1"/>
         <w:tblW w:type="auto" w:w="0"/>
+        <w:jc w:val="center"/>
         <w:tblLook w:firstColumn="1" w:firstRow="1" w:lastColumn="0" w:lastRow="0" w:noHBand="0" w:noVBand="1" w:val="04A0"/>
       </w:tblPr>
       <w:tblGrid>
@@ -1370,7 +3181,14 @@
             <w:tcW w:type="dxa" w:w="2880"/>
           </w:tcPr>
           <w:p>
+            <w:pPr>
+              <w:jc w:val="center"/>
+            </w:pPr>
             <w:r>
+              <w:rPr>
+                <w:b/>
+                <w:sz w:val="20"/>
+              </w:rPr>
               <w:t>实验要求</w:t>
             </w:r>
           </w:p>
@@ -1380,7 +3198,14 @@
             <w:tcW w:type="dxa" w:w="2880"/>
           </w:tcPr>
           <w:p>
+            <w:pPr>
+              <w:jc w:val="center"/>
+            </w:pPr>
             <w:r>
+              <w:rPr>
+                <w:b/>
+                <w:sz w:val="20"/>
+              </w:rPr>
               <w:t>完成状态</w:t>
             </w:r>
           </w:p>
@@ -1390,7 +3215,14 @@
             <w:tcW w:type="dxa" w:w="2880"/>
           </w:tcPr>
           <w:p>
+            <w:pPr>
+              <w:jc w:val="center"/>
+            </w:pPr>
             <w:r>
+              <w:rPr>
+                <w:b/>
+                <w:sz w:val="20"/>
+              </w:rPr>
               <w:t>说明</w:t>
             </w:r>
           </w:p>
@@ -1403,7 +3235,10 @@
           </w:tcPr>
           <w:p>
             <w:r>
-              <w:t>分层结构</w:t>
+              <w:rPr>
+                <w:sz w:val="20"/>
+              </w:rPr>
+              <w:t>分层结构（页面→业务→数据访问→数据库）</w:t>
             </w:r>
           </w:p>
         </w:tc>
@@ -1413,6 +3248,9 @@
           </w:tcPr>
           <w:p>
             <w:r>
+              <w:rPr>
+                <w:sz w:val="20"/>
+              </w:rPr>
               <w:t>完成</w:t>
             </w:r>
           </w:p>
@@ -1423,7 +3261,10 @@
           </w:tcPr>
           <w:p>
             <w:r>
-              <w:t>4 层清晰分离，职责明确</w:t>
+              <w:rPr>
+                <w:sz w:val="20"/>
+              </w:rPr>
+              <w:t>4层清晰分离，职责明确，单向依赖</w:t>
             </w:r>
           </w:p>
         </w:tc>
@@ -1435,6 +3276,9 @@
           </w:tcPr>
           <w:p>
             <w:r>
+              <w:rPr>
+                <w:sz w:val="20"/>
+              </w:rPr>
               <w:t>页面层 Web 界面</w:t>
             </w:r>
           </w:p>
@@ -1445,6 +3289,9 @@
           </w:tcPr>
           <w:p>
             <w:r>
+              <w:rPr>
+                <w:sz w:val="20"/>
+              </w:rPr>
               <w:t>完成</w:t>
             </w:r>
           </w:p>
@@ -1455,7 +3302,10 @@
           </w:tcPr>
           <w:p>
             <w:r>
-              <w:t>6 个页面，商品/库存/订单 CRUD</w:t>
+              <w:rPr>
+                <w:sz w:val="20"/>
+              </w:rPr>
+              <w:t>6个页面，商品/库存/订单完整CRUD</w:t>
             </w:r>
           </w:p>
         </w:tc>
@@ -1467,6 +3317,9 @@
           </w:tcPr>
           <w:p>
             <w:r>
+              <w:rPr>
+                <w:sz w:val="20"/>
+              </w:rPr>
               <w:t>业务层事务与规则</w:t>
             </w:r>
           </w:p>
@@ -1477,6 +3330,9 @@
           </w:tcPr>
           <w:p>
             <w:r>
+              <w:rPr>
+                <w:sz w:val="20"/>
+              </w:rPr>
               <w:t>完成</w:t>
             </w:r>
           </w:p>
@@ -1487,7 +3343,10 @@
           </w:tcPr>
           <w:p>
             <w:r>
-              <w:t>订单 7 步事务、库存校验、权限检查</w:t>
+              <w:rPr>
+                <w:sz w:val="20"/>
+              </w:rPr>
+              <w:t>订单7步事务、库存校验、权限检查</w:t>
             </w:r>
           </w:p>
         </w:tc>
@@ -1499,6 +3358,9 @@
           </w:tcPr>
           <w:p>
             <w:r>
+              <w:rPr>
+                <w:sz w:val="20"/>
+              </w:rPr>
               <w:t>数据访问层参数化查询</w:t>
             </w:r>
           </w:p>
@@ -1509,6 +3371,9 @@
           </w:tcPr>
           <w:p>
             <w:r>
+              <w:rPr>
+                <w:sz w:val="20"/>
+              </w:rPr>
               <w:t>完成</w:t>
             </w:r>
           </w:p>
@@ -1519,7 +3384,10 @@
           </w:tcPr>
           <w:p>
             <w:r>
-              <w:t>JPA 自动参数化，无 SQL 拼接</w:t>
+              <w:rPr>
+                <w:sz w:val="20"/>
+              </w:rPr>
+              <w:t>JPA自动参数化，无SQL拼接</w:t>
             </w:r>
           </w:p>
         </w:tc>
@@ -1531,6 +3399,9 @@
           </w:tcPr>
           <w:p>
             <w:r>
+              <w:rPr>
+                <w:sz w:val="20"/>
+              </w:rPr>
               <w:t>SQL Server 数据库连接</w:t>
             </w:r>
           </w:p>
@@ -1541,6 +3412,9 @@
           </w:tcPr>
           <w:p>
             <w:r>
+              <w:rPr>
+                <w:sz w:val="20"/>
+              </w:rPr>
               <w:t>完成</w:t>
             </w:r>
           </w:p>
@@ -1551,7 +3425,10 @@
           </w:tcPr>
           <w:p>
             <w:r>
-              <w:t>TCP/IP 1433，受限账户 retail_app</w:t>
+              <w:rPr>
+                <w:sz w:val="20"/>
+              </w:rPr>
+              <w:t>TCP/IP 1433，受限账户retail_app</w:t>
             </w:r>
           </w:p>
         </w:tc>
@@ -1563,6 +3440,9 @@
           </w:tcPr>
           <w:p>
             <w:r>
+              <w:rPr>
+                <w:sz w:val="20"/>
+              </w:rPr>
               <w:t>角色权限划分</w:t>
             </w:r>
           </w:p>
@@ -1573,6 +3453,9 @@
           </w:tcPr>
           <w:p>
             <w:r>
+              <w:rPr>
+                <w:sz w:val="20"/>
+              </w:rPr>
               <w:t>完成</w:t>
             </w:r>
           </w:p>
@@ -1583,6 +3466,9 @@
           </w:tcPr>
           <w:p>
             <w:r>
+              <w:rPr>
+                <w:sz w:val="20"/>
+              </w:rPr>
               <w:t>店长/店员/会员，三层一致控制</w:t>
             </w:r>
           </w:p>
@@ -1595,6 +3481,9 @@
           </w:tcPr>
           <w:p>
             <w:r>
+              <w:rPr>
+                <w:sz w:val="20"/>
+              </w:rPr>
               <w:t>统一异常处理</w:t>
             </w:r>
           </w:p>
@@ -1605,6 +3494,9 @@
           </w:tcPr>
           <w:p>
             <w:r>
+              <w:rPr>
+                <w:sz w:val="20"/>
+              </w:rPr>
               <w:t>完成</w:t>
             </w:r>
           </w:p>
@@ -1615,7 +3507,10 @@
           </w:tcPr>
           <w:p>
             <w:r>
-              <w:t>8 类异常 + 全局处理器 + 统一响应</w:t>
+              <w:rPr>
+                <w:sz w:val="20"/>
+              </w:rPr>
+              <w:t>8类异常+全局处理器+统一响应格式</w:t>
             </w:r>
           </w:p>
         </w:tc>
@@ -1627,6 +3522,9 @@
           </w:tcPr>
           <w:p>
             <w:r>
+              <w:rPr>
+                <w:sz w:val="20"/>
+              </w:rPr>
               <w:t>安全与稳定</w:t>
             </w:r>
           </w:p>
@@ -1637,6 +3535,9 @@
           </w:tcPr>
           <w:p>
             <w:r>
+              <w:rPr>
+                <w:sz w:val="20"/>
+              </w:rPr>
               <w:t>完成</w:t>
             </w:r>
           </w:p>
@@ -1647,7 +3548,10 @@
           </w:tcPr>
           <w:p>
             <w:r>
-              <w:t>BCrypt、参数化、会话</w:t>
+              <w:rPr>
+                <w:sz w:val="20"/>
+              </w:rPr>
+              <w:t>BCrypt加密、参数化查询、会话管理</w:t>
             </w:r>
           </w:p>
         </w:tc>
@@ -1659,6 +3563,9 @@
           </w:tcPr>
           <w:p>
             <w:r>
+              <w:rPr>
+                <w:sz w:val="20"/>
+              </w:rPr>
               <w:t>集成测试</w:t>
             </w:r>
           </w:p>
@@ -1669,6 +3576,9 @@
           </w:tcPr>
           <w:p>
             <w:r>
+              <w:rPr>
+                <w:sz w:val="20"/>
+              </w:rPr>
               <w:t>完成</w:t>
             </w:r>
           </w:p>
@@ -1679,7 +3589,10 @@
           </w:tcPr>
           <w:p>
             <w:r>
-              <w:t>15 项测试全部通过</w:t>
+              <w:rPr>
+                <w:sz w:val="20"/>
+              </w:rPr>
+              <w:t>15项测试全部通过</w:t>
             </w:r>
           </w:p>
         </w:tc>
@@ -1691,6 +3604,9 @@
           </w:tcPr>
           <w:p>
             <w:r>
+              <w:rPr>
+                <w:sz w:val="20"/>
+              </w:rPr>
               <w:t>操作手册</w:t>
             </w:r>
           </w:p>
@@ -1701,6 +3617,9 @@
           </w:tcPr>
           <w:p>
             <w:r>
+              <w:rPr>
+                <w:sz w:val="20"/>
+              </w:rPr>
               <w:t>完成</w:t>
             </w:r>
           </w:p>
@@ -1711,7 +3630,10 @@
           </w:tcPr>
           <w:p>
             <w:r>
-              <w:t>README.md 含启动步骤和测试账号</w:t>
+              <w:rPr>
+                <w:sz w:val="20"/>
+              </w:rPr>
+              <w:t>README.md含启动步骤和测试账号</w:t>
             </w:r>
           </w:p>
         </w:tc>
@@ -1729,6 +3651,7 @@
       <w:tblPr>
         <w:tblStyle w:val="LightGrid-Accent1"/>
         <w:tblW w:type="auto" w:w="0"/>
+        <w:jc w:val="center"/>
         <w:tblLook w:firstColumn="1" w:firstRow="1" w:lastColumn="0" w:lastRow="0" w:noHBand="0" w:noVBand="1" w:val="04A0"/>
       </w:tblPr>
       <w:tblGrid>
@@ -1742,7 +3665,14 @@
             <w:tcW w:type="dxa" w:w="2880"/>
           </w:tcPr>
           <w:p>
+            <w:pPr>
+              <w:jc w:val="center"/>
+            </w:pPr>
             <w:r>
+              <w:rPr>
+                <w:b/>
+                <w:sz w:val="20"/>
+              </w:rPr>
               <w:t>问题</w:t>
             </w:r>
           </w:p>
@@ -1752,7 +3682,14 @@
             <w:tcW w:type="dxa" w:w="2880"/>
           </w:tcPr>
           <w:p>
+            <w:pPr>
+              <w:jc w:val="center"/>
+            </w:pPr>
             <w:r>
+              <w:rPr>
+                <w:b/>
+                <w:sz w:val="20"/>
+              </w:rPr>
               <w:t>原因</w:t>
             </w:r>
           </w:p>
@@ -1762,7 +3699,14 @@
             <w:tcW w:type="dxa" w:w="2880"/>
           </w:tcPr>
           <w:p>
+            <w:pPr>
+              <w:jc w:val="center"/>
+            </w:pPr>
             <w:r>
+              <w:rPr>
+                <w:b/>
+                <w:sz w:val="20"/>
+              </w:rPr>
               <w:t>解决方案</w:t>
             </w:r>
           </w:p>
@@ -1775,7 +3719,10 @@
           </w:tcPr>
           <w:p>
             <w:r>
-              <w:t>Hibernate 懒加载序列化错误</w:t>
+              <w:rPr>
+                <w:sz w:val="20"/>
+              </w:rPr>
+              <w:t>Hibernate懒加载序列化错误</w:t>
             </w:r>
           </w:p>
         </w:tc>
@@ -1785,7 +3732,10 @@
           </w:tcPr>
           <w:p>
             <w:r>
-              <w:t>Jackson 无法序列化 HibernateProxy</w:t>
+              <w:rPr>
+                <w:sz w:val="20"/>
+              </w:rPr>
+              <w:t>Jackson无法序列化HibernateProxy代理对象</w:t>
             </w:r>
           </w:p>
         </w:tc>
@@ -1795,7 +3745,10 @@
           </w:tcPr>
           <w:p>
             <w:r>
-              <w:t>@ManyToOne 添加 @JsonIgnore，外键列直接映射</w:t>
+              <w:rPr>
+                <w:sz w:val="20"/>
+              </w:rPr>
+              <w:t>@ManyToOne添加@JsonIgnore，外键列直接映射</w:t>
             </w:r>
           </w:p>
         </w:tc>
@@ -1807,7 +3760,10 @@
           </w:tcPr>
           <w:p>
             <w:r>
-              <w:t>BCrypt 密码验证失败</w:t>
+              <w:rPr>
+                <w:sz w:val="20"/>
+              </w:rPr>
+              <w:t>BCrypt密码验证失败</w:t>
             </w:r>
           </w:p>
         </w:tc>
@@ -1817,7 +3773,10 @@
           </w:tcPr>
           <w:p>
             <w:r>
-              <w:t>\$ 前缀 Spring Security 不兼容</w:t>
+              <w:rPr>
+                <w:sz w:val="20"/>
+              </w:rPr>
+              <w:t>$2b$前缀hash Spring Security不兼容</w:t>
             </w:r>
           </w:p>
         </w:tc>
@@ -1827,7 +3786,10 @@
           </w:tcPr>
           <w:p>
             <w:r>
-              <w:t>生成 \$ 前缀 hash 更新数据库</w:t>
+              <w:rPr>
+                <w:sz w:val="20"/>
+              </w:rPr>
+              <w:t>重新生成$2a$前缀hash并更新数据库</w:t>
             </w:r>
           </w:p>
         </w:tc>
@@ -1839,7 +3801,10 @@
           </w:tcPr>
           <w:p>
             <w:r>
-              <w:t>中文 CHECK 约束冲突</w:t>
+              <w:rPr>
+                <w:sz w:val="20"/>
+              </w:rPr>
+              <w:t>中文CHECK约束冲突</w:t>
             </w:r>
           </w:p>
         </w:tc>
@@ -1849,7 +3814,10 @@
           </w:tcPr>
           <w:p>
             <w:r>
-              <w:t>JDBC 连接未强制 Unicode</w:t>
+              <w:rPr>
+                <w:sz w:val="20"/>
+              </w:rPr>
+              <w:t>JDBC连接未强制Unicode传输</w:t>
             </w:r>
           </w:p>
         </w:tc>
@@ -1859,7 +3827,10 @@
           </w:tcPr>
           <w:p>
             <w:r>
-              <w:t>添加 sendStringParametersAsUnicode=true</w:t>
+              <w:rPr>
+                <w:sz w:val="20"/>
+              </w:rPr>
+              <w:t>连接串添加sendStringParametersAsUnicode=true</w:t>
             </w:r>
           </w:p>
         </w:tc>
@@ -1871,7 +3842,10 @@
           </w:tcPr>
           <w:p>
             <w:r>
-              <w:t>@Modifying 缺失</w:t>
+              <w:rPr>
+                <w:sz w:val="20"/>
+              </w:rPr>
+              <w:t>@Modifying注解缺失</w:t>
             </w:r>
           </w:p>
         </w:tc>
@@ -1881,7 +3855,10 @@
           </w:tcPr>
           <w:p>
             <w:r>
-              <w:t>UPDATE 查询被当作 SELECT</w:t>
+              <w:rPr>
+                <w:sz w:val="20"/>
+              </w:rPr>
+              <w:t>UPDATE查询被JPA当作SELECT处理</w:t>
             </w:r>
           </w:p>
         </w:tc>
@@ -1891,7 +3868,10 @@
           </w:tcPr>
           <w:p>
             <w:r>
-              <w:t>InventoryRepository.deductStock 添加 @Modifying</w:t>
+              <w:rPr>
+                <w:sz w:val="20"/>
+              </w:rPr>
+              <w:t>deductStock方法添加@Modifying+@Transactional</w:t>
             </w:r>
           </w:p>
         </w:tc>
@@ -1903,6 +3883,9 @@
           </w:tcPr>
           <w:p>
             <w:r>
+              <w:rPr>
+                <w:sz w:val="20"/>
+              </w:rPr>
               <w:t>员工登录浏览器失败</w:t>
             </w:r>
           </w:p>
@@ -1913,7 +3896,10 @@
           </w:tcPr>
           <w:p>
             <w:r>
-              <w:t>隐藏字段 required 导致表单验证拦截</w:t>
+              <w:rPr>
+                <w:sz w:val="20"/>
+              </w:rPr>
+              <w:t>隐藏字段required导致HTML5表单验证拦截</w:t>
             </w:r>
           </w:p>
         </w:tc>
@@ -1923,7 +3909,10 @@
           </w:tcPr>
           <w:p>
             <w:r>
-              <w:t>动态设置 required，添加 name 属性</w:t>
+              <w:rPr>
+                <w:sz w:val="20"/>
+              </w:rPr>
+              <w:t>动态设置required，确保隐藏input有name属性</w:t>
             </w:r>
           </w:p>
         </w:tc>
@@ -1935,6 +3924,9 @@
           </w:tcPr>
           <w:p>
             <w:r>
+              <w:rPr>
+                <w:sz w:val="20"/>
+              </w:rPr>
               <w:t>用户角色显示空白</w:t>
             </w:r>
           </w:p>
@@ -1945,7 +3937,10 @@
           </w:tcPr>
           <w:p>
             <w:r>
-              <w:t>模板 span 无填充代码</w:t>
+              <w:rPr>
+                <w:sz w:val="20"/>
+              </w:rPr>
+              <w:t>Thymeleaf模板span标签未填充内容</w:t>
             </w:r>
           </w:p>
         </w:tc>
@@ -1955,7 +3950,10 @@
           </w:tcPr>
           <w:p>
             <w:r>
-              <w:t>Thymeleaf \ 服务端渲染</w:t>
+              <w:rPr>
+                <w:sz w:val="20"/>
+              </w:rPr>
+              <w:t>使用${session.userRole}服务端渲染</w:t>
             </w:r>
           </w:p>
         </w:tc>
@@ -1971,27 +3969,72 @@
     </w:p>
     <w:p>
       <w:r>
-        <w:t>1. 分层架构的价值：通过 Controller→Service→Repository 的清晰分层，业务逻辑与数据访问分离，便于维护和测试。事务边界在 Service 层统一管理，确保数据一致性。</w:t>
+        <w:rPr>
+          <w:b/>
+          <w:color w:val="2E5C8A"/>
+        </w:rPr>
+        <w:t>1. 分层架构的价值</w:t>
       </w:r>
     </w:p>
     <w:p>
       <w:r>
-        <w:t>2. 事务的重要性：订单创建涉及订单主表、明细、库存、积分多张表，任何一步失败都必须全部回滚。@Transactional 注解简化了事务管理，但需要正确配置 rollbackFor。</w:t>
+        <w:t>通过 Controller→Service→Repository 的清晰分层，业务逻辑与数据访问分离，便于维护和测试。事务边界在 Service 层统一管理，确保数据一致性。每层只依赖下层接口，替换实现不影响其他层。</w:t>
       </w:r>
     </w:p>
     <w:p>
       <w:r>
-        <w:t>3. 安全不能只靠前端：页面隐藏按钮只是用户体验，真正的权限控制必须在后端业务层和数据库层实现。本项目通过三层权限控制确保安全。</w:t>
+        <w:rPr>
+          <w:b/>
+          <w:color w:val="2E5C8A"/>
+        </w:rPr>
+        <w:t>2. 事务的重要性</w:t>
       </w:r>
     </w:p>
     <w:p>
       <w:r>
-        <w:t>4. 统一异常处理：8 类异常 + 全局处理器使得错误处理规范化，前端只需处理统一的 JSON 响应格式，后端日志保留详细信息便于排查。</w:t>
+        <w:t>订单创建涉及订单主表、明细、库存、积分多张表，任何一步失败都必须全部回滚。@Transactional 注解简化了事务管理，但需要正确配置 rollbackFor = Exception.class 才能确保所有异常都触发回滚。</w:t>
       </w:r>
     </w:p>
     <w:p>
       <w:r>
-        <w:t>5. 参数化查询：使用 JPA 自动参数化从根本上防止 SQL 注入，比手动拼接字符串更安全可靠。</w:t>
+        <w:rPr>
+          <w:b/>
+          <w:color w:val="2E5C8A"/>
+        </w:rPr>
+        <w:t>3. 安全不能只靠前端</w:t>
+      </w:r>
+    </w:p>
+    <w:p>
+      <w:r>
+        <w:t>页面隐藏按钮只是用户体验优化，真正的权限控制必须在后端业务层和数据库层实现。本项目通过三层权限控制（前端隐藏+后端校验+数据库受限账户）确保越权操作无法成功。</w:t>
+      </w:r>
+    </w:p>
+    <w:p>
+      <w:r>
+        <w:rPr>
+          <w:b/>
+          <w:color w:val="2E5C8A"/>
+        </w:rPr>
+        <w:t>4. 统一异常处理</w:t>
+      </w:r>
+    </w:p>
+    <w:p>
+      <w:r>
+        <w:t>8类异常 + 全局处理器使得错误处理规范化，前端只需处理统一的JSON响应格式。后端日志保留详细错误信息（含堆栈），前端只显示友好提示，既保证用户体验又保护系统安全。</w:t>
+      </w:r>
+    </w:p>
+    <w:p>
+      <w:r>
+        <w:rPr>
+          <w:b/>
+          <w:color w:val="2E5C8A"/>
+        </w:rPr>
+        <w:t>5. 参数化查询</w:t>
+      </w:r>
+    </w:p>
+    <w:p>
+      <w:r>
+        <w:t>使用 JPA 自动参数化从根本上防止 SQL 注入，比手动拼接字符串更安全可靠。配合业务层的输入校验（类型、长度、范围），形成完整的输入安全防线。</w:t>
       </w:r>
     </w:p>
     <w:p>
@@ -2009,27 +4052,50 @@
     </w:p>
     <w:p>
       <w:r>
-        <w:t>2. 添加商品类别管理界面</w:t>
+        <w:t>2. 添加商品类别管理界面（当前category表只能通过SQL维护）</w:t>
       </w:r>
     </w:p>
     <w:p>
       <w:r>
-        <w:t>3. 添加数据导出功能（Excel/CSV）</w:t>
+        <w:t>3. 添加数据导出功能（Excel/CSV格式）</w:t>
       </w:r>
     </w:p>
     <w:p>
       <w:r>
-        <w:t>4. 添加操作审计日志</w:t>
+        <w:t>4. 添加操作审计日志，记录关键操作的操作者和时间</w:t>
       </w:r>
     </w:p>
     <w:p>
       <w:r>
-        <w:t>5. 前端改用 Vue/React 实现前后端分离</w:t>
+        <w:t>5. 前端改用 Vue/React 实现前后端分离架构</w:t>
       </w:r>
     </w:p>
     <w:p>
       <w:r>
-        <w:t>6. 添加单元测试（当前为集成测试）</w:t>
+        <w:t>6. 添加单元测试（当前为集成测试，缺少Service层单元测试）</w:t>
+      </w:r>
+    </w:p>
+    <w:p>
+      <w:r>
+        <w:t>7. 添加Redis缓存，提升高频查询性能</w:t>
+      </w:r>
+    </w:p>
+    <w:p>
+      <w:r>
+        <w:t>8. 支持多店铺/多仓库管理</w:t>
+      </w:r>
+    </w:p>
+    <w:p/>
+    <w:p>
+      <w:pPr>
+        <w:jc w:val="center"/>
+      </w:pPr>
+      <w:r>
+        <w:rPr>
+          <w:color w:val="999999"/>
+          <w:sz w:val="24"/>
+        </w:rPr>
+        <w:t>— 报告完 —</w:t>
       </w:r>
     </w:p>
     <w:sectPr>
@@ -2405,6 +4471,9 @@
     <w:name w:val="Normal"/>
     <w:qFormat/>
     <w:rsid w:val="00FC693F"/>
+    <w:pPr>
+      <w:spacing w:line="360" w:lineRule="auto" w:after="120"/>
+    </w:pPr>
     <w:rPr>
       <w:rFonts w:ascii="宋体" w:hAnsi="宋体" w:eastAsia="宋体"/>
       <w:sz w:val="22"/>
@@ -2469,10 +4538,10 @@
       <w:outlineLvl w:val="0"/>
     </w:pPr>
     <w:rPr>
-      <w:rFonts w:asciiTheme="majorHAnsi" w:eastAsiaTheme="majorEastAsia" w:hAnsiTheme="majorHAnsi" w:cstheme="majorBidi"/>
+      <w:rFonts w:asciiTheme="majorHAnsi" w:eastAsiaTheme="majorEastAsia" w:hAnsiTheme="majorHAnsi" w:cstheme="majorBidi" w:ascii="黑体" w:hAnsi="黑体" w:eastAsia="黑体"/>
       <w:b/>
       <w:bCs/>
-      <w:color w:val="365F91" w:themeColor="accent1" w:themeShade="BF"/>
+      <w:color w:val="1F3A5F"/>
       <w:sz w:val="28"/>
       <w:szCs w:val="28"/>
     </w:rPr>
@@ -2493,10 +4562,10 @@
       <w:outlineLvl w:val="1"/>
     </w:pPr>
     <w:rPr>
-      <w:rFonts w:asciiTheme="majorHAnsi" w:eastAsiaTheme="majorEastAsia" w:hAnsiTheme="majorHAnsi" w:cstheme="majorBidi"/>
+      <w:rFonts w:asciiTheme="majorHAnsi" w:eastAsiaTheme="majorEastAsia" w:hAnsiTheme="majorHAnsi" w:cstheme="majorBidi" w:ascii="黑体" w:hAnsi="黑体" w:eastAsia="黑体"/>
       <w:b/>
       <w:bCs/>
-      <w:color w:val="4F81BD" w:themeColor="accent1"/>
+      <w:color w:val="1F3A5F"/>
       <w:sz w:val="26"/>
       <w:szCs w:val="26"/>
     </w:rPr>
@@ -2517,10 +4586,10 @@
       <w:outlineLvl w:val="2"/>
     </w:pPr>
     <w:rPr>
-      <w:rFonts w:asciiTheme="majorHAnsi" w:eastAsiaTheme="majorEastAsia" w:hAnsiTheme="majorHAnsi" w:cstheme="majorBidi"/>
+      <w:rFonts w:asciiTheme="majorHAnsi" w:eastAsiaTheme="majorEastAsia" w:hAnsiTheme="majorHAnsi" w:cstheme="majorBidi" w:ascii="黑体" w:hAnsi="黑体" w:eastAsia="黑体"/>
       <w:b/>
       <w:bCs/>
-      <w:color w:val="4F81BD" w:themeColor="accent1"/>
+      <w:color w:val="1F3A5F"/>
     </w:rPr>
   </w:style>
   <w:style w:type="paragraph" w:styleId="Heading4">

--- a/stage2/第二阶段阶段报告.docx
+++ b/stage2/第二阶段阶段报告.docx
@@ -780,7 +780,7 @@
     </w:p>
     <w:p>
       <w:r>
-        <w:t>浏览器 → ProductController.listProducts() → AuthService.requireLogin() [登录检查] → ProductService.getAllProducts() → ProductRepository.findAllWithCategory() [JPQL: LEFT JOIN FETCH] → SQL Server (SELECT + JOIN category)</w:t>
+        <w:t>浏览器 → ProductController.listProducts() → AuthService.requireLogin() → ProductService.getAllProducts() → ProductRepository.findAllWithCategory() → SQL Server</w:t>
       </w:r>
     </w:p>
     <w:p>
@@ -793,42 +793,42 @@
     </w:p>
     <w:p>
       <w:r>
-        <w:t>浏览器 → OrderController.createOrder() → AuthService.canCreateOrder() [权限检查] → OrderService.createOrder() [@Transactional]</w:t>
+        <w:t>浏览器 → OrderController.createOrder() → AuthService.canCreateOrder() → OrderService.createOrder() [@Transactional]</w:t>
       </w:r>
     </w:p>
     <w:p>
       <w:r>
-        <w:t xml:space="preserve">    1. 校验商品存在（ProductRepository.findById）</w:t>
+        <w:t xml:space="preserve">    1. 校验商品存在</w:t>
       </w:r>
     </w:p>
     <w:p>
       <w:r>
-        <w:t xml:space="preserve">    2. 校验库存充足（InventoryRepository.findByProductProductId）</w:t>
+        <w:t xml:space="preserve">    2. 校验库存充足</w:t>
       </w:r>
     </w:p>
     <w:p>
       <w:r>
-        <w:t xml:space="preserve">    3. 生成订单号（ORD + YYYYMMDD + 4位序号）</w:t>
+        <w:t xml:space="preserve">    3. 生成订单号（ORD+日期+4位序号）</w:t>
       </w:r>
     </w:p>
     <w:p>
       <w:r>
-        <w:t xml:space="preserve">    4. 写入订单主表（OrderRepository.save）</w:t>
+        <w:t xml:space="preserve">    4. 写入订单主表</w:t>
       </w:r>
     </w:p>
     <w:p>
       <w:r>
-        <w:t xml:space="preserve">    5. 写入订单明细（OrderItemRepository.save）</w:t>
+        <w:t xml:space="preserve">    5. 写入订单明细</w:t>
       </w:r>
     </w:p>
     <w:p>
       <w:r>
-        <w:t xml:space="preserve">    6. 扣减库存（InventoryRepository.deductStock）</w:t>
+        <w:t xml:space="preserve">    6. 扣减库存</w:t>
       </w:r>
     </w:p>
     <w:p>
       <w:r>
-        <w:t xml:space="preserve">    7. 更新会员积分（MemberRepository.addPoints）</w:t>
+        <w:t xml:space="preserve">    7. 更新会员积分</w:t>
       </w:r>
     </w:p>
     <w:p>
@@ -859,27 +859,27 @@
     </w:p>
     <w:p>
       <w:r>
-        <w:t>1. JDK 17 安装：Adoptium Temurin JDK 17.0.12，配置 JAVA_HOME 环境变量</w:t>
+        <w:t>1. JDK 17 安装：Adoptium Temurin JDK 17.0.12，配置 JAVA_HOME</w:t>
       </w:r>
     </w:p>
     <w:p>
       <w:r>
-        <w:t>2. Maven 3.9.6 安装：配置 PATH，验证 mvn -version 正常</w:t>
+        <w:t>2. Maven 3.9.6 安装：配置 PATH，验证 mvn -version</w:t>
       </w:r>
     </w:p>
     <w:p>
       <w:r>
-        <w:t>3. SQL Server 配置：启用 TCP/IP 协议，设置端口 1433</w:t>
+        <w:t>3. SQL Server 配置：启用 TCP/IP，端口 1433</w:t>
       </w:r>
     </w:p>
     <w:p>
       <w:r>
-        <w:t>4. 创建应用受限账户 retail_app（仅 db_datareader + db_datawriter，无 DDL 权限）</w:t>
+        <w:t>4. 创建受限账户 retail_app（仅 db_datareader + db_datawriter）</w:t>
       </w:r>
     </w:p>
     <w:p>
       <w:r>
-        <w:t>5. 数据库 retail_store 已包含 v1.0 全部7张表和样例数据</w:t>
+        <w:t>5. 数据库 retail_store 包含 v1.0 全部7张表和样例数据</w:t>
       </w:r>
     </w:p>
     <w:p>
@@ -892,87 +892,7 @@
     </w:p>
     <w:p>
       <w:r>
-        <w:t>week7-9/ 目录包含完整的 Spring Boot 项目：</w:t>
-      </w:r>
-    </w:p>
-    <w:p>
-      <w:r>
-        <w:t>pom.xml — Maven 依赖管理（Spring Boot 3.2.5）</w:t>
-      </w:r>
-    </w:p>
-    <w:p>
-      <w:r>
-        <w:t>README.md — 操作手册（启动步骤、测试账号、功能说明）</w:t>
-      </w:r>
-    </w:p>
-    <w:p>
-      <w:r>
-        <w:t>integration_test.ps1 — 15项集成测试脚本</w:t>
-      </w:r>
-    </w:p>
-    <w:p>
-      <w:r>
-        <w:t>src/main/java/com/retail/store/ — Java 源代码</w:t>
-      </w:r>
-    </w:p>
-    <w:p>
-      <w:r>
-        <w:t xml:space="preserve">    RetailStoreApplication.java — 主应用类</w:t>
-      </w:r>
-    </w:p>
-    <w:p>
-      <w:r>
-        <w:t xml:space="preserve">    config/SecurityConfig.java — 安全配置</w:t>
-      </w:r>
-    </w:p>
-    <w:p>
-      <w:r>
-        <w:t xml:space="preserve">    controller/ (4个) — 页面层：Auth/Product/Inventory/Order</w:t>
-      </w:r>
-    </w:p>
-    <w:p>
-      <w:r>
-        <w:t xml:space="preserve">    service/ (4个) — 业务层：Auth/Product/Inventory/Order</w:t>
-      </w:r>
-    </w:p>
-    <w:p>
-      <w:r>
-        <w:t xml:space="preserve">    repository/ (6个) — 数据访问层</w:t>
-      </w:r>
-    </w:p>
-    <w:p>
-      <w:r>
-        <w:t xml:space="preserve">    entity/ (7个) — 实体类（对应7张业务表）</w:t>
-      </w:r>
-    </w:p>
-    <w:p>
-      <w:r>
-        <w:t xml:space="preserve">    dto/ (3个) — 数据传输对象</w:t>
-      </w:r>
-    </w:p>
-    <w:p>
-      <w:r>
-        <w:t xml:space="preserve">    exception/ (9个) — 异常体系（8类异常+全局处理器）</w:t>
-      </w:r>
-    </w:p>
-    <w:p>
-      <w:r>
-        <w:t>src/main/resources/ — 配置和模板</w:t>
-      </w:r>
-    </w:p>
-    <w:p>
-      <w:r>
-        <w:t xml:space="preserve">    application.properties — 数据库连接、端口、日志配置</w:t>
-      </w:r>
-    </w:p>
-    <w:p>
-      <w:r>
-        <w:t xml:space="preserve">    templates/ (6个) — Thymeleaf 页面模板</w:t>
-      </w:r>
-    </w:p>
-    <w:p>
-      <w:r>
-        <w:t xml:space="preserve">    static/style.css — 全局样式</w:t>
+        <w:t>week7-9/ 目录包含完整的 Spring Boot 项目：pom.xml（依赖管理）、README.md（操作手册）、integration_test.ps1（15项集成测试）、src/main/java/（4个controller、4个service、6个repository、7个entity、9个exception）、src/main/resources/（application.properties、6个templates、style.css）</w:t>
       </w:r>
     </w:p>
     <w:p>
@@ -993,22 +913,7 @@
     </w:p>
     <w:p>
       <w:r>
-        <w:t>支持两种登录方式：</w:t>
-      </w:r>
-    </w:p>
-    <w:p>
-      <w:r>
-        <w:t>● 员工登录：账号 + BCrypt 密码验证，验证员工状态是否为在职</w:t>
-      </w:r>
-    </w:p>
-    <w:p>
-      <w:r>
-        <w:t>● 会员登录：手机号直接登录，自动匹配会员信息</w:t>
-      </w:r>
-    </w:p>
-    <w:p>
-      <w:r>
-        <w:t>登录成功后，Session 存储 userId、userName、userRole、userType 四个属性，后续请求通过 AuthService 进行登录检查和权限验证。未登录用户访问受保护页面时自动跳转登录页。</w:t>
+        <w:t>支持员工登录（账号+BCrypt密码验证）和会员登录（手机号）。Session存储userId、userName、userRole、userType。未登录自动跳转登录页。</w:t>
       </w:r>
     </w:p>
     <w:p>
@@ -1018,7 +923,7 @@
       <w:r>
         <w:drawing>
           <wp:inline xmlns:a="http://schemas.openxmlformats.org/drawingml/2006/main" xmlns:pic="http://schemas.openxmlformats.org/drawingml/2006/picture">
-            <wp:extent cx="4572000" cy="7239684"/>
+            <wp:extent cx="2926080" cy="4633398"/>
             <wp:docPr id="1" name="Picture 1"/>
             <wp:cNvGraphicFramePr>
               <a:graphicFrameLocks noChangeAspect="1"/>
@@ -1039,7 +944,7 @@
                   <pic:spPr>
                     <a:xfrm>
                       <a:off x="0" y="0"/>
-                      <a:ext cx="4572000" cy="7239684"/>
+                      <a:ext cx="2926080" cy="4633398"/>
                     </a:xfrm>
                     <a:prstGeom prst="rect"/>
                   </pic:spPr>
@@ -1073,27 +978,7 @@
     </w:p>
     <w:p>
       <w:r>
-        <w:t>商品管理功能包括：</w:t>
-      </w:r>
-    </w:p>
-    <w:p>
-      <w:r>
-        <w:t>● 列表查询：使用 LEFT JOIN FETCH 关联 category 表，显示类别名称</w:t>
-      </w:r>
-    </w:p>
-    <w:p>
-      <w:r>
-        <w:t>● 新增/修改/删除：仅店长（manager）角色可操作</w:t>
-      </w:r>
-    </w:p>
-    <w:p>
-      <w:r>
-        <w:t>● 后端校验：ID 非空、名称非空、价格非负、ID 重复检查</w:t>
-      </w:r>
-    </w:p>
-    <w:p>
-      <w:r>
-        <w:t>● 前端按角色隐藏操作按钮，店员只能查看不能编辑</w:t>
+        <w:t>列表查询（LEFT JOIN FETCH关联category表）、新增/修改/删除（仅店长权限）、后端校验（ID非空、名称非空、价格非负、ID重复检查）、前端按角色隐藏按钮。</w:t>
       </w:r>
     </w:p>
     <w:p>
@@ -1103,7 +988,7 @@
       <w:r>
         <w:drawing>
           <wp:inline xmlns:a="http://schemas.openxmlformats.org/drawingml/2006/main" xmlns:pic="http://schemas.openxmlformats.org/drawingml/2006/picture">
-            <wp:extent cx="4572000" cy="7239684"/>
+            <wp:extent cx="2926080" cy="4633398"/>
             <wp:docPr id="2" name="Picture 2"/>
             <wp:cNvGraphicFramePr>
               <a:graphicFrameLocks noChangeAspect="1"/>
@@ -1124,7 +1009,7 @@
                   <pic:spPr>
                     <a:xfrm>
                       <a:off x="0" y="0"/>
-                      <a:ext cx="4572000" cy="7239684"/>
+                      <a:ext cx="2926080" cy="4633398"/>
                     </a:xfrm>
                     <a:prstGeom prst="rect"/>
                   </pic:spPr>
@@ -1158,22 +1043,7 @@
     </w:p>
     <w:p>
       <w:r>
-        <w:t>库存管理功能包括：</w:t>
-      </w:r>
-    </w:p>
-    <w:p>
-      <w:r>
-        <w:t>● 列表查询：关联 product 表显示商品名称</w:t>
-      </w:r>
-    </w:p>
-    <w:p>
-      <w:r>
-        <w:t>● 低库存预警：库存数量小于等于预警阈值时高亮显示（红色）</w:t>
-      </w:r>
-    </w:p>
-    <w:p>
-      <w:r>
-        <w:t>● 库存数量调整：店员和店长均可操作，调整后即时更新</w:t>
+        <w:t>列表查询（关联product表）、低库存预警（数量≤阈值红色高亮）、库存数量调整（店员/店长权限）。</w:t>
       </w:r>
     </w:p>
     <w:p>
@@ -1183,7 +1053,7 @@
       <w:r>
         <w:drawing>
           <wp:inline xmlns:a="http://schemas.openxmlformats.org/drawingml/2006/main" xmlns:pic="http://schemas.openxmlformats.org/drawingml/2006/picture">
-            <wp:extent cx="4572000" cy="7318519"/>
+            <wp:extent cx="2926080" cy="4683852"/>
             <wp:docPr id="3" name="Picture 3"/>
             <wp:cNvGraphicFramePr>
               <a:graphicFrameLocks noChangeAspect="1"/>
@@ -1204,7 +1074,7 @@
                   <pic:spPr>
                     <a:xfrm>
                       <a:off x="0" y="0"/>
-                      <a:ext cx="4572000" cy="7318519"/>
+                      <a:ext cx="2926080" cy="4683852"/>
                     </a:xfrm>
                     <a:prstGeom prst="rect"/>
                   </pic:spPr>
@@ -1225,7 +1095,7 @@
           <w:color w:val="666666"/>
           <w:sz w:val="18"/>
         </w:rPr>
-        <w:t>图2-3 库存管理页面（低库存预警高亮）</w:t>
+        <w:t>图2-3 库存管理页面（低库存预警）</w:t>
       </w:r>
     </w:p>
     <w:p>
@@ -1238,27 +1108,7 @@
     </w:p>
     <w:p>
       <w:r>
-        <w:t>订单管理是系统最核心的功能，涉及多表事务操作：</w:t>
-      </w:r>
-    </w:p>
-    <w:p>
-      <w:r>
-        <w:t>● 列表查询：关联 member 和 employee 表，显示会员姓名和收银员姓名</w:t>
-      </w:r>
-    </w:p>
-    <w:p>
-      <w:r>
-        <w:t>● 订单明细查询：点击订单可查看包含的商品明细</w:t>
-      </w:r>
-    </w:p>
-    <w:p>
-      <w:r>
-        <w:t>● 创建订单：7步事务操作，保证原子性</w:t>
-      </w:r>
-    </w:p>
-    <w:p>
-      <w:r>
-        <w:t>● 取消订单：事务操作（修改状态 + 恢复库存 + 扣减积分）</w:t>
+        <w:t>列表查询（关联member和employee表）、订单明细查询、创建订单（7步事务）、取消订单（事务：改状态+恢复库存+扣积分）。</w:t>
       </w:r>
     </w:p>
     <w:p>
@@ -1268,7 +1118,7 @@
       <w:r>
         <w:drawing>
           <wp:inline xmlns:a="http://schemas.openxmlformats.org/drawingml/2006/main" xmlns:pic="http://schemas.openxmlformats.org/drawingml/2006/picture">
-            <wp:extent cx="4572000" cy="7440044"/>
+            <wp:extent cx="2926080" cy="4761628"/>
             <wp:docPr id="4" name="Picture 4"/>
             <wp:cNvGraphicFramePr>
               <a:graphicFrameLocks noChangeAspect="1"/>
@@ -1289,7 +1139,7 @@
                   <pic:spPr>
                     <a:xfrm>
                       <a:off x="0" y="0"/>
-                      <a:ext cx="4572000" cy="7440044"/>
+                      <a:ext cx="2926080" cy="4761628"/>
                     </a:xfrm>
                     <a:prstGeom prst="rect"/>
                   </pic:spPr>
@@ -1320,7 +1170,7 @@
       <w:r>
         <w:drawing>
           <wp:inline xmlns:a="http://schemas.openxmlformats.org/drawingml/2006/main" xmlns:pic="http://schemas.openxmlformats.org/drawingml/2006/picture">
-            <wp:extent cx="4572000" cy="7239684"/>
+            <wp:extent cx="2926080" cy="4633398"/>
             <wp:docPr id="5" name="Picture 5"/>
             <wp:cNvGraphicFramePr>
               <a:graphicFrameLocks noChangeAspect="1"/>
@@ -1341,7 +1191,7 @@
                   <pic:spPr>
                     <a:xfrm>
                       <a:off x="0" y="0"/>
-                      <a:ext cx="4572000" cy="7239684"/>
+                      <a:ext cx="2926080" cy="4633398"/>
                     </a:xfrm>
                     <a:prstGeom prst="rect"/>
                   </pic:spPr>
@@ -1582,7 +1432,7 @@
       <w:r>
         <w:drawing>
           <wp:inline xmlns:a="http://schemas.openxmlformats.org/drawingml/2006/main" xmlns:pic="http://schemas.openxmlformats.org/drawingml/2006/picture">
-            <wp:extent cx="4572000" cy="7239684"/>
+            <wp:extent cx="2926080" cy="4633398"/>
             <wp:docPr id="6" name="Picture 6"/>
             <wp:cNvGraphicFramePr>
               <a:graphicFrameLocks noChangeAspect="1"/>
@@ -1603,7 +1453,7 @@
                   <pic:spPr>
                     <a:xfrm>
                       <a:off x="0" y="0"/>
-                      <a:ext cx="4572000" cy="7239684"/>
+                      <a:ext cx="2926080" cy="4633398"/>
                     </a:xfrm>
                     <a:prstGeom prst="rect"/>
                   </pic:spPr>
@@ -1637,7 +1487,7 @@
     </w:p>
     <w:p>
       <w:r>
-        <w:t>系统定义了8类自定义异常，通过 GlobalExceptionHandler 统一拦截处理：</w:t>
+        <w:t>8类自定义异常 + GlobalExceptionHandler 统一拦截：</w:t>
       </w:r>
     </w:p>
     <w:tbl>
@@ -1684,7 +1534,7 @@
                 <w:b/>
                 <w:sz w:val="20"/>
               </w:rPr>
-              <w:t>HTTP状态码</w:t>
+              <w:t>HTTP</w:t>
             </w:r>
           </w:p>
         </w:tc>
@@ -1988,7 +1838,7 @@
               <w:rPr>
                 <w:sz w:val="20"/>
               </w:rPr>
-              <w:t>业务规则冲突（库存不足等）</w:t>
+              <w:t>业务规则冲突</w:t>
             </w:r>
           </w:p>
         </w:tc>
@@ -2158,7 +2008,7 @@
     </w:tbl>
     <w:p>
       <w:r>
-        <w:t>统一响应格式包含 success、message、data、error_code 字段。前端只显示友好的 message 提示，不暴露 SQL 语句、异常堆栈、数据库连接信息等内部实现细节。详细错误信息写入 logs/app.log，包含时间、请求标识、操作名称、用户角色、错误码，便于开发人员定位问题。</w:t>
+        <w:t>前端只显示友好提示，不暴露SQL/堆栈/连接信息。详细错误写入logs/app.log。</w:t>
       </w:r>
     </w:p>
     <w:p>
@@ -2168,7 +2018,7 @@
       <w:r>
         <w:drawing>
           <wp:inline xmlns:a="http://schemas.openxmlformats.org/drawingml/2006/main" xmlns:pic="http://schemas.openxmlformats.org/drawingml/2006/picture">
-            <wp:extent cx="4572000" cy="7239684"/>
+            <wp:extent cx="2926080" cy="4633398"/>
             <wp:docPr id="7" name="Picture 7"/>
             <wp:cNvGraphicFramePr>
               <a:graphicFrameLocks noChangeAspect="1"/>
@@ -2189,7 +2039,7 @@
                   <pic:spPr>
                     <a:xfrm>
                       <a:off x="0" y="0"/>
-                      <a:ext cx="4572000" cy="7239684"/>
+                      <a:ext cx="2926080" cy="4633398"/>
                     </a:xfrm>
                     <a:prstGeom prst="rect"/>
                   </pic:spPr>
@@ -2210,7 +2060,7 @@
           <w:color w:val="666666"/>
           <w:sz w:val="18"/>
         </w:rPr>
-        <w:t>图2-7 越权访问返回JSON错误（无SQL/堆栈泄露）</w:t>
+        <w:t>图2-7 越权访问返回JSON错误</w:t>
       </w:r>
     </w:p>
     <w:p>
@@ -2223,7 +2073,7 @@
     </w:p>
     <w:p>
       <w:r>
-        <w:t>所有数据库查询通过 Spring Data JPA 自动参数化，不存在字符串拼接 SQL 的情况。用户输入在业务层进行类型、长度、范围校验后，通过 JPA 的 @Param 注解绑定到预编译语句，从根本上防止 SQL 注入攻击。</w:t>
+        <w:t>所有查询通过Spring Data JPA自动参数化，无字符串拼接SQL。输入在业务层进行类型、长度、范围校验。</w:t>
       </w:r>
     </w:p>
     <w:p>
@@ -2236,7 +2086,7 @@
     </w:p>
     <w:p>
       <w:r>
-        <w:t>编写 integration_test.ps1 自动化测试脚本，覆盖15项核心测试场景：</w:t>
+        <w:t>integration_test.ps1 覆盖15项核心测试：</w:t>
       </w:r>
     </w:p>
     <w:tbl>
@@ -3238,7 +3088,7 @@
               <w:rPr>
                 <w:sz w:val="20"/>
               </w:rPr>
-              <w:t>分层结构（页面→业务→数据访问→数据库）</w:t>
+              <w:t>分层结构</w:t>
             </w:r>
           </w:p>
         </w:tc>
@@ -3264,7 +3114,7 @@
               <w:rPr>
                 <w:sz w:val="20"/>
               </w:rPr>
-              <w:t>4层清晰分离，职责明确，单向依赖</w:t>
+              <w:t>4层清晰分离，职责明确</w:t>
             </w:r>
           </w:p>
         </w:tc>
@@ -3305,7 +3155,7 @@
               <w:rPr>
                 <w:sz w:val="20"/>
               </w:rPr>
-              <w:t>6个页面，商品/库存/订单完整CRUD</w:t>
+              <w:t>6个页面，商品/库存/订单CRUD</w:t>
             </w:r>
           </w:p>
         </w:tc>
@@ -3402,7 +3252,7 @@
               <w:rPr>
                 <w:sz w:val="20"/>
               </w:rPr>
-              <w:t>SQL Server 数据库连接</w:t>
+              <w:t>SQL Server 连接</w:t>
             </w:r>
           </w:p>
         </w:tc>
@@ -3510,7 +3360,7 @@
               <w:rPr>
                 <w:sz w:val="20"/>
               </w:rPr>
-              <w:t>8类异常+全局处理器+统一响应格式</w:t>
+              <w:t>8类异常+全局处理器+统一响应</w:t>
             </w:r>
           </w:p>
         </w:tc>
@@ -3551,7 +3401,7 @@
               <w:rPr>
                 <w:sz w:val="20"/>
               </w:rPr>
-              <w:t>BCrypt加密、参数化查询、会话管理</w:t>
+              <w:t>BCrypt、参数化、会话管理</w:t>
             </w:r>
           </w:p>
         </w:tc>
@@ -3592,7 +3442,7 @@
               <w:rPr>
                 <w:sz w:val="20"/>
               </w:rPr>
-              <w:t>15项测试全部通过</w:t>
+              <w:t>15项全部通过</w:t>
             </w:r>
           </w:p>
         </w:tc>
@@ -3633,7 +3483,7 @@
               <w:rPr>
                 <w:sz w:val="20"/>
               </w:rPr>
-              <w:t>README.md含启动步骤和测试账号</w:t>
+              <w:t>README含启动步骤和测试账号</w:t>
             </w:r>
           </w:p>
         </w:tc>
@@ -3735,7 +3585,7 @@
               <w:rPr>
                 <w:sz w:val="20"/>
               </w:rPr>
-              <w:t>Jackson无法序列化HibernateProxy代理对象</w:t>
+              <w:t>Jackson无法序列化HibernateProxy</w:t>
             </w:r>
           </w:p>
         </w:tc>
@@ -3748,7 +3598,7 @@
               <w:rPr>
                 <w:sz w:val="20"/>
               </w:rPr>
-              <w:t>@ManyToOne添加@JsonIgnore，外键列直接映射</w:t>
+              <w:t>@ManyToOne添加@JsonIgnore</w:t>
             </w:r>
           </w:p>
         </w:tc>
@@ -3776,7 +3626,7 @@
               <w:rPr>
                 <w:sz w:val="20"/>
               </w:rPr>
-              <w:t>$2b$前缀hash Spring Security不兼容</w:t>
+              <w:t>$2b$前缀不兼容</w:t>
             </w:r>
           </w:p>
         </w:tc>
@@ -3789,7 +3639,7 @@
               <w:rPr>
                 <w:sz w:val="20"/>
               </w:rPr>
-              <w:t>重新生成$2a$前缀hash并更新数据库</w:t>
+              <w:t>生成$2a$前缀hash</w:t>
             </w:r>
           </w:p>
         </w:tc>
@@ -3817,7 +3667,7 @@
               <w:rPr>
                 <w:sz w:val="20"/>
               </w:rPr>
-              <w:t>JDBC连接未强制Unicode传输</w:t>
+              <w:t>JDBC未强制Unicode</w:t>
             </w:r>
           </w:p>
         </w:tc>
@@ -3830,7 +3680,7 @@
               <w:rPr>
                 <w:sz w:val="20"/>
               </w:rPr>
-              <w:t>连接串添加sendStringParametersAsUnicode=true</w:t>
+              <w:t>添加sendStringParametersAsUnicode=true</w:t>
             </w:r>
           </w:p>
         </w:tc>
@@ -3845,7 +3695,7 @@
               <w:rPr>
                 <w:sz w:val="20"/>
               </w:rPr>
-              <w:t>@Modifying注解缺失</w:t>
+              <w:t>@Modifying缺失</w:t>
             </w:r>
           </w:p>
         </w:tc>
@@ -3858,7 +3708,7 @@
               <w:rPr>
                 <w:sz w:val="20"/>
               </w:rPr>
-              <w:t>UPDATE查询被JPA当作SELECT处理</w:t>
+              <w:t>UPDATE被当作SELECT</w:t>
             </w:r>
           </w:p>
         </w:tc>
@@ -3871,7 +3721,7 @@
               <w:rPr>
                 <w:sz w:val="20"/>
               </w:rPr>
-              <w:t>deductStock方法添加@Modifying+@Transactional</w:t>
+              <w:t>添加@Modifying+@Transactional</w:t>
             </w:r>
           </w:p>
         </w:tc>
@@ -3899,7 +3749,7 @@
               <w:rPr>
                 <w:sz w:val="20"/>
               </w:rPr>
-              <w:t>隐藏字段required导致HTML5表单验证拦截</w:t>
+              <w:t>隐藏字段required拦截</w:t>
             </w:r>
           </w:p>
         </w:tc>
@@ -3912,7 +3762,7 @@
               <w:rPr>
                 <w:sz w:val="20"/>
               </w:rPr>
-              <w:t>动态设置required，确保隐藏input有name属性</w:t>
+              <w:t>动态设置required</w:t>
             </w:r>
           </w:p>
         </w:tc>
@@ -3940,7 +3790,7 @@
               <w:rPr>
                 <w:sz w:val="20"/>
               </w:rPr>
-              <w:t>Thymeleaf模板span标签未填充内容</w:t>
+              <w:t>span未填充</w:t>
             </w:r>
           </w:p>
         </w:tc>
@@ -3953,7 +3803,7 @@
               <w:rPr>
                 <w:sz w:val="20"/>
               </w:rPr>
-              <w:t>使用${session.userRole}服务端渲染</w:t>
+              <w:t>${session.userRole}渲染</w:t>
             </w:r>
           </w:p>
         </w:tc>
@@ -3978,7 +3828,7 @@
     </w:p>
     <w:p>
       <w:r>
-        <w:t>通过 Controller→Service→Repository 的清晰分层，业务逻辑与数据访问分离，便于维护和测试。事务边界在 Service 层统一管理，确保数据一致性。每层只依赖下层接口，替换实现不影响其他层。</w:t>
+        <w:t>Controller→Service→Repository清晰分层，业务逻辑与数据访问分离，事务边界在Service层统一管理。</w:t>
       </w:r>
     </w:p>
     <w:p>
@@ -3992,7 +3842,7 @@
     </w:p>
     <w:p>
       <w:r>
-        <w:t>订单创建涉及订单主表、明细、库存、积分多张表，任何一步失败都必须全部回滚。@Transactional 注解简化了事务管理，但需要正确配置 rollbackFor = Exception.class 才能确保所有异常都触发回滚。</w:t>
+        <w:t>订单创建涉及多表操作，任何一步失败必须全部回滚。@Transactional需正确配置rollbackFor=Exception.class。</w:t>
       </w:r>
     </w:p>
     <w:p>
@@ -4006,7 +3856,7 @@
     </w:p>
     <w:p>
       <w:r>
-        <w:t>页面隐藏按钮只是用户体验优化，真正的权限控制必须在后端业务层和数据库层实现。本项目通过三层权限控制（前端隐藏+后端校验+数据库受限账户）确保越权操作无法成功。</w:t>
+        <w:t>页面隐藏按钮只是体验优化，真正权限控制必须在后端业务层和数据库层实现。</w:t>
       </w:r>
     </w:p>
     <w:p>
@@ -4020,7 +3870,7 @@
     </w:p>
     <w:p>
       <w:r>
-        <w:t>8类异常 + 全局处理器使得错误处理规范化，前端只需处理统一的JSON响应格式。后端日志保留详细错误信息（含堆栈），前端只显示友好提示，既保证用户体验又保护系统安全。</w:t>
+        <w:t>8类异常+全局处理器使错误处理规范化，前端只需处理统一JSON格式，后端日志保留详细信息。</w:t>
       </w:r>
     </w:p>
     <w:p>
@@ -4034,7 +3884,7 @@
     </w:p>
     <w:p>
       <w:r>
-        <w:t>使用 JPA 自动参数化从根本上防止 SQL 注入，比手动拼接字符串更安全可靠。配合业务层的输入校验（类型、长度、范围），形成完整的输入安全防线。</w:t>
+        <w:t>JPA自动参数化从根本上防止SQL注入，配合业务层输入校验形成完整安全防线。</w:t>
       </w:r>
     </w:p>
     <w:p>
@@ -4052,32 +3902,32 @@
     </w:p>
     <w:p>
       <w:r>
-        <w:t>2. 添加商品类别管理界面（当前category表只能通过SQL维护）</w:t>
+        <w:t>2. 添加商品类别管理界面</w:t>
       </w:r>
     </w:p>
     <w:p>
       <w:r>
-        <w:t>3. 添加数据导出功能（Excel/CSV格式）</w:t>
+        <w:t>3. 添加数据导出功能（Excel/CSV）</w:t>
       </w:r>
     </w:p>
     <w:p>
       <w:r>
-        <w:t>4. 添加操作审计日志，记录关键操作的操作者和时间</w:t>
+        <w:t>4. 添加操作审计日志</w:t>
       </w:r>
     </w:p>
     <w:p>
       <w:r>
-        <w:t>5. 前端改用 Vue/React 实现前后端分离架构</w:t>
+        <w:t>5. 前端改用Vue/React前后端分离</w:t>
       </w:r>
     </w:p>
     <w:p>
       <w:r>
-        <w:t>6. 添加单元测试（当前为集成测试，缺少Service层单元测试）</w:t>
+        <w:t>6. 添加单元测试</w:t>
       </w:r>
     </w:p>
     <w:p>
       <w:r>
-        <w:t>7. 添加Redis缓存，提升高频查询性能</w:t>
+        <w:t>7. 添加Redis缓存</w:t>
       </w:r>
     </w:p>
     <w:p>

--- a/stage2/第二阶段阶段报告.docx
+++ b/stage2/第二阶段阶段报告.docx
@@ -378,7 +378,7 @@
     </w:p>
     <w:p>
       <w:r>
-        <w:t>第二阶段涵盖第5-9周的全部内容：第5周完成ER图设计与业务规则梳理；第6周完成函数依赖分析、规范化判断及v0.1到v1.0的数据库迁移；第7-9周完成Spring Boot Web应用的开发、测试与优化。</w:t>
+        <w:t>第二阶段涵盖第5-9周：第5周完成ER图设计与业务规则梳理；第6周完成函数依赖分析、规范化判断及v0.1到v1.0的数据库迁移；第7-9周完成Spring Boot Web应用的开发、测试与优化。</w:t>
       </w:r>
     </w:p>
     <w:p>
@@ -923,7 +923,7 @@
       <w:r>
         <w:drawing>
           <wp:inline xmlns:a="http://schemas.openxmlformats.org/drawingml/2006/main" xmlns:pic="http://schemas.openxmlformats.org/drawingml/2006/picture">
-            <wp:extent cx="2926080" cy="4633398"/>
+            <wp:extent cx="3657600" cy="5791747"/>
             <wp:docPr id="1" name="Picture 1"/>
             <wp:cNvGraphicFramePr>
               <a:graphicFrameLocks noChangeAspect="1"/>
@@ -944,7 +944,7 @@
                   <pic:spPr>
                     <a:xfrm>
                       <a:off x="0" y="0"/>
-                      <a:ext cx="2926080" cy="4633398"/>
+                      <a:ext cx="3657600" cy="5791747"/>
                     </a:xfrm>
                     <a:prstGeom prst="rect"/>
                   </pic:spPr>
@@ -988,7 +988,7 @@
       <w:r>
         <w:drawing>
           <wp:inline xmlns:a="http://schemas.openxmlformats.org/drawingml/2006/main" xmlns:pic="http://schemas.openxmlformats.org/drawingml/2006/picture">
-            <wp:extent cx="2926080" cy="4633398"/>
+            <wp:extent cx="3657600" cy="5791747"/>
             <wp:docPr id="2" name="Picture 2"/>
             <wp:cNvGraphicFramePr>
               <a:graphicFrameLocks noChangeAspect="1"/>
@@ -1009,7 +1009,7 @@
                   <pic:spPr>
                     <a:xfrm>
                       <a:off x="0" y="0"/>
-                      <a:ext cx="2926080" cy="4633398"/>
+                      <a:ext cx="3657600" cy="5791747"/>
                     </a:xfrm>
                     <a:prstGeom prst="rect"/>
                   </pic:spPr>
@@ -1043,7 +1043,7 @@
     </w:p>
     <w:p>
       <w:r>
-        <w:t>列表查询（关联product表）、低库存预警（数量≤阈值红色高亮）、库存数量调整（店员/店长权限）。</w:t>
+        <w:t>列表查询（关联product表）、低库存预警（数量小于等于阈值红色高亮）、库存数量调整（店员/店长权限）。</w:t>
       </w:r>
     </w:p>
     <w:p>
@@ -1053,7 +1053,7 @@
       <w:r>
         <w:drawing>
           <wp:inline xmlns:a="http://schemas.openxmlformats.org/drawingml/2006/main" xmlns:pic="http://schemas.openxmlformats.org/drawingml/2006/picture">
-            <wp:extent cx="2926080" cy="4683852"/>
+            <wp:extent cx="3657600" cy="5854815"/>
             <wp:docPr id="3" name="Picture 3"/>
             <wp:cNvGraphicFramePr>
               <a:graphicFrameLocks noChangeAspect="1"/>
@@ -1074,7 +1074,7 @@
                   <pic:spPr>
                     <a:xfrm>
                       <a:off x="0" y="0"/>
-                      <a:ext cx="2926080" cy="4683852"/>
+                      <a:ext cx="3657600" cy="5854815"/>
                     </a:xfrm>
                     <a:prstGeom prst="rect"/>
                   </pic:spPr>
@@ -1118,7 +1118,7 @@
       <w:r>
         <w:drawing>
           <wp:inline xmlns:a="http://schemas.openxmlformats.org/drawingml/2006/main" xmlns:pic="http://schemas.openxmlformats.org/drawingml/2006/picture">
-            <wp:extent cx="2926080" cy="4761628"/>
+            <wp:extent cx="3657600" cy="5952035"/>
             <wp:docPr id="4" name="Picture 4"/>
             <wp:cNvGraphicFramePr>
               <a:graphicFrameLocks noChangeAspect="1"/>
@@ -1139,7 +1139,7 @@
                   <pic:spPr>
                     <a:xfrm>
                       <a:off x="0" y="0"/>
-                      <a:ext cx="2926080" cy="4761628"/>
+                      <a:ext cx="3657600" cy="5952035"/>
                     </a:xfrm>
                     <a:prstGeom prst="rect"/>
                   </pic:spPr>
@@ -1170,7 +1170,7 @@
       <w:r>
         <w:drawing>
           <wp:inline xmlns:a="http://schemas.openxmlformats.org/drawingml/2006/main" xmlns:pic="http://schemas.openxmlformats.org/drawingml/2006/picture">
-            <wp:extent cx="2926080" cy="4633398"/>
+            <wp:extent cx="3657600" cy="5791747"/>
             <wp:docPr id="5" name="Picture 5"/>
             <wp:cNvGraphicFramePr>
               <a:graphicFrameLocks noChangeAspect="1"/>
@@ -1191,7 +1191,7 @@
                   <pic:spPr>
                     <a:xfrm>
                       <a:off x="0" y="0"/>
-                      <a:ext cx="2926080" cy="4633398"/>
+                      <a:ext cx="3657600" cy="5791747"/>
                     </a:xfrm>
                     <a:prstGeom prst="rect"/>
                   </pic:spPr>
@@ -1432,7 +1432,7 @@
       <w:r>
         <w:drawing>
           <wp:inline xmlns:a="http://schemas.openxmlformats.org/drawingml/2006/main" xmlns:pic="http://schemas.openxmlformats.org/drawingml/2006/picture">
-            <wp:extent cx="2926080" cy="4633398"/>
+            <wp:extent cx="3657600" cy="5791747"/>
             <wp:docPr id="6" name="Picture 6"/>
             <wp:cNvGraphicFramePr>
               <a:graphicFrameLocks noChangeAspect="1"/>
@@ -1453,7 +1453,7 @@
                   <pic:spPr>
                     <a:xfrm>
                       <a:off x="0" y="0"/>
-                      <a:ext cx="2926080" cy="4633398"/>
+                      <a:ext cx="3657600" cy="5791747"/>
                     </a:xfrm>
                     <a:prstGeom prst="rect"/>
                   </pic:spPr>
@@ -2018,7 +2018,7 @@
       <w:r>
         <w:drawing>
           <wp:inline xmlns:a="http://schemas.openxmlformats.org/drawingml/2006/main" xmlns:pic="http://schemas.openxmlformats.org/drawingml/2006/picture">
-            <wp:extent cx="2926080" cy="4633398"/>
+            <wp:extent cx="3657600" cy="5791747"/>
             <wp:docPr id="7" name="Picture 7"/>
             <wp:cNvGraphicFramePr>
               <a:graphicFrameLocks noChangeAspect="1"/>
@@ -2039,7 +2039,7 @@
                   <pic:spPr>
                     <a:xfrm>
                       <a:off x="0" y="0"/>
-                      <a:ext cx="2926080" cy="4633398"/>
+                      <a:ext cx="3657600" cy="5791747"/>
                     </a:xfrm>
                     <a:prstGeom prst="rect"/>
                   </pic:spPr>

--- a/stage2/第二阶段阶段报告.docx
+++ b/stage2/第二阶段阶段报告.docx
@@ -466,7 +466,7 @@
       <w:r>
         <w:drawing>
           <wp:inline xmlns:a="http://schemas.openxmlformats.org/drawingml/2006/main" xmlns:pic="http://schemas.openxmlformats.org/drawingml/2006/picture">
-            <wp:extent cx="5486400" cy="3086100"/>
+            <wp:extent cx="5486400" cy="2737485"/>
             <wp:docPr id="1" name="Picture 1"/>
             <wp:cNvGraphicFramePr>
               <a:graphicFrameLocks noChangeAspect="1"/>
@@ -487,7 +487,7 @@
                   <pic:spPr>
                     <a:xfrm>
                       <a:off x="0" y="0"/>
-                      <a:ext cx="5486400" cy="3086100"/>
+                      <a:ext cx="5486400" cy="2737485"/>
                     </a:xfrm>
                     <a:prstGeom prst="rect"/>
                   </pic:spPr>
@@ -532,7 +532,7 @@
       <w:r>
         <w:drawing>
           <wp:inline xmlns:a="http://schemas.openxmlformats.org/drawingml/2006/main" xmlns:pic="http://schemas.openxmlformats.org/drawingml/2006/picture">
-            <wp:extent cx="5486400" cy="3086100"/>
+            <wp:extent cx="5486400" cy="2737485"/>
             <wp:docPr id="2" name="Picture 2"/>
             <wp:cNvGraphicFramePr>
               <a:graphicFrameLocks noChangeAspect="1"/>
@@ -553,7 +553,7 @@
                   <pic:spPr>
                     <a:xfrm>
                       <a:off x="0" y="0"/>
-                      <a:ext cx="5486400" cy="3086100"/>
+                      <a:ext cx="5486400" cy="2737485"/>
                     </a:xfrm>
                     <a:prstGeom prst="rect"/>
                   </pic:spPr>
@@ -598,7 +598,7 @@
       <w:r>
         <w:drawing>
           <wp:inline xmlns:a="http://schemas.openxmlformats.org/drawingml/2006/main" xmlns:pic="http://schemas.openxmlformats.org/drawingml/2006/picture">
-            <wp:extent cx="5486400" cy="3086100"/>
+            <wp:extent cx="5486400" cy="2737485"/>
             <wp:docPr id="3" name="Picture 3"/>
             <wp:cNvGraphicFramePr>
               <a:graphicFrameLocks noChangeAspect="1"/>
@@ -619,7 +619,7 @@
                   <pic:spPr>
                     <a:xfrm>
                       <a:off x="0" y="0"/>
-                      <a:ext cx="5486400" cy="3086100"/>
+                      <a:ext cx="5486400" cy="2737485"/>
                     </a:xfrm>
                     <a:prstGeom prst="rect"/>
                   </pic:spPr>
@@ -664,7 +664,7 @@
       <w:r>
         <w:drawing>
           <wp:inline xmlns:a="http://schemas.openxmlformats.org/drawingml/2006/main" xmlns:pic="http://schemas.openxmlformats.org/drawingml/2006/picture">
-            <wp:extent cx="5486400" cy="3086100"/>
+            <wp:extent cx="5486400" cy="2737485"/>
             <wp:docPr id="4" name="Picture 4"/>
             <wp:cNvGraphicFramePr>
               <a:graphicFrameLocks noChangeAspect="1"/>
@@ -685,7 +685,7 @@
                   <pic:spPr>
                     <a:xfrm>
                       <a:off x="0" y="0"/>
-                      <a:ext cx="5486400" cy="3086100"/>
+                      <a:ext cx="5486400" cy="2737485"/>
                     </a:xfrm>
                     <a:prstGeom prst="rect"/>
                   </pic:spPr>
@@ -730,7 +730,7 @@
       <w:r>
         <w:drawing>
           <wp:inline xmlns:a="http://schemas.openxmlformats.org/drawingml/2006/main" xmlns:pic="http://schemas.openxmlformats.org/drawingml/2006/picture">
-            <wp:extent cx="5486400" cy="3086100"/>
+            <wp:extent cx="5486400" cy="2737485"/>
             <wp:docPr id="5" name="Picture 5"/>
             <wp:cNvGraphicFramePr>
               <a:graphicFrameLocks noChangeAspect="1"/>
@@ -751,7 +751,7 @@
                   <pic:spPr>
                     <a:xfrm>
                       <a:off x="0" y="0"/>
-                      <a:ext cx="5486400" cy="3086100"/>
+                      <a:ext cx="5486400" cy="2737485"/>
                     </a:xfrm>
                     <a:prstGeom prst="rect"/>
                   </pic:spPr>
@@ -796,7 +796,7 @@
       <w:r>
         <w:drawing>
           <wp:inline xmlns:a="http://schemas.openxmlformats.org/drawingml/2006/main" xmlns:pic="http://schemas.openxmlformats.org/drawingml/2006/picture">
-            <wp:extent cx="5486400" cy="3086100"/>
+            <wp:extent cx="5486400" cy="2737485"/>
             <wp:docPr id="6" name="Picture 6"/>
             <wp:cNvGraphicFramePr>
               <a:graphicFrameLocks noChangeAspect="1"/>
@@ -817,7 +817,7 @@
                   <pic:spPr>
                     <a:xfrm>
                       <a:off x="0" y="0"/>
-                      <a:ext cx="5486400" cy="3086100"/>
+                      <a:ext cx="5486400" cy="2737485"/>
                     </a:xfrm>
                     <a:prstGeom prst="rect"/>
                   </pic:spPr>
@@ -862,7 +862,7 @@
       <w:r>
         <w:drawing>
           <wp:inline xmlns:a="http://schemas.openxmlformats.org/drawingml/2006/main" xmlns:pic="http://schemas.openxmlformats.org/drawingml/2006/picture">
-            <wp:extent cx="5486400" cy="3086100"/>
+            <wp:extent cx="5486400" cy="2737485"/>
             <wp:docPr id="7" name="Picture 7"/>
             <wp:cNvGraphicFramePr>
               <a:graphicFrameLocks noChangeAspect="1"/>
@@ -883,7 +883,7 @@
                   <pic:spPr>
                     <a:xfrm>
                       <a:off x="0" y="0"/>
-                      <a:ext cx="5486400" cy="3086100"/>
+                      <a:ext cx="5486400" cy="2737485"/>
                     </a:xfrm>
                     <a:prstGeom prst="rect"/>
                   </pic:spPr>
@@ -928,7 +928,7 @@
       <w:r>
         <w:drawing>
           <wp:inline xmlns:a="http://schemas.openxmlformats.org/drawingml/2006/main" xmlns:pic="http://schemas.openxmlformats.org/drawingml/2006/picture">
-            <wp:extent cx="5486400" cy="3086100"/>
+            <wp:extent cx="5486400" cy="2737485"/>
             <wp:docPr id="8" name="Picture 8"/>
             <wp:cNvGraphicFramePr>
               <a:graphicFrameLocks noChangeAspect="1"/>
@@ -949,7 +949,7 @@
                   <pic:spPr>
                     <a:xfrm>
                       <a:off x="0" y="0"/>
-                      <a:ext cx="5486400" cy="3086100"/>
+                      <a:ext cx="5486400" cy="2737485"/>
                     </a:xfrm>
                     <a:prstGeom prst="rect"/>
                   </pic:spPr>

--- a/stage2/第二阶段阶段报告.docx
+++ b/stage2/第二阶段阶段报告.docx
@@ -466,7 +466,7 @@
       <w:r>
         <w:drawing>
           <wp:inline xmlns:a="http://schemas.openxmlformats.org/drawingml/2006/main" xmlns:pic="http://schemas.openxmlformats.org/drawingml/2006/picture">
-            <wp:extent cx="5486400" cy="2737485"/>
+            <wp:extent cx="5486400" cy="2780937"/>
             <wp:docPr id="1" name="Picture 1"/>
             <wp:cNvGraphicFramePr>
               <a:graphicFrameLocks noChangeAspect="1"/>
@@ -487,7 +487,7 @@
                   <pic:spPr>
                     <a:xfrm>
                       <a:off x="0" y="0"/>
-                      <a:ext cx="5486400" cy="2737485"/>
+                      <a:ext cx="5486400" cy="2780937"/>
                     </a:xfrm>
                     <a:prstGeom prst="rect"/>
                   </pic:spPr>
@@ -532,7 +532,7 @@
       <w:r>
         <w:drawing>
           <wp:inline xmlns:a="http://schemas.openxmlformats.org/drawingml/2006/main" xmlns:pic="http://schemas.openxmlformats.org/drawingml/2006/picture">
-            <wp:extent cx="5486400" cy="2737485"/>
+            <wp:extent cx="5486400" cy="2780937"/>
             <wp:docPr id="2" name="Picture 2"/>
             <wp:cNvGraphicFramePr>
               <a:graphicFrameLocks noChangeAspect="1"/>
@@ -553,7 +553,7 @@
                   <pic:spPr>
                     <a:xfrm>
                       <a:off x="0" y="0"/>
-                      <a:ext cx="5486400" cy="2737485"/>
+                      <a:ext cx="5486400" cy="2780937"/>
                     </a:xfrm>
                     <a:prstGeom prst="rect"/>
                   </pic:spPr>
@@ -598,7 +598,7 @@
       <w:r>
         <w:drawing>
           <wp:inline xmlns:a="http://schemas.openxmlformats.org/drawingml/2006/main" xmlns:pic="http://schemas.openxmlformats.org/drawingml/2006/picture">
-            <wp:extent cx="5486400" cy="2737485"/>
+            <wp:extent cx="5486400" cy="2780937"/>
             <wp:docPr id="3" name="Picture 3"/>
             <wp:cNvGraphicFramePr>
               <a:graphicFrameLocks noChangeAspect="1"/>
@@ -619,7 +619,7 @@
                   <pic:spPr>
                     <a:xfrm>
                       <a:off x="0" y="0"/>
-                      <a:ext cx="5486400" cy="2737485"/>
+                      <a:ext cx="5486400" cy="2780937"/>
                     </a:xfrm>
                     <a:prstGeom prst="rect"/>
                   </pic:spPr>
@@ -664,7 +664,7 @@
       <w:r>
         <w:drawing>
           <wp:inline xmlns:a="http://schemas.openxmlformats.org/drawingml/2006/main" xmlns:pic="http://schemas.openxmlformats.org/drawingml/2006/picture">
-            <wp:extent cx="5486400" cy="2737485"/>
+            <wp:extent cx="5486400" cy="2780937"/>
             <wp:docPr id="4" name="Picture 4"/>
             <wp:cNvGraphicFramePr>
               <a:graphicFrameLocks noChangeAspect="1"/>
@@ -685,7 +685,7 @@
                   <pic:spPr>
                     <a:xfrm>
                       <a:off x="0" y="0"/>
-                      <a:ext cx="5486400" cy="2737485"/>
+                      <a:ext cx="5486400" cy="2780937"/>
                     </a:xfrm>
                     <a:prstGeom prst="rect"/>
                   </pic:spPr>
@@ -730,7 +730,7 @@
       <w:r>
         <w:drawing>
           <wp:inline xmlns:a="http://schemas.openxmlformats.org/drawingml/2006/main" xmlns:pic="http://schemas.openxmlformats.org/drawingml/2006/picture">
-            <wp:extent cx="5486400" cy="2737485"/>
+            <wp:extent cx="5486400" cy="2780937"/>
             <wp:docPr id="5" name="Picture 5"/>
             <wp:cNvGraphicFramePr>
               <a:graphicFrameLocks noChangeAspect="1"/>
@@ -751,7 +751,7 @@
                   <pic:spPr>
                     <a:xfrm>
                       <a:off x="0" y="0"/>
-                      <a:ext cx="5486400" cy="2737485"/>
+                      <a:ext cx="5486400" cy="2780937"/>
                     </a:xfrm>
                     <a:prstGeom prst="rect"/>
                   </pic:spPr>
@@ -796,7 +796,7 @@
       <w:r>
         <w:drawing>
           <wp:inline xmlns:a="http://schemas.openxmlformats.org/drawingml/2006/main" xmlns:pic="http://schemas.openxmlformats.org/drawingml/2006/picture">
-            <wp:extent cx="5486400" cy="2737485"/>
+            <wp:extent cx="5486400" cy="2780937"/>
             <wp:docPr id="6" name="Picture 6"/>
             <wp:cNvGraphicFramePr>
               <a:graphicFrameLocks noChangeAspect="1"/>
@@ -817,7 +817,7 @@
                   <pic:spPr>
                     <a:xfrm>
                       <a:off x="0" y="0"/>
-                      <a:ext cx="5486400" cy="2737485"/>
+                      <a:ext cx="5486400" cy="2780937"/>
                     </a:xfrm>
                     <a:prstGeom prst="rect"/>
                   </pic:spPr>
@@ -862,7 +862,7 @@
       <w:r>
         <w:drawing>
           <wp:inline xmlns:a="http://schemas.openxmlformats.org/drawingml/2006/main" xmlns:pic="http://schemas.openxmlformats.org/drawingml/2006/picture">
-            <wp:extent cx="5486400" cy="2737485"/>
+            <wp:extent cx="5486400" cy="2780937"/>
             <wp:docPr id="7" name="Picture 7"/>
             <wp:cNvGraphicFramePr>
               <a:graphicFrameLocks noChangeAspect="1"/>
@@ -883,7 +883,7 @@
                   <pic:spPr>
                     <a:xfrm>
                       <a:off x="0" y="0"/>
-                      <a:ext cx="5486400" cy="2737485"/>
+                      <a:ext cx="5486400" cy="2780937"/>
                     </a:xfrm>
                     <a:prstGeom prst="rect"/>
                   </pic:spPr>
@@ -928,7 +928,7 @@
       <w:r>
         <w:drawing>
           <wp:inline xmlns:a="http://schemas.openxmlformats.org/drawingml/2006/main" xmlns:pic="http://schemas.openxmlformats.org/drawingml/2006/picture">
-            <wp:extent cx="5486400" cy="2737485"/>
+            <wp:extent cx="5486400" cy="2780937"/>
             <wp:docPr id="8" name="Picture 8"/>
             <wp:cNvGraphicFramePr>
               <a:graphicFrameLocks noChangeAspect="1"/>
@@ -949,7 +949,7 @@
                   <pic:spPr>
                     <a:xfrm>
                       <a:off x="0" y="0"/>
-                      <a:ext cx="5486400" cy="2737485"/>
+                      <a:ext cx="5486400" cy="2780937"/>
                     </a:xfrm>
                     <a:prstGeom prst="rect"/>
                   </pic:spPr>

--- a/stage2/第二阶段阶段报告.docx
+++ b/stage2/第二阶段阶段报告.docx
@@ -466,7 +466,7 @@
       <w:r>
         <w:drawing>
           <wp:inline xmlns:a="http://schemas.openxmlformats.org/drawingml/2006/main" xmlns:pic="http://schemas.openxmlformats.org/drawingml/2006/picture">
-            <wp:extent cx="5486400" cy="2780937"/>
+            <wp:extent cx="5486400" cy="3086100"/>
             <wp:docPr id="1" name="Picture 1"/>
             <wp:cNvGraphicFramePr>
               <a:graphicFrameLocks noChangeAspect="1"/>
@@ -487,7 +487,7 @@
                   <pic:spPr>
                     <a:xfrm>
                       <a:off x="0" y="0"/>
-                      <a:ext cx="5486400" cy="2780937"/>
+                      <a:ext cx="5486400" cy="3086100"/>
                     </a:xfrm>
                     <a:prstGeom prst="rect"/>
                   </pic:spPr>
@@ -532,7 +532,7 @@
       <w:r>
         <w:drawing>
           <wp:inline xmlns:a="http://schemas.openxmlformats.org/drawingml/2006/main" xmlns:pic="http://schemas.openxmlformats.org/drawingml/2006/picture">
-            <wp:extent cx="5486400" cy="2780937"/>
+            <wp:extent cx="5486400" cy="3086100"/>
             <wp:docPr id="2" name="Picture 2"/>
             <wp:cNvGraphicFramePr>
               <a:graphicFrameLocks noChangeAspect="1"/>
@@ -553,7 +553,7 @@
                   <pic:spPr>
                     <a:xfrm>
                       <a:off x="0" y="0"/>
-                      <a:ext cx="5486400" cy="2780937"/>
+                      <a:ext cx="5486400" cy="3086100"/>
                     </a:xfrm>
                     <a:prstGeom prst="rect"/>
                   </pic:spPr>
@@ -598,7 +598,7 @@
       <w:r>
         <w:drawing>
           <wp:inline xmlns:a="http://schemas.openxmlformats.org/drawingml/2006/main" xmlns:pic="http://schemas.openxmlformats.org/drawingml/2006/picture">
-            <wp:extent cx="5486400" cy="2780937"/>
+            <wp:extent cx="5486400" cy="3086100"/>
             <wp:docPr id="3" name="Picture 3"/>
             <wp:cNvGraphicFramePr>
               <a:graphicFrameLocks noChangeAspect="1"/>
@@ -619,7 +619,7 @@
                   <pic:spPr>
                     <a:xfrm>
                       <a:off x="0" y="0"/>
-                      <a:ext cx="5486400" cy="2780937"/>
+                      <a:ext cx="5486400" cy="3086100"/>
                     </a:xfrm>
                     <a:prstGeom prst="rect"/>
                   </pic:spPr>
@@ -664,7 +664,7 @@
       <w:r>
         <w:drawing>
           <wp:inline xmlns:a="http://schemas.openxmlformats.org/drawingml/2006/main" xmlns:pic="http://schemas.openxmlformats.org/drawingml/2006/picture">
-            <wp:extent cx="5486400" cy="2780937"/>
+            <wp:extent cx="5486400" cy="3086100"/>
             <wp:docPr id="4" name="Picture 4"/>
             <wp:cNvGraphicFramePr>
               <a:graphicFrameLocks noChangeAspect="1"/>
@@ -685,7 +685,7 @@
                   <pic:spPr>
                     <a:xfrm>
                       <a:off x="0" y="0"/>
-                      <a:ext cx="5486400" cy="2780937"/>
+                      <a:ext cx="5486400" cy="3086100"/>
                     </a:xfrm>
                     <a:prstGeom prst="rect"/>
                   </pic:spPr>
@@ -730,7 +730,7 @@
       <w:r>
         <w:drawing>
           <wp:inline xmlns:a="http://schemas.openxmlformats.org/drawingml/2006/main" xmlns:pic="http://schemas.openxmlformats.org/drawingml/2006/picture">
-            <wp:extent cx="5486400" cy="2780937"/>
+            <wp:extent cx="5486400" cy="3086100"/>
             <wp:docPr id="5" name="Picture 5"/>
             <wp:cNvGraphicFramePr>
               <a:graphicFrameLocks noChangeAspect="1"/>
@@ -751,7 +751,7 @@
                   <pic:spPr>
                     <a:xfrm>
                       <a:off x="0" y="0"/>
-                      <a:ext cx="5486400" cy="2780937"/>
+                      <a:ext cx="5486400" cy="3086100"/>
                     </a:xfrm>
                     <a:prstGeom prst="rect"/>
                   </pic:spPr>
@@ -796,7 +796,7 @@
       <w:r>
         <w:drawing>
           <wp:inline xmlns:a="http://schemas.openxmlformats.org/drawingml/2006/main" xmlns:pic="http://schemas.openxmlformats.org/drawingml/2006/picture">
-            <wp:extent cx="5486400" cy="2780937"/>
+            <wp:extent cx="5486400" cy="3086100"/>
             <wp:docPr id="6" name="Picture 6"/>
             <wp:cNvGraphicFramePr>
               <a:graphicFrameLocks noChangeAspect="1"/>
@@ -817,7 +817,7 @@
                   <pic:spPr>
                     <a:xfrm>
                       <a:off x="0" y="0"/>
-                      <a:ext cx="5486400" cy="2780937"/>
+                      <a:ext cx="5486400" cy="3086100"/>
                     </a:xfrm>
                     <a:prstGeom prst="rect"/>
                   </pic:spPr>
@@ -862,7 +862,7 @@
       <w:r>
         <w:drawing>
           <wp:inline xmlns:a="http://schemas.openxmlformats.org/drawingml/2006/main" xmlns:pic="http://schemas.openxmlformats.org/drawingml/2006/picture">
-            <wp:extent cx="5486400" cy="2780937"/>
+            <wp:extent cx="5486400" cy="3086100"/>
             <wp:docPr id="7" name="Picture 7"/>
             <wp:cNvGraphicFramePr>
               <a:graphicFrameLocks noChangeAspect="1"/>
@@ -883,7 +883,7 @@
                   <pic:spPr>
                     <a:xfrm>
                       <a:off x="0" y="0"/>
-                      <a:ext cx="5486400" cy="2780937"/>
+                      <a:ext cx="5486400" cy="3086100"/>
                     </a:xfrm>
                     <a:prstGeom prst="rect"/>
                   </pic:spPr>
@@ -928,7 +928,7 @@
       <w:r>
         <w:drawing>
           <wp:inline xmlns:a="http://schemas.openxmlformats.org/drawingml/2006/main" xmlns:pic="http://schemas.openxmlformats.org/drawingml/2006/picture">
-            <wp:extent cx="5486400" cy="2780937"/>
+            <wp:extent cx="5486400" cy="3086100"/>
             <wp:docPr id="8" name="Picture 8"/>
             <wp:cNvGraphicFramePr>
               <a:graphicFrameLocks noChangeAspect="1"/>
@@ -949,7 +949,7 @@
                   <pic:spPr>
                     <a:xfrm>
                       <a:off x="0" y="0"/>
-                      <a:ext cx="5486400" cy="2780937"/>
+                      <a:ext cx="5486400" cy="3086100"/>
                     </a:xfrm>
                     <a:prstGeom prst="rect"/>
                   </pic:spPr>

--- a/stage2/第二阶段阶段报告.docx
+++ b/stage2/第二阶段阶段报告.docx
@@ -466,7 +466,7 @@
       <w:r>
         <w:drawing>
           <wp:inline xmlns:a="http://schemas.openxmlformats.org/drawingml/2006/main" xmlns:pic="http://schemas.openxmlformats.org/drawingml/2006/picture">
-            <wp:extent cx="5486400" cy="3086100"/>
+            <wp:extent cx="5486400" cy="2957512"/>
             <wp:docPr id="1" name="Picture 1"/>
             <wp:cNvGraphicFramePr>
               <a:graphicFrameLocks noChangeAspect="1"/>
@@ -487,7 +487,7 @@
                   <pic:spPr>
                     <a:xfrm>
                       <a:off x="0" y="0"/>
-                      <a:ext cx="5486400" cy="3086100"/>
+                      <a:ext cx="5486400" cy="2957512"/>
                     </a:xfrm>
                     <a:prstGeom prst="rect"/>
                   </pic:spPr>
@@ -532,7 +532,7 @@
       <w:r>
         <w:drawing>
           <wp:inline xmlns:a="http://schemas.openxmlformats.org/drawingml/2006/main" xmlns:pic="http://schemas.openxmlformats.org/drawingml/2006/picture">
-            <wp:extent cx="5486400" cy="3086100"/>
+            <wp:extent cx="5486400" cy="2957512"/>
             <wp:docPr id="2" name="Picture 2"/>
             <wp:cNvGraphicFramePr>
               <a:graphicFrameLocks noChangeAspect="1"/>
@@ -553,7 +553,7 @@
                   <pic:spPr>
                     <a:xfrm>
                       <a:off x="0" y="0"/>
-                      <a:ext cx="5486400" cy="3086100"/>
+                      <a:ext cx="5486400" cy="2957512"/>
                     </a:xfrm>
                     <a:prstGeom prst="rect"/>
                   </pic:spPr>
@@ -598,7 +598,7 @@
       <w:r>
         <w:drawing>
           <wp:inline xmlns:a="http://schemas.openxmlformats.org/drawingml/2006/main" xmlns:pic="http://schemas.openxmlformats.org/drawingml/2006/picture">
-            <wp:extent cx="5486400" cy="3086100"/>
+            <wp:extent cx="5486400" cy="2957512"/>
             <wp:docPr id="3" name="Picture 3"/>
             <wp:cNvGraphicFramePr>
               <a:graphicFrameLocks noChangeAspect="1"/>
@@ -619,7 +619,7 @@
                   <pic:spPr>
                     <a:xfrm>
                       <a:off x="0" y="0"/>
-                      <a:ext cx="5486400" cy="3086100"/>
+                      <a:ext cx="5486400" cy="2957512"/>
                     </a:xfrm>
                     <a:prstGeom prst="rect"/>
                   </pic:spPr>
@@ -664,7 +664,7 @@
       <w:r>
         <w:drawing>
           <wp:inline xmlns:a="http://schemas.openxmlformats.org/drawingml/2006/main" xmlns:pic="http://schemas.openxmlformats.org/drawingml/2006/picture">
-            <wp:extent cx="5486400" cy="3086100"/>
+            <wp:extent cx="5486400" cy="2957512"/>
             <wp:docPr id="4" name="Picture 4"/>
             <wp:cNvGraphicFramePr>
               <a:graphicFrameLocks noChangeAspect="1"/>
@@ -685,7 +685,7 @@
                   <pic:spPr>
                     <a:xfrm>
                       <a:off x="0" y="0"/>
-                      <a:ext cx="5486400" cy="3086100"/>
+                      <a:ext cx="5486400" cy="2957512"/>
                     </a:xfrm>
                     <a:prstGeom prst="rect"/>
                   </pic:spPr>
@@ -730,7 +730,7 @@
       <w:r>
         <w:drawing>
           <wp:inline xmlns:a="http://schemas.openxmlformats.org/drawingml/2006/main" xmlns:pic="http://schemas.openxmlformats.org/drawingml/2006/picture">
-            <wp:extent cx="5486400" cy="3086100"/>
+            <wp:extent cx="5486400" cy="2957512"/>
             <wp:docPr id="5" name="Picture 5"/>
             <wp:cNvGraphicFramePr>
               <a:graphicFrameLocks noChangeAspect="1"/>
@@ -751,7 +751,7 @@
                   <pic:spPr>
                     <a:xfrm>
                       <a:off x="0" y="0"/>
-                      <a:ext cx="5486400" cy="3086100"/>
+                      <a:ext cx="5486400" cy="2957512"/>
                     </a:xfrm>
                     <a:prstGeom prst="rect"/>
                   </pic:spPr>
@@ -796,7 +796,7 @@
       <w:r>
         <w:drawing>
           <wp:inline xmlns:a="http://schemas.openxmlformats.org/drawingml/2006/main" xmlns:pic="http://schemas.openxmlformats.org/drawingml/2006/picture">
-            <wp:extent cx="5486400" cy="3086100"/>
+            <wp:extent cx="5486400" cy="2957512"/>
             <wp:docPr id="6" name="Picture 6"/>
             <wp:cNvGraphicFramePr>
               <a:graphicFrameLocks noChangeAspect="1"/>
@@ -817,7 +817,7 @@
                   <pic:spPr>
                     <a:xfrm>
                       <a:off x="0" y="0"/>
-                      <a:ext cx="5486400" cy="3086100"/>
+                      <a:ext cx="5486400" cy="2957512"/>
                     </a:xfrm>
                     <a:prstGeom prst="rect"/>
                   </pic:spPr>
@@ -862,7 +862,7 @@
       <w:r>
         <w:drawing>
           <wp:inline xmlns:a="http://schemas.openxmlformats.org/drawingml/2006/main" xmlns:pic="http://schemas.openxmlformats.org/drawingml/2006/picture">
-            <wp:extent cx="5486400" cy="3086100"/>
+            <wp:extent cx="5486400" cy="2957512"/>
             <wp:docPr id="7" name="Picture 7"/>
             <wp:cNvGraphicFramePr>
               <a:graphicFrameLocks noChangeAspect="1"/>
@@ -883,7 +883,7 @@
                   <pic:spPr>
                     <a:xfrm>
                       <a:off x="0" y="0"/>
-                      <a:ext cx="5486400" cy="3086100"/>
+                      <a:ext cx="5486400" cy="2957512"/>
                     </a:xfrm>
                     <a:prstGeom prst="rect"/>
                   </pic:spPr>
@@ -928,7 +928,7 @@
       <w:r>
         <w:drawing>
           <wp:inline xmlns:a="http://schemas.openxmlformats.org/drawingml/2006/main" xmlns:pic="http://schemas.openxmlformats.org/drawingml/2006/picture">
-            <wp:extent cx="5486400" cy="3086100"/>
+            <wp:extent cx="5486400" cy="2957512"/>
             <wp:docPr id="8" name="Picture 8"/>
             <wp:cNvGraphicFramePr>
               <a:graphicFrameLocks noChangeAspect="1"/>
@@ -949,7 +949,7 @@
                   <pic:spPr>
                     <a:xfrm>
                       <a:off x="0" y="0"/>
-                      <a:ext cx="5486400" cy="3086100"/>
+                      <a:ext cx="5486400" cy="2957512"/>
                     </a:xfrm>
                     <a:prstGeom prst="rect"/>
                   </pic:spPr>

--- a/stage2/第二阶段阶段报告.docx
+++ b/stage2/第二阶段阶段报告.docx
@@ -466,7 +466,7 @@
       <w:r>
         <w:drawing>
           <wp:inline xmlns:a="http://schemas.openxmlformats.org/drawingml/2006/main" xmlns:pic="http://schemas.openxmlformats.org/drawingml/2006/picture">
-            <wp:extent cx="5486400" cy="2957512"/>
+            <wp:extent cx="5486400" cy="2828925"/>
             <wp:docPr id="1" name="Picture 1"/>
             <wp:cNvGraphicFramePr>
               <a:graphicFrameLocks noChangeAspect="1"/>
@@ -487,7 +487,7 @@
                   <pic:spPr>
                     <a:xfrm>
                       <a:off x="0" y="0"/>
-                      <a:ext cx="5486400" cy="2957512"/>
+                      <a:ext cx="5486400" cy="2828925"/>
                     </a:xfrm>
                     <a:prstGeom prst="rect"/>
                   </pic:spPr>
@@ -532,7 +532,7 @@
       <w:r>
         <w:drawing>
           <wp:inline xmlns:a="http://schemas.openxmlformats.org/drawingml/2006/main" xmlns:pic="http://schemas.openxmlformats.org/drawingml/2006/picture">
-            <wp:extent cx="5486400" cy="2957512"/>
+            <wp:extent cx="5486400" cy="2828925"/>
             <wp:docPr id="2" name="Picture 2"/>
             <wp:cNvGraphicFramePr>
               <a:graphicFrameLocks noChangeAspect="1"/>
@@ -553,7 +553,7 @@
                   <pic:spPr>
                     <a:xfrm>
                       <a:off x="0" y="0"/>
-                      <a:ext cx="5486400" cy="2957512"/>
+                      <a:ext cx="5486400" cy="2828925"/>
                     </a:xfrm>
                     <a:prstGeom prst="rect"/>
                   </pic:spPr>
@@ -598,7 +598,7 @@
       <w:r>
         <w:drawing>
           <wp:inline xmlns:a="http://schemas.openxmlformats.org/drawingml/2006/main" xmlns:pic="http://schemas.openxmlformats.org/drawingml/2006/picture">
-            <wp:extent cx="5486400" cy="2957512"/>
+            <wp:extent cx="5486400" cy="2828925"/>
             <wp:docPr id="3" name="Picture 3"/>
             <wp:cNvGraphicFramePr>
               <a:graphicFrameLocks noChangeAspect="1"/>
@@ -619,7 +619,7 @@
                   <pic:spPr>
                     <a:xfrm>
                       <a:off x="0" y="0"/>
-                      <a:ext cx="5486400" cy="2957512"/>
+                      <a:ext cx="5486400" cy="2828925"/>
                     </a:xfrm>
                     <a:prstGeom prst="rect"/>
                   </pic:spPr>
@@ -664,7 +664,7 @@
       <w:r>
         <w:drawing>
           <wp:inline xmlns:a="http://schemas.openxmlformats.org/drawingml/2006/main" xmlns:pic="http://schemas.openxmlformats.org/drawingml/2006/picture">
-            <wp:extent cx="5486400" cy="2957512"/>
+            <wp:extent cx="5486400" cy="2828925"/>
             <wp:docPr id="4" name="Picture 4"/>
             <wp:cNvGraphicFramePr>
               <a:graphicFrameLocks noChangeAspect="1"/>
@@ -685,7 +685,7 @@
                   <pic:spPr>
                     <a:xfrm>
                       <a:off x="0" y="0"/>
-                      <a:ext cx="5486400" cy="2957512"/>
+                      <a:ext cx="5486400" cy="2828925"/>
                     </a:xfrm>
                     <a:prstGeom prst="rect"/>
                   </pic:spPr>
@@ -730,7 +730,7 @@
       <w:r>
         <w:drawing>
           <wp:inline xmlns:a="http://schemas.openxmlformats.org/drawingml/2006/main" xmlns:pic="http://schemas.openxmlformats.org/drawingml/2006/picture">
-            <wp:extent cx="5486400" cy="2957512"/>
+            <wp:extent cx="5486400" cy="2828925"/>
             <wp:docPr id="5" name="Picture 5"/>
             <wp:cNvGraphicFramePr>
               <a:graphicFrameLocks noChangeAspect="1"/>
@@ -751,7 +751,7 @@
                   <pic:spPr>
                     <a:xfrm>
                       <a:off x="0" y="0"/>
-                      <a:ext cx="5486400" cy="2957512"/>
+                      <a:ext cx="5486400" cy="2828925"/>
                     </a:xfrm>
                     <a:prstGeom prst="rect"/>
                   </pic:spPr>
@@ -796,7 +796,7 @@
       <w:r>
         <w:drawing>
           <wp:inline xmlns:a="http://schemas.openxmlformats.org/drawingml/2006/main" xmlns:pic="http://schemas.openxmlformats.org/drawingml/2006/picture">
-            <wp:extent cx="5486400" cy="2957512"/>
+            <wp:extent cx="5486400" cy="2828925"/>
             <wp:docPr id="6" name="Picture 6"/>
             <wp:cNvGraphicFramePr>
               <a:graphicFrameLocks noChangeAspect="1"/>
@@ -817,7 +817,7 @@
                   <pic:spPr>
                     <a:xfrm>
                       <a:off x="0" y="0"/>
-                      <a:ext cx="5486400" cy="2957512"/>
+                      <a:ext cx="5486400" cy="2828925"/>
                     </a:xfrm>
                     <a:prstGeom prst="rect"/>
                   </pic:spPr>
@@ -862,7 +862,7 @@
       <w:r>
         <w:drawing>
           <wp:inline xmlns:a="http://schemas.openxmlformats.org/drawingml/2006/main" xmlns:pic="http://schemas.openxmlformats.org/drawingml/2006/picture">
-            <wp:extent cx="5486400" cy="2957512"/>
+            <wp:extent cx="5486400" cy="2686050"/>
             <wp:docPr id="7" name="Picture 7"/>
             <wp:cNvGraphicFramePr>
               <a:graphicFrameLocks noChangeAspect="1"/>
@@ -883,7 +883,7 @@
                   <pic:spPr>
                     <a:xfrm>
                       <a:off x="0" y="0"/>
-                      <a:ext cx="5486400" cy="2957512"/>
+                      <a:ext cx="5486400" cy="2686050"/>
                     </a:xfrm>
                     <a:prstGeom prst="rect"/>
                   </pic:spPr>
@@ -928,7 +928,7 @@
       <w:r>
         <w:drawing>
           <wp:inline xmlns:a="http://schemas.openxmlformats.org/drawingml/2006/main" xmlns:pic="http://schemas.openxmlformats.org/drawingml/2006/picture">
-            <wp:extent cx="5486400" cy="2957512"/>
+            <wp:extent cx="5486400" cy="2686050"/>
             <wp:docPr id="8" name="Picture 8"/>
             <wp:cNvGraphicFramePr>
               <a:graphicFrameLocks noChangeAspect="1"/>
@@ -949,7 +949,7 @@
                   <pic:spPr>
                     <a:xfrm>
                       <a:off x="0" y="0"/>
-                      <a:ext cx="5486400" cy="2957512"/>
+                      <a:ext cx="5486400" cy="2686050"/>
                     </a:xfrm>
                     <a:prstGeom prst="rect"/>
                   </pic:spPr>

--- a/stage2/第二阶段阶段报告.docx
+++ b/stage2/第二阶段阶段报告.docx
@@ -5,103 +5,108 @@
     <w:p/>
     <w:p/>
     <w:p/>
-    <w:p/>
     <w:p>
       <w:pPr>
+        <w:spacing w:after="240"/>
         <w:jc w:val="center"/>
       </w:pPr>
       <w:r>
         <w:rPr>
           <w:rFonts w:ascii="黑体" w:hAnsi="黑体" w:eastAsia="黑体"/>
           <w:b/>
-          <w:sz w:val="56"/>
+          <w:sz w:val="52"/>
         </w:rPr>
         <w:t>数据库系统课程设计</w:t>
       </w:r>
     </w:p>
     <w:p>
       <w:pPr>
+        <w:spacing w:after="600"/>
         <w:jc w:val="center"/>
       </w:pPr>
       <w:r>
         <w:rPr>
           <w:rFonts w:ascii="黑体" w:hAnsi="黑体" w:eastAsia="黑体"/>
           <w:b/>
-          <w:sz w:val="48"/>
+          <w:sz w:val="44"/>
         </w:rPr>
         <w:t>第二阶段阶段报告</w:t>
       </w:r>
     </w:p>
-    <w:p/>
-    <w:p/>
     <w:p>
       <w:pPr>
+        <w:spacing w:after="120"/>
         <w:jc w:val="center"/>
       </w:pPr>
       <w:r>
         <w:rPr>
           <w:rFonts w:ascii="宋体" w:hAnsi="宋体" w:eastAsia="宋体"/>
-          <w:sz w:val="28"/>
+          <w:sz w:val="26"/>
         </w:rPr>
         <w:t>项目名称：小卖部管理系统</w:t>
       </w:r>
     </w:p>
     <w:p>
       <w:pPr>
+        <w:spacing w:after="120"/>
         <w:jc w:val="center"/>
       </w:pPr>
       <w:r>
         <w:rPr>
           <w:rFonts w:ascii="宋体" w:hAnsi="宋体" w:eastAsia="宋体"/>
-          <w:sz w:val="28"/>
+          <w:sz w:val="26"/>
         </w:rPr>
         <w:t>阶段：第二阶段（第5-9周）</w:t>
       </w:r>
     </w:p>
     <w:p>
       <w:pPr>
+        <w:spacing w:after="120"/>
         <w:jc w:val="center"/>
       </w:pPr>
       <w:r>
         <w:rPr>
           <w:rFonts w:ascii="宋体" w:hAnsi="宋体" w:eastAsia="宋体"/>
-          <w:sz w:val="28"/>
+          <w:sz w:val="26"/>
         </w:rPr>
         <w:t>数据库：SQL Server 2025</w:t>
       </w:r>
     </w:p>
     <w:p>
       <w:pPr>
+        <w:spacing w:after="120"/>
         <w:jc w:val="center"/>
       </w:pPr>
       <w:r>
         <w:rPr>
           <w:rFonts w:ascii="宋体" w:hAnsi="宋体" w:eastAsia="宋体"/>
-          <w:sz w:val="28"/>
+          <w:sz w:val="26"/>
         </w:rPr>
         <w:t>Web框架：Spring Boot 3.2</w:t>
       </w:r>
     </w:p>
     <w:p>
       <w:pPr>
+        <w:spacing w:after="120"/>
         <w:jc w:val="center"/>
       </w:pPr>
       <w:r>
         <w:rPr>
           <w:rFonts w:ascii="宋体" w:hAnsi="宋体" w:eastAsia="宋体"/>
-          <w:sz w:val="28"/>
+          <w:sz w:val="26"/>
         </w:rPr>
         <w:t>组长：胡海博（24325098）</w:t>
       </w:r>
     </w:p>
     <w:p>
       <w:pPr>
+        <w:spacing w:after="120"/>
         <w:jc w:val="center"/>
       </w:pPr>
       <w:r>
         <w:rPr>
           <w:rFonts w:ascii="宋体" w:hAnsi="宋体" w:eastAsia="宋体"/>
-          <w:sz w:val="28"/>
+          <w:sz w:val="26"/>
         </w:rPr>
         <w:t>组员：胡懿桓（24325103）、林一（24325168）</w:t>
       </w:r>
@@ -114,6 +119,7 @@
     <w:p>
       <w:pPr>
         <w:pStyle w:val="Heading1"/>
+        <w:spacing w:before="200" w:after="120"/>
       </w:pPr>
       <w:r>
         <w:rPr>
@@ -125,7 +131,7 @@
     </w:p>
     <w:p>
       <w:pPr>
-        <w:spacing w:line="360" w:lineRule="auto"/>
+        <w:spacing w:line="300" w:lineRule="auto" w:after="40"/>
       </w:pPr>
       <w:r>
         <w:t>一、设计思路</w:t>
@@ -133,7 +139,7 @@
     </w:p>
     <w:p>
       <w:pPr>
-        <w:spacing w:line="360" w:lineRule="auto"/>
+        <w:spacing w:line="300" w:lineRule="auto" w:after="40"/>
       </w:pPr>
       <w:r>
         <w:t xml:space="preserve">  1.1 经营场景与业务流程</w:t>
@@ -141,7 +147,7 @@
     </w:p>
     <w:p>
       <w:pPr>
-        <w:spacing w:line="360" w:lineRule="auto"/>
+        <w:spacing w:line="300" w:lineRule="auto" w:after="40"/>
       </w:pPr>
       <w:r>
         <w:t xml:space="preserve">  1.2 数据库设计（v1.0规范化）</w:t>
@@ -149,7 +155,7 @@
     </w:p>
     <w:p>
       <w:pPr>
-        <w:spacing w:line="360" w:lineRule="auto"/>
+        <w:spacing w:line="300" w:lineRule="auto" w:after="40"/>
       </w:pPr>
       <w:r>
         <w:t xml:space="preserve">  1.3 系统分层架构</w:t>
@@ -157,7 +163,7 @@
     </w:p>
     <w:p>
       <w:pPr>
-        <w:spacing w:line="360" w:lineRule="auto"/>
+        <w:spacing w:line="300" w:lineRule="auto" w:after="40"/>
       </w:pPr>
       <w:r>
         <w:t>二、实验过程</w:t>
@@ -165,7 +171,7 @@
     </w:p>
     <w:p>
       <w:pPr>
-        <w:spacing w:line="360" w:lineRule="auto"/>
+        <w:spacing w:line="300" w:lineRule="auto" w:after="40"/>
       </w:pPr>
       <w:r>
         <w:t xml:space="preserve">  2.1 数据库规范化迁移</w:t>
@@ -173,7 +179,7 @@
     </w:p>
     <w:p>
       <w:pPr>
-        <w:spacing w:line="360" w:lineRule="auto"/>
+        <w:spacing w:line="300" w:lineRule="auto" w:after="40"/>
       </w:pPr>
       <w:r>
         <w:t xml:space="preserve">  2.2 Spring Boot Web应用开发</w:t>
@@ -181,7 +187,7 @@
     </w:p>
     <w:p>
       <w:pPr>
-        <w:spacing w:line="360" w:lineRule="auto"/>
+        <w:spacing w:line="300" w:lineRule="auto" w:after="40"/>
       </w:pPr>
       <w:r>
         <w:t xml:space="preserve">  2.3 功能演示与截图</w:t>
@@ -189,7 +195,7 @@
     </w:p>
     <w:p>
       <w:pPr>
-        <w:spacing w:line="360" w:lineRule="auto"/>
+        <w:spacing w:line="300" w:lineRule="auto" w:after="40"/>
       </w:pPr>
       <w:r>
         <w:t xml:space="preserve">  2.4 集成测试与异常处理</w:t>
@@ -197,7 +203,7 @@
     </w:p>
     <w:p>
       <w:pPr>
-        <w:spacing w:line="360" w:lineRule="auto"/>
+        <w:spacing w:line="300" w:lineRule="auto" w:after="40"/>
       </w:pPr>
       <w:r>
         <w:t>三、实验总结</w:t>
@@ -205,7 +211,7 @@
     </w:p>
     <w:p>
       <w:pPr>
-        <w:spacing w:line="360" w:lineRule="auto"/>
+        <w:spacing w:line="300" w:lineRule="auto" w:after="40"/>
       </w:pPr>
       <w:r>
         <w:t xml:space="preserve">  3.1 完成情况</w:t>
@@ -213,7 +219,7 @@
     </w:p>
     <w:p>
       <w:pPr>
-        <w:spacing w:line="360" w:lineRule="auto"/>
+        <w:spacing w:line="300" w:lineRule="auto" w:after="40"/>
       </w:pPr>
       <w:r>
         <w:t xml:space="preserve">  3.2 遇到的问题与解决</w:t>
@@ -221,7 +227,7 @@
     </w:p>
     <w:p>
       <w:pPr>
-        <w:spacing w:line="360" w:lineRule="auto"/>
+        <w:spacing w:line="300" w:lineRule="auto" w:after="40"/>
       </w:pPr>
       <w:r>
         <w:t xml:space="preserve">  3.3 后续改进方向</w:t>
@@ -235,6 +241,7 @@
     <w:p>
       <w:pPr>
         <w:pStyle w:val="Heading1"/>
+        <w:spacing w:before="200" w:after="120"/>
       </w:pPr>
       <w:r>
         <w:rPr>
@@ -247,6 +254,7 @@
     <w:p>
       <w:pPr>
         <w:pStyle w:val="Heading2"/>
+        <w:spacing w:before="200" w:after="120"/>
       </w:pPr>
       <w:r>
         <w:rPr>
@@ -258,42 +266,42 @@
     </w:p>
     <w:p>
       <w:pPr>
-        <w:spacing w:line="360" w:lineRule="auto"/>
+        <w:spacing w:line="300" w:lineRule="auto" w:after="80"/>
         <w:ind w:firstLine="420"/>
       </w:pPr>
       <w:r>
         <w:rPr>
           <w:rFonts w:ascii="宋体" w:hAnsi="宋体" w:eastAsia="宋体"/>
           <w:b w:val="0"/>
-          <w:sz w:val="24"/>
+          <w:sz w:val="22"/>
         </w:rPr>
         <w:t>本项目以校园小卖部为真实经营场景，围绕商品、库存、订单、会员四大核心业务实体构建关系数据库系统。小卖部日常经营流程包括：商品入库与库存管理、顾客选购商品并下单、订单支付与库存扣减、会员积分累计与等级管理。</w:t>
       </w:r>
     </w:p>
     <w:p>
       <w:pPr>
-        <w:spacing w:line="360" w:lineRule="auto"/>
+        <w:spacing w:line="300" w:lineRule="auto" w:after="80"/>
         <w:ind w:firstLine="420"/>
       </w:pPr>
       <w:r>
         <w:rPr>
           <w:rFonts w:ascii="宋体" w:hAnsi="宋体" w:eastAsia="宋体"/>
           <w:b w:val="0"/>
-          <w:sz w:val="24"/>
+          <w:sz w:val="22"/>
         </w:rPr>
         <w:t>进入数据库的信息包括：商品基本信息（编号、名称、售价、进价、单位、类别、状态）、库存信息（商品编号、库存数量、货架位置、预警阈值）、订单信息（订单号、下单时间、金额、支付方式、状态、会员、收银员）、订单明细（订单号、商品编号、数量、单价、小计）、会员信息（会员编号、姓名、手机号、等级、积分）、员工信息（员工编号、姓名、账号、密码、角色）。</w:t>
       </w:r>
     </w:p>
     <w:p>
       <w:pPr>
-        <w:spacing w:line="360" w:lineRule="auto"/>
+        <w:spacing w:line="300" w:lineRule="auto" w:after="80"/>
         <w:ind w:firstLine="420"/>
       </w:pPr>
       <w:r>
         <w:rPr>
           <w:rFonts w:ascii="宋体" w:hAnsi="宋体" w:eastAsia="宋体"/>
           <w:b w:val="0"/>
-          <w:sz w:val="24"/>
+          <w:sz w:val="22"/>
         </w:rPr>
         <w:t>暂不进入数据库的信息包括：供应商详细信息、采购订单、财务报表、员工考勤等。原因是这些信息超出了最小可运行闭环的范围，且与核心的商品-库存-订单业务流程关联较弱，留待后续迭代扩展。</w:t>
       </w:r>
@@ -301,6 +309,7 @@
     <w:p>
       <w:pPr>
         <w:pStyle w:val="Heading2"/>
+        <w:spacing w:before="200" w:after="120"/>
       </w:pPr>
       <w:r>
         <w:rPr>
@@ -312,28 +321,28 @@
     </w:p>
     <w:p>
       <w:pPr>
-        <w:spacing w:line="360" w:lineRule="auto"/>
+        <w:spacing w:line="300" w:lineRule="auto" w:after="80"/>
         <w:ind w:firstLine="420"/>
       </w:pPr>
       <w:r>
         <w:rPr>
           <w:rFonts w:ascii="宋体" w:hAnsi="宋体" w:eastAsia="宋体"/>
           <w:b w:val="0"/>
-          <w:sz w:val="24"/>
+          <w:sz w:val="22"/>
         </w:rPr>
         <w:t>第二阶段在v0.1基础上进行了规范化迁移。通过函数依赖分析，将原商品表中的类别名称字段拆分为独立的商品类别表，消除传递依赖（商品编号→类别编号→类别名称），达到第三范式（3NF）。</w:t>
       </w:r>
     </w:p>
     <w:p>
       <w:pPr>
-        <w:spacing w:line="360" w:lineRule="auto"/>
+        <w:spacing w:line="300" w:lineRule="auto" w:after="80"/>
         <w:ind w:firstLine="420"/>
       </w:pPr>
       <w:r>
         <w:rPr>
           <w:rFonts w:ascii="宋体" w:hAnsi="宋体" w:eastAsia="宋体"/>
           <w:b w:val="0"/>
-          <w:sz w:val="24"/>
+          <w:sz w:val="22"/>
         </w:rPr>
         <w:t>核心表结构包括：商品表（products）、商品类别表（categories）、库存表（inventory）、订单表（orders）、订单明细表（order_items）、会员表（members）、员工表（employees）。各表主码采用业务编号（如P0001、ORD202609150001），外码建立表间关联，确保参照完整性。</w:t>
       </w:r>
@@ -341,6 +350,7 @@
     <w:p>
       <w:pPr>
         <w:pStyle w:val="Heading2"/>
+        <w:spacing w:before="200" w:after="120"/>
       </w:pPr>
       <w:r>
         <w:rPr>
@@ -352,26 +362,22 @@
     </w:p>
     <w:p>
       <w:pPr>
-        <w:spacing w:line="360" w:lineRule="auto"/>
+        <w:spacing w:line="300" w:lineRule="auto" w:after="80"/>
         <w:ind w:firstLine="420"/>
       </w:pPr>
       <w:r>
         <w:rPr>
           <w:rFonts w:ascii="宋体" w:hAnsi="宋体" w:eastAsia="宋体"/>
           <w:b w:val="0"/>
-          <w:sz w:val="24"/>
+          <w:sz w:val="22"/>
         </w:rPr>
         <w:t>Web应用采用经典的四层架构：页面层（Controller + Thymeleaf模板）、业务层（Service）、数据访问层（Repository/JdbcTemplate）、数据库层（SQL Server）。页面层负责用户交互与表单校验，业务层负责业务规则判断与事务管理，数据访问层负责参数化SQL执行与连接管理，数据库层负责数据持久化与约束 enforcement。</w:t>
       </w:r>
     </w:p>
     <w:p>
-      <w:r>
-        <w:br w:type="page"/>
-      </w:r>
-    </w:p>
-    <w:p>
       <w:pPr>
         <w:pStyle w:val="Heading1"/>
+        <w:spacing w:before="200" w:after="120"/>
       </w:pPr>
       <w:r>
         <w:rPr>
@@ -384,6 +390,7 @@
     <w:p>
       <w:pPr>
         <w:pStyle w:val="Heading2"/>
+        <w:spacing w:before="200" w:after="120"/>
       </w:pPr>
       <w:r>
         <w:rPr>
@@ -395,14 +402,14 @@
     </w:p>
     <w:p>
       <w:pPr>
-        <w:spacing w:line="360" w:lineRule="auto"/>
+        <w:spacing w:line="300" w:lineRule="auto" w:after="80"/>
         <w:ind w:firstLine="420"/>
       </w:pPr>
       <w:r>
         <w:rPr>
           <w:rFonts w:ascii="宋体" w:hAnsi="宋体" w:eastAsia="宋体"/>
           <w:b w:val="0"/>
-          <w:sz w:val="24"/>
+          <w:sz w:val="22"/>
         </w:rPr>
         <w:t>编写migration.sql脚本，完成从v0.1到v1.0的迁移：创建商品类别表、从商品表提取类别数据、调整商品表结构（类别名称改为类别编号外码）、建立外码约束。迁移前保存v0.1数据副本及关键查询结果作为基线，迁移后通过regression.sql进行回归验证，确保订单金额、商品销量、库存数量等核心指标不变。</w:t>
       </w:r>
@@ -410,6 +417,7 @@
     <w:p>
       <w:pPr>
         <w:pStyle w:val="Heading2"/>
+        <w:spacing w:before="200" w:after="120"/>
       </w:pPr>
       <w:r>
         <w:rPr>
@@ -421,14 +429,14 @@
     </w:p>
     <w:p>
       <w:pPr>
-        <w:spacing w:line="360" w:lineRule="auto"/>
+        <w:spacing w:line="300" w:lineRule="auto" w:after="80"/>
         <w:ind w:firstLine="420"/>
       </w:pPr>
       <w:r>
         <w:rPr>
           <w:rFonts w:ascii="宋体" w:hAnsi="宋体" w:eastAsia="宋体"/>
           <w:b w:val="0"/>
-          <w:sz w:val="24"/>
+          <w:sz w:val="22"/>
         </w:rPr>
         <w:t>使用Spring Boot 3.2 + Thymeleaf + Spring Security + JdbcTemplate构建Web应用。实现了员工/会员双登录模式、商品CRUD、库存查询与调整、订单创建与查询、订单明细自动计算、库存自动扣减等功能。所有数据库操作使用参数化查询，防止SQL注入。</w:t>
       </w:r>
@@ -436,6 +444,7 @@
     <w:p>
       <w:pPr>
         <w:pStyle w:val="Heading2"/>
+        <w:spacing w:before="200" w:after="120"/>
       </w:pPr>
       <w:r>
         <w:rPr>
@@ -447,535 +456,524 @@
     </w:p>
     <w:p>
       <w:pPr>
-        <w:spacing w:line="360" w:lineRule="auto"/>
+        <w:spacing w:line="300" w:lineRule="auto" w:after="80"/>
         <w:ind w:firstLine="420"/>
       </w:pPr>
       <w:r>
         <w:rPr>
           <w:rFonts w:ascii="宋体" w:hAnsi="宋体" w:eastAsia="宋体"/>
           <w:b/>
-          <w:sz w:val="24"/>
+          <w:sz w:val="22"/>
         </w:rPr>
-        <w:t>（1）系统登录页面</w:t>
+        <w:t>（1）系统登录页面　　（2）商品管理页面（店长视角）</w:t>
       </w:r>
     </w:p>
+    <w:tbl>
+      <w:tblPr>
+        <w:tblW w:type="auto" w:w="0"/>
+        <w:jc w:val="center"/>
+        <w:tblLook w:firstColumn="1" w:firstRow="1" w:lastColumn="0" w:lastRow="0" w:noHBand="0" w:noVBand="1" w:val="04A0"/>
+      </w:tblPr>
+      <w:tblGrid>
+        <w:gridCol w:w="4703"/>
+        <w:gridCol w:w="4703"/>
+      </w:tblGrid>
+      <w:tr>
+        <w:tc>
+          <w:tcPr>
+            <w:tcW w:type="dxa" w:w="4703"/>
+          </w:tcPr>
+          <w:p>
+            <w:pPr>
+              <w:jc w:val="center"/>
+            </w:pPr>
+            <w:r>
+              <w:drawing>
+                <wp:inline xmlns:a="http://schemas.openxmlformats.org/drawingml/2006/main" xmlns:pic="http://schemas.openxmlformats.org/drawingml/2006/picture">
+                  <wp:extent cx="2834640" cy="1461611"/>
+                  <wp:docPr id="1" name="Picture 1"/>
+                  <wp:cNvGraphicFramePr>
+                    <a:graphicFrameLocks noChangeAspect="1"/>
+                  </wp:cNvGraphicFramePr>
+                  <a:graphic>
+                    <a:graphicData uri="http://schemas.openxmlformats.org/drawingml/2006/picture">
+                      <pic:pic>
+                        <pic:nvPicPr>
+                          <pic:cNvPr id="0" name="01_login.png"/>
+                          <pic:cNvPicPr/>
+                        </pic:nvPicPr>
+                        <pic:blipFill>
+                          <a:blip r:embed="rId9"/>
+                          <a:stretch>
+                            <a:fillRect/>
+                          </a:stretch>
+                        </pic:blipFill>
+                        <pic:spPr>
+                          <a:xfrm>
+                            <a:off x="0" y="0"/>
+                            <a:ext cx="2834640" cy="1461611"/>
+                          </a:xfrm>
+                          <a:prstGeom prst="rect"/>
+                        </pic:spPr>
+                      </pic:pic>
+                    </a:graphicData>
+                  </a:graphic>
+                </wp:inline>
+              </w:drawing>
+            </w:r>
+          </w:p>
+        </w:tc>
+        <w:tc>
+          <w:tcPr>
+            <w:tcW w:type="dxa" w:w="4703"/>
+          </w:tcPr>
+          <w:p>
+            <w:pPr>
+              <w:jc w:val="center"/>
+            </w:pPr>
+            <w:r>
+              <w:drawing>
+                <wp:inline xmlns:a="http://schemas.openxmlformats.org/drawingml/2006/main" xmlns:pic="http://schemas.openxmlformats.org/drawingml/2006/picture">
+                  <wp:extent cx="2834640" cy="1461611"/>
+                  <wp:docPr id="2" name="Picture 2"/>
+                  <wp:cNvGraphicFramePr>
+                    <a:graphicFrameLocks noChangeAspect="1"/>
+                  </wp:cNvGraphicFramePr>
+                  <a:graphic>
+                    <a:graphicData uri="http://schemas.openxmlformats.org/drawingml/2006/picture">
+                      <pic:pic>
+                        <pic:nvPicPr>
+                          <pic:cNvPr id="0" name="02_products_manager.png"/>
+                          <pic:cNvPicPr/>
+                        </pic:nvPicPr>
+                        <pic:blipFill>
+                          <a:blip r:embed="rId10"/>
+                          <a:stretch>
+                            <a:fillRect/>
+                          </a:stretch>
+                        </pic:blipFill>
+                        <pic:spPr>
+                          <a:xfrm>
+                            <a:off x="0" y="0"/>
+                            <a:ext cx="2834640" cy="1461611"/>
+                          </a:xfrm>
+                          <a:prstGeom prst="rect"/>
+                        </pic:spPr>
+                      </pic:pic>
+                    </a:graphicData>
+                  </a:graphic>
+                </wp:inline>
+              </w:drawing>
+            </w:r>
+          </w:p>
+        </w:tc>
+      </w:tr>
+    </w:tbl>
     <w:p>
       <w:pPr>
-        <w:jc w:val="center"/>
-      </w:pPr>
-      <w:r>
-        <w:drawing>
-          <wp:inline xmlns:a="http://schemas.openxmlformats.org/drawingml/2006/main" xmlns:pic="http://schemas.openxmlformats.org/drawingml/2006/picture">
-            <wp:extent cx="5486400" cy="2828925"/>
-            <wp:docPr id="1" name="Picture 1"/>
-            <wp:cNvGraphicFramePr>
-              <a:graphicFrameLocks noChangeAspect="1"/>
-            </wp:cNvGraphicFramePr>
-            <a:graphic>
-              <a:graphicData uri="http://schemas.openxmlformats.org/drawingml/2006/picture">
-                <pic:pic>
-                  <pic:nvPicPr>
-                    <pic:cNvPr id="0" name="01_login.png"/>
-                    <pic:cNvPicPr/>
-                  </pic:nvPicPr>
-                  <pic:blipFill>
-                    <a:blip r:embed="rId9"/>
-                    <a:stretch>
-                      <a:fillRect/>
-                    </a:stretch>
-                  </pic:blipFill>
-                  <pic:spPr>
-                    <a:xfrm>
-                      <a:off x="0" y="0"/>
-                      <a:ext cx="5486400" cy="2828925"/>
-                    </a:xfrm>
-                    <a:prstGeom prst="rect"/>
-                  </pic:spPr>
-                </pic:pic>
-              </a:graphicData>
-            </a:graphic>
-          </wp:inline>
-        </w:drawing>
-      </w:r>
-    </w:p>
-    <w:p>
-      <w:pPr>
+        <w:spacing w:before="0" w:after="160"/>
         <w:jc w:val="center"/>
       </w:pPr>
       <w:r>
         <w:rPr>
           <w:rFonts w:ascii="宋体" w:hAnsi="宋体" w:eastAsia="宋体"/>
           <w:i/>
-          <w:sz w:val="20"/>
+          <w:sz w:val="18"/>
         </w:rPr>
-        <w:t>图1 系统登录页面（支持员工登录与会员登录切换）</w:t>
+        <w:t>图1 系统登录页面　　图2 商品管理页面</w:t>
       </w:r>
     </w:p>
     <w:p>
       <w:pPr>
-        <w:spacing w:line="360" w:lineRule="auto"/>
+        <w:spacing w:line="300" w:lineRule="auto" w:after="80"/>
         <w:ind w:firstLine="420"/>
       </w:pPr>
       <w:r>
         <w:rPr>
           <w:rFonts w:ascii="宋体" w:hAnsi="宋体" w:eastAsia="宋体"/>
           <w:b/>
-          <w:sz w:val="24"/>
+          <w:sz w:val="22"/>
         </w:rPr>
-        <w:t>（2）商品管理页面（店长视角）</w:t>
+        <w:t>（3）库存管理页面　　（4）订单管理页面</w:t>
       </w:r>
     </w:p>
+    <w:tbl>
+      <w:tblPr>
+        <w:tblW w:type="auto" w:w="0"/>
+        <w:jc w:val="center"/>
+        <w:tblLook w:firstColumn="1" w:firstRow="1" w:lastColumn="0" w:lastRow="0" w:noHBand="0" w:noVBand="1" w:val="04A0"/>
+      </w:tblPr>
+      <w:tblGrid>
+        <w:gridCol w:w="4703"/>
+        <w:gridCol w:w="4703"/>
+      </w:tblGrid>
+      <w:tr>
+        <w:tc>
+          <w:tcPr>
+            <w:tcW w:type="dxa" w:w="4703"/>
+          </w:tcPr>
+          <w:p>
+            <w:pPr>
+              <w:jc w:val="center"/>
+            </w:pPr>
+            <w:r>
+              <w:drawing>
+                <wp:inline xmlns:a="http://schemas.openxmlformats.org/drawingml/2006/main" xmlns:pic="http://schemas.openxmlformats.org/drawingml/2006/picture">
+                  <wp:extent cx="2834640" cy="1461611"/>
+                  <wp:docPr id="3" name="Picture 3"/>
+                  <wp:cNvGraphicFramePr>
+                    <a:graphicFrameLocks noChangeAspect="1"/>
+                  </wp:cNvGraphicFramePr>
+                  <a:graphic>
+                    <a:graphicData uri="http://schemas.openxmlformats.org/drawingml/2006/picture">
+                      <pic:pic>
+                        <pic:nvPicPr>
+                          <pic:cNvPr id="0" name="03_inventory.png"/>
+                          <pic:cNvPicPr/>
+                        </pic:nvPicPr>
+                        <pic:blipFill>
+                          <a:blip r:embed="rId11"/>
+                          <a:stretch>
+                            <a:fillRect/>
+                          </a:stretch>
+                        </pic:blipFill>
+                        <pic:spPr>
+                          <a:xfrm>
+                            <a:off x="0" y="0"/>
+                            <a:ext cx="2834640" cy="1461611"/>
+                          </a:xfrm>
+                          <a:prstGeom prst="rect"/>
+                        </pic:spPr>
+                      </pic:pic>
+                    </a:graphicData>
+                  </a:graphic>
+                </wp:inline>
+              </w:drawing>
+            </w:r>
+          </w:p>
+        </w:tc>
+        <w:tc>
+          <w:tcPr>
+            <w:tcW w:type="dxa" w:w="4703"/>
+          </w:tcPr>
+          <w:p>
+            <w:pPr>
+              <w:jc w:val="center"/>
+            </w:pPr>
+            <w:r>
+              <w:drawing>
+                <wp:inline xmlns:a="http://schemas.openxmlformats.org/drawingml/2006/main" xmlns:pic="http://schemas.openxmlformats.org/drawingml/2006/picture">
+                  <wp:extent cx="2834640" cy="1461611"/>
+                  <wp:docPr id="4" name="Picture 4"/>
+                  <wp:cNvGraphicFramePr>
+                    <a:graphicFrameLocks noChangeAspect="1"/>
+                  </wp:cNvGraphicFramePr>
+                  <a:graphic>
+                    <a:graphicData uri="http://schemas.openxmlformats.org/drawingml/2006/picture">
+                      <pic:pic>
+                        <pic:nvPicPr>
+                          <pic:cNvPr id="0" name="04_orders.png"/>
+                          <pic:cNvPicPr/>
+                        </pic:nvPicPr>
+                        <pic:blipFill>
+                          <a:blip r:embed="rId12"/>
+                          <a:stretch>
+                            <a:fillRect/>
+                          </a:stretch>
+                        </pic:blipFill>
+                        <pic:spPr>
+                          <a:xfrm>
+                            <a:off x="0" y="0"/>
+                            <a:ext cx="2834640" cy="1461611"/>
+                          </a:xfrm>
+                          <a:prstGeom prst="rect"/>
+                        </pic:spPr>
+                      </pic:pic>
+                    </a:graphicData>
+                  </a:graphic>
+                </wp:inline>
+              </w:drawing>
+            </w:r>
+          </w:p>
+        </w:tc>
+      </w:tr>
+    </w:tbl>
     <w:p>
       <w:pPr>
-        <w:jc w:val="center"/>
-      </w:pPr>
-      <w:r>
-        <w:drawing>
-          <wp:inline xmlns:a="http://schemas.openxmlformats.org/drawingml/2006/main" xmlns:pic="http://schemas.openxmlformats.org/drawingml/2006/picture">
-            <wp:extent cx="5486400" cy="2828925"/>
-            <wp:docPr id="2" name="Picture 2"/>
-            <wp:cNvGraphicFramePr>
-              <a:graphicFrameLocks noChangeAspect="1"/>
-            </wp:cNvGraphicFramePr>
-            <a:graphic>
-              <a:graphicData uri="http://schemas.openxmlformats.org/drawingml/2006/picture">
-                <pic:pic>
-                  <pic:nvPicPr>
-                    <pic:cNvPr id="0" name="02_products_manager.png"/>
-                    <pic:cNvPicPr/>
-                  </pic:nvPicPr>
-                  <pic:blipFill>
-                    <a:blip r:embed="rId10"/>
-                    <a:stretch>
-                      <a:fillRect/>
-                    </a:stretch>
-                  </pic:blipFill>
-                  <pic:spPr>
-                    <a:xfrm>
-                      <a:off x="0" y="0"/>
-                      <a:ext cx="5486400" cy="2828925"/>
-                    </a:xfrm>
-                    <a:prstGeom prst="rect"/>
-                  </pic:spPr>
-                </pic:pic>
-              </a:graphicData>
-            </a:graphic>
-          </wp:inline>
-        </w:drawing>
-      </w:r>
-    </w:p>
-    <w:p>
-      <w:pPr>
+        <w:spacing w:before="0" w:after="160"/>
         <w:jc w:val="center"/>
       </w:pPr>
       <w:r>
         <w:rPr>
           <w:rFonts w:ascii="宋体" w:hAnsi="宋体" w:eastAsia="宋体"/>
           <w:i/>
-          <w:sz w:val="20"/>
+          <w:sz w:val="18"/>
         </w:rPr>
-        <w:t>图2 商品管理页面——支持商品查询、新增、修改、删除</w:t>
+        <w:t>图3 库存管理页面（低库存预警）　　图4 订单管理页面</w:t>
       </w:r>
     </w:p>
     <w:p>
       <w:pPr>
-        <w:spacing w:line="360" w:lineRule="auto"/>
+        <w:spacing w:line="300" w:lineRule="auto" w:after="80"/>
         <w:ind w:firstLine="420"/>
       </w:pPr>
       <w:r>
         <w:rPr>
           <w:rFonts w:ascii="宋体" w:hAnsi="宋体" w:eastAsia="宋体"/>
           <w:b/>
-          <w:sz w:val="24"/>
+          <w:sz w:val="22"/>
         </w:rPr>
-        <w:t>（3）库存管理页面</w:t>
+        <w:t>（5）创建订单页面　　（6）店员角色首页</w:t>
       </w:r>
     </w:p>
+    <w:tbl>
+      <w:tblPr>
+        <w:tblW w:type="auto" w:w="0"/>
+        <w:jc w:val="center"/>
+        <w:tblLook w:firstColumn="1" w:firstRow="1" w:lastColumn="0" w:lastRow="0" w:noHBand="0" w:noVBand="1" w:val="04A0"/>
+      </w:tblPr>
+      <w:tblGrid>
+        <w:gridCol w:w="4703"/>
+        <w:gridCol w:w="4703"/>
+      </w:tblGrid>
+      <w:tr>
+        <w:tc>
+          <w:tcPr>
+            <w:tcW w:type="dxa" w:w="4703"/>
+          </w:tcPr>
+          <w:p>
+            <w:pPr>
+              <w:jc w:val="center"/>
+            </w:pPr>
+            <w:r>
+              <w:drawing>
+                <wp:inline xmlns:a="http://schemas.openxmlformats.org/drawingml/2006/main" xmlns:pic="http://schemas.openxmlformats.org/drawingml/2006/picture">
+                  <wp:extent cx="2834640" cy="1461611"/>
+                  <wp:docPr id="5" name="Picture 5"/>
+                  <wp:cNvGraphicFramePr>
+                    <a:graphicFrameLocks noChangeAspect="1"/>
+                  </wp:cNvGraphicFramePr>
+                  <a:graphic>
+                    <a:graphicData uri="http://schemas.openxmlformats.org/drawingml/2006/picture">
+                      <pic:pic>
+                        <pic:nvPicPr>
+                          <pic:cNvPr id="0" name="05_order_create.png"/>
+                          <pic:cNvPicPr/>
+                        </pic:nvPicPr>
+                        <pic:blipFill>
+                          <a:blip r:embed="rId13"/>
+                          <a:stretch>
+                            <a:fillRect/>
+                          </a:stretch>
+                        </pic:blipFill>
+                        <pic:spPr>
+                          <a:xfrm>
+                            <a:off x="0" y="0"/>
+                            <a:ext cx="2834640" cy="1461611"/>
+                          </a:xfrm>
+                          <a:prstGeom prst="rect"/>
+                        </pic:spPr>
+                      </pic:pic>
+                    </a:graphicData>
+                  </a:graphic>
+                </wp:inline>
+              </w:drawing>
+            </w:r>
+          </w:p>
+        </w:tc>
+        <w:tc>
+          <w:tcPr>
+            <w:tcW w:type="dxa" w:w="4703"/>
+          </w:tcPr>
+          <w:p>
+            <w:pPr>
+              <w:jc w:val="center"/>
+            </w:pPr>
+            <w:r>
+              <w:drawing>
+                <wp:inline xmlns:a="http://schemas.openxmlformats.org/drawingml/2006/main" xmlns:pic="http://schemas.openxmlformats.org/drawingml/2006/picture">
+                  <wp:extent cx="2834640" cy="1461611"/>
+                  <wp:docPr id="6" name="Picture 6"/>
+                  <wp:cNvGraphicFramePr>
+                    <a:graphicFrameLocks noChangeAspect="1"/>
+                  </wp:cNvGraphicFramePr>
+                  <a:graphic>
+                    <a:graphicData uri="http://schemas.openxmlformats.org/drawingml/2006/picture">
+                      <pic:pic>
+                        <pic:nvPicPr>
+                          <pic:cNvPr id="0" name="06_cashier_home.png"/>
+                          <pic:cNvPicPr/>
+                        </pic:nvPicPr>
+                        <pic:blipFill>
+                          <a:blip r:embed="rId14"/>
+                          <a:stretch>
+                            <a:fillRect/>
+                          </a:stretch>
+                        </pic:blipFill>
+                        <pic:spPr>
+                          <a:xfrm>
+                            <a:off x="0" y="0"/>
+                            <a:ext cx="2834640" cy="1461611"/>
+                          </a:xfrm>
+                          <a:prstGeom prst="rect"/>
+                        </pic:spPr>
+                      </pic:pic>
+                    </a:graphicData>
+                  </a:graphic>
+                </wp:inline>
+              </w:drawing>
+            </w:r>
+          </w:p>
+        </w:tc>
+      </w:tr>
+    </w:tbl>
     <w:p>
       <w:pPr>
-        <w:jc w:val="center"/>
-      </w:pPr>
-      <w:r>
-        <w:drawing>
-          <wp:inline xmlns:a="http://schemas.openxmlformats.org/drawingml/2006/main" xmlns:pic="http://schemas.openxmlformats.org/drawingml/2006/picture">
-            <wp:extent cx="5486400" cy="2828925"/>
-            <wp:docPr id="3" name="Picture 3"/>
-            <wp:cNvGraphicFramePr>
-              <a:graphicFrameLocks noChangeAspect="1"/>
-            </wp:cNvGraphicFramePr>
-            <a:graphic>
-              <a:graphicData uri="http://schemas.openxmlformats.org/drawingml/2006/picture">
-                <pic:pic>
-                  <pic:nvPicPr>
-                    <pic:cNvPr id="0" name="03_inventory.png"/>
-                    <pic:cNvPicPr/>
-                  </pic:nvPicPr>
-                  <pic:blipFill>
-                    <a:blip r:embed="rId11"/>
-                    <a:stretch>
-                      <a:fillRect/>
-                    </a:stretch>
-                  </pic:blipFill>
-                  <pic:spPr>
-                    <a:xfrm>
-                      <a:off x="0" y="0"/>
-                      <a:ext cx="5486400" cy="2828925"/>
-                    </a:xfrm>
-                    <a:prstGeom prst="rect"/>
-                  </pic:spPr>
-                </pic:pic>
-              </a:graphicData>
-            </a:graphic>
-          </wp:inline>
-        </w:drawing>
-      </w:r>
-    </w:p>
-    <w:p>
-      <w:pPr>
+        <w:spacing w:before="0" w:after="160"/>
         <w:jc w:val="center"/>
       </w:pPr>
       <w:r>
         <w:rPr>
           <w:rFonts w:ascii="宋体" w:hAnsi="宋体" w:eastAsia="宋体"/>
           <w:i/>
-          <w:sz w:val="20"/>
+          <w:sz w:val="18"/>
         </w:rPr>
-        <w:t>图3 库存管理页面——低库存商品自动红色预警</w:t>
+        <w:t>图5 创建订单页面　　图6 店员角色首页（权限受限）</w:t>
       </w:r>
     </w:p>
     <w:p>
       <w:pPr>
-        <w:spacing w:line="360" w:lineRule="auto"/>
+        <w:spacing w:line="300" w:lineRule="auto" w:after="80"/>
         <w:ind w:firstLine="420"/>
       </w:pPr>
       <w:r>
         <w:rPr>
           <w:rFonts w:ascii="宋体" w:hAnsi="宋体" w:eastAsia="宋体"/>
           <w:b/>
-          <w:sz w:val="24"/>
+          <w:sz w:val="22"/>
         </w:rPr>
-        <w:t>（4）订单管理页面</w:t>
+        <w:t>（7）越权访问拦截　　（8）未登录访问拦截</w:t>
       </w:r>
     </w:p>
+    <w:tbl>
+      <w:tblPr>
+        <w:tblW w:type="auto" w:w="0"/>
+        <w:jc w:val="center"/>
+        <w:tblLook w:firstColumn="1" w:firstRow="1" w:lastColumn="0" w:lastRow="0" w:noHBand="0" w:noVBand="1" w:val="04A0"/>
+      </w:tblPr>
+      <w:tblGrid>
+        <w:gridCol w:w="4703"/>
+        <w:gridCol w:w="4703"/>
+      </w:tblGrid>
+      <w:tr>
+        <w:tc>
+          <w:tcPr>
+            <w:tcW w:type="dxa" w:w="4703"/>
+          </w:tcPr>
+          <w:p>
+            <w:pPr>
+              <w:jc w:val="center"/>
+            </w:pPr>
+            <w:r>
+              <w:drawing>
+                <wp:inline xmlns:a="http://schemas.openxmlformats.org/drawingml/2006/main" xmlns:pic="http://schemas.openxmlformats.org/drawingml/2006/picture">
+                  <wp:extent cx="2834640" cy="1387792"/>
+                  <wp:docPr id="7" name="Picture 7"/>
+                  <wp:cNvGraphicFramePr>
+                    <a:graphicFrameLocks noChangeAspect="1"/>
+                  </wp:cNvGraphicFramePr>
+                  <a:graphic>
+                    <a:graphicData uri="http://schemas.openxmlformats.org/drawingml/2006/picture">
+                      <pic:pic>
+                        <pic:nvPicPr>
+                          <pic:cNvPr id="0" name="07_permission_denied.png"/>
+                          <pic:cNvPicPr/>
+                        </pic:nvPicPr>
+                        <pic:blipFill>
+                          <a:blip r:embed="rId15"/>
+                          <a:stretch>
+                            <a:fillRect/>
+                          </a:stretch>
+                        </pic:blipFill>
+                        <pic:spPr>
+                          <a:xfrm>
+                            <a:off x="0" y="0"/>
+                            <a:ext cx="2834640" cy="1387792"/>
+                          </a:xfrm>
+                          <a:prstGeom prst="rect"/>
+                        </pic:spPr>
+                      </pic:pic>
+                    </a:graphicData>
+                  </a:graphic>
+                </wp:inline>
+              </w:drawing>
+            </w:r>
+          </w:p>
+        </w:tc>
+        <w:tc>
+          <w:tcPr>
+            <w:tcW w:type="dxa" w:w="4703"/>
+          </w:tcPr>
+          <w:p>
+            <w:pPr>
+              <w:jc w:val="center"/>
+            </w:pPr>
+            <w:r>
+              <w:drawing>
+                <wp:inline xmlns:a="http://schemas.openxmlformats.org/drawingml/2006/main" xmlns:pic="http://schemas.openxmlformats.org/drawingml/2006/picture">
+                  <wp:extent cx="2834640" cy="1387792"/>
+                  <wp:docPr id="8" name="Picture 8"/>
+                  <wp:cNvGraphicFramePr>
+                    <a:graphicFrameLocks noChangeAspect="1"/>
+                  </wp:cNvGraphicFramePr>
+                  <a:graphic>
+                    <a:graphicData uri="http://schemas.openxmlformats.org/drawingml/2006/picture">
+                      <pic:pic>
+                        <pic:nvPicPr>
+                          <pic:cNvPr id="0" name="08_not_logged_in.png"/>
+                          <pic:cNvPicPr/>
+                        </pic:nvPicPr>
+                        <pic:blipFill>
+                          <a:blip r:embed="rId16"/>
+                          <a:stretch>
+                            <a:fillRect/>
+                          </a:stretch>
+                        </pic:blipFill>
+                        <pic:spPr>
+                          <a:xfrm>
+                            <a:off x="0" y="0"/>
+                            <a:ext cx="2834640" cy="1387792"/>
+                          </a:xfrm>
+                          <a:prstGeom prst="rect"/>
+                        </pic:spPr>
+                      </pic:pic>
+                    </a:graphicData>
+                  </a:graphic>
+                </wp:inline>
+              </w:drawing>
+            </w:r>
+          </w:p>
+        </w:tc>
+      </w:tr>
+    </w:tbl>
     <w:p>
       <w:pPr>
-        <w:jc w:val="center"/>
-      </w:pPr>
-      <w:r>
-        <w:drawing>
-          <wp:inline xmlns:a="http://schemas.openxmlformats.org/drawingml/2006/main" xmlns:pic="http://schemas.openxmlformats.org/drawingml/2006/picture">
-            <wp:extent cx="5486400" cy="2828925"/>
-            <wp:docPr id="4" name="Picture 4"/>
-            <wp:cNvGraphicFramePr>
-              <a:graphicFrameLocks noChangeAspect="1"/>
-            </wp:cNvGraphicFramePr>
-            <a:graphic>
-              <a:graphicData uri="http://schemas.openxmlformats.org/drawingml/2006/picture">
-                <pic:pic>
-                  <pic:nvPicPr>
-                    <pic:cNvPr id="0" name="04_orders.png"/>
-                    <pic:cNvPicPr/>
-                  </pic:nvPicPr>
-                  <pic:blipFill>
-                    <a:blip r:embed="rId12"/>
-                    <a:stretch>
-                      <a:fillRect/>
-                    </a:stretch>
-                  </pic:blipFill>
-                  <pic:spPr>
-                    <a:xfrm>
-                      <a:off x="0" y="0"/>
-                      <a:ext cx="5486400" cy="2828925"/>
-                    </a:xfrm>
-                    <a:prstGeom prst="rect"/>
-                  </pic:spPr>
-                </pic:pic>
-              </a:graphicData>
-            </a:graphic>
-          </wp:inline>
-        </w:drawing>
-      </w:r>
-    </w:p>
-    <w:p>
-      <w:pPr>
+        <w:spacing w:before="0" w:after="160"/>
         <w:jc w:val="center"/>
       </w:pPr>
       <w:r>
         <w:rPr>
           <w:rFonts w:ascii="宋体" w:hAnsi="宋体" w:eastAsia="宋体"/>
           <w:i/>
-          <w:sz w:val="20"/>
+          <w:sz w:val="18"/>
         </w:rPr>
-        <w:t>图4 订单管理页面——订单列表含状态、支付方式、会员与收银员信息</w:t>
-      </w:r>
-    </w:p>
-    <w:p>
-      <w:pPr>
-        <w:spacing w:line="360" w:lineRule="auto"/>
-        <w:ind w:firstLine="420"/>
-      </w:pPr>
-      <w:r>
-        <w:rPr>
-          <w:rFonts w:ascii="宋体" w:hAnsi="宋体" w:eastAsia="宋体"/>
-          <w:b/>
-          <w:sz w:val="24"/>
-        </w:rPr>
-        <w:t>（5）创建订单页面</w:t>
-      </w:r>
-    </w:p>
-    <w:p>
-      <w:pPr>
-        <w:jc w:val="center"/>
-      </w:pPr>
-      <w:r>
-        <w:drawing>
-          <wp:inline xmlns:a="http://schemas.openxmlformats.org/drawingml/2006/main" xmlns:pic="http://schemas.openxmlformats.org/drawingml/2006/picture">
-            <wp:extent cx="5486400" cy="2828925"/>
-            <wp:docPr id="5" name="Picture 5"/>
-            <wp:cNvGraphicFramePr>
-              <a:graphicFrameLocks noChangeAspect="1"/>
-            </wp:cNvGraphicFramePr>
-            <a:graphic>
-              <a:graphicData uri="http://schemas.openxmlformats.org/drawingml/2006/picture">
-                <pic:pic>
-                  <pic:nvPicPr>
-                    <pic:cNvPr id="0" name="05_order_create.png"/>
-                    <pic:cNvPicPr/>
-                  </pic:nvPicPr>
-                  <pic:blipFill>
-                    <a:blip r:embed="rId13"/>
-                    <a:stretch>
-                      <a:fillRect/>
-                    </a:stretch>
-                  </pic:blipFill>
-                  <pic:spPr>
-                    <a:xfrm>
-                      <a:off x="0" y="0"/>
-                      <a:ext cx="5486400" cy="2828925"/>
-                    </a:xfrm>
-                    <a:prstGeom prst="rect"/>
-                  </pic:spPr>
-                </pic:pic>
-              </a:graphicData>
-            </a:graphic>
-          </wp:inline>
-        </w:drawing>
-      </w:r>
-    </w:p>
-    <w:p>
-      <w:pPr>
-        <w:jc w:val="center"/>
-      </w:pPr>
-      <w:r>
-        <w:rPr>
-          <w:rFonts w:ascii="宋体" w:hAnsi="宋体" w:eastAsia="宋体"/>
-          <w:i/>
-          <w:sz w:val="20"/>
-        </w:rPr>
-        <w:t>图5 创建订单页面——选择商品、自动计算小计与合计、提交后扣减库存</w:t>
-      </w:r>
-    </w:p>
-    <w:p>
-      <w:pPr>
-        <w:spacing w:line="360" w:lineRule="auto"/>
-        <w:ind w:firstLine="420"/>
-      </w:pPr>
-      <w:r>
-        <w:rPr>
-          <w:rFonts w:ascii="宋体" w:hAnsi="宋体" w:eastAsia="宋体"/>
-          <w:b/>
-          <w:sz w:val="24"/>
-        </w:rPr>
-        <w:t>（6）店员角色首页</w:t>
-      </w:r>
-    </w:p>
-    <w:p>
-      <w:pPr>
-        <w:jc w:val="center"/>
-      </w:pPr>
-      <w:r>
-        <w:drawing>
-          <wp:inline xmlns:a="http://schemas.openxmlformats.org/drawingml/2006/main" xmlns:pic="http://schemas.openxmlformats.org/drawingml/2006/picture">
-            <wp:extent cx="5486400" cy="2828925"/>
-            <wp:docPr id="6" name="Picture 6"/>
-            <wp:cNvGraphicFramePr>
-              <a:graphicFrameLocks noChangeAspect="1"/>
-            </wp:cNvGraphicFramePr>
-            <a:graphic>
-              <a:graphicData uri="http://schemas.openxmlformats.org/drawingml/2006/picture">
-                <pic:pic>
-                  <pic:nvPicPr>
-                    <pic:cNvPr id="0" name="06_cashier_home.png"/>
-                    <pic:cNvPicPr/>
-                  </pic:nvPicPr>
-                  <pic:blipFill>
-                    <a:blip r:embed="rId14"/>
-                    <a:stretch>
-                      <a:fillRect/>
-                    </a:stretch>
-                  </pic:blipFill>
-                  <pic:spPr>
-                    <a:xfrm>
-                      <a:off x="0" y="0"/>
-                      <a:ext cx="5486400" cy="2828925"/>
-                    </a:xfrm>
-                    <a:prstGeom prst="rect"/>
-                  </pic:spPr>
-                </pic:pic>
-              </a:graphicData>
-            </a:graphic>
-          </wp:inline>
-        </w:drawing>
-      </w:r>
-    </w:p>
-    <w:p>
-      <w:pPr>
-        <w:jc w:val="center"/>
-      </w:pPr>
-      <w:r>
-        <w:rPr>
-          <w:rFonts w:ascii="宋体" w:hAnsi="宋体" w:eastAsia="宋体"/>
-          <w:i/>
-          <w:sz w:val="20"/>
-        </w:rPr>
-        <w:t>图6 店员角色首页——权限受限视图</w:t>
-      </w:r>
-    </w:p>
-    <w:p>
-      <w:pPr>
-        <w:spacing w:line="360" w:lineRule="auto"/>
-        <w:ind w:firstLine="420"/>
-      </w:pPr>
-      <w:r>
-        <w:rPr>
-          <w:rFonts w:ascii="宋体" w:hAnsi="宋体" w:eastAsia="宋体"/>
-          <w:b/>
-          <w:sz w:val="24"/>
-        </w:rPr>
-        <w:t>（7）越权访问拦截</w:t>
-      </w:r>
-    </w:p>
-    <w:p>
-      <w:pPr>
-        <w:jc w:val="center"/>
-      </w:pPr>
-      <w:r>
-        <w:drawing>
-          <wp:inline xmlns:a="http://schemas.openxmlformats.org/drawingml/2006/main" xmlns:pic="http://schemas.openxmlformats.org/drawingml/2006/picture">
-            <wp:extent cx="5486400" cy="2686050"/>
-            <wp:docPr id="7" name="Picture 7"/>
-            <wp:cNvGraphicFramePr>
-              <a:graphicFrameLocks noChangeAspect="1"/>
-            </wp:cNvGraphicFramePr>
-            <a:graphic>
-              <a:graphicData uri="http://schemas.openxmlformats.org/drawingml/2006/picture">
-                <pic:pic>
-                  <pic:nvPicPr>
-                    <pic:cNvPr id="0" name="07_permission_denied.png"/>
-                    <pic:cNvPicPr/>
-                  </pic:nvPicPr>
-                  <pic:blipFill>
-                    <a:blip r:embed="rId15"/>
-                    <a:stretch>
-                      <a:fillRect/>
-                    </a:stretch>
-                  </pic:blipFill>
-                  <pic:spPr>
-                    <a:xfrm>
-                      <a:off x="0" y="0"/>
-                      <a:ext cx="5486400" cy="2686050"/>
-                    </a:xfrm>
-                    <a:prstGeom prst="rect"/>
-                  </pic:spPr>
-                </pic:pic>
-              </a:graphicData>
-            </a:graphic>
-          </wp:inline>
-        </w:drawing>
-      </w:r>
-    </w:p>
-    <w:p>
-      <w:pPr>
-        <w:jc w:val="center"/>
-      </w:pPr>
-      <w:r>
-        <w:rPr>
-          <w:rFonts w:ascii="宋体" w:hAnsi="宋体" w:eastAsia="宋体"/>
-          <w:i/>
-          <w:sz w:val="20"/>
-        </w:rPr>
-        <w:t>图7 越权访问返回统一错误JSON——无SQL语句、堆栈等内部信息泄露</w:t>
-      </w:r>
-    </w:p>
-    <w:p>
-      <w:pPr>
-        <w:spacing w:line="360" w:lineRule="auto"/>
-        <w:ind w:firstLine="420"/>
-      </w:pPr>
-      <w:r>
-        <w:rPr>
-          <w:rFonts w:ascii="宋体" w:hAnsi="宋体" w:eastAsia="宋体"/>
-          <w:b/>
-          <w:sz w:val="24"/>
-        </w:rPr>
-        <w:t>（8）未登录访问拦截</w:t>
-      </w:r>
-    </w:p>
-    <w:p>
-      <w:pPr>
-        <w:jc w:val="center"/>
-      </w:pPr>
-      <w:r>
-        <w:drawing>
-          <wp:inline xmlns:a="http://schemas.openxmlformats.org/drawingml/2006/main" xmlns:pic="http://schemas.openxmlformats.org/drawingml/2006/picture">
-            <wp:extent cx="5486400" cy="2686050"/>
-            <wp:docPr id="8" name="Picture 8"/>
-            <wp:cNvGraphicFramePr>
-              <a:graphicFrameLocks noChangeAspect="1"/>
-            </wp:cNvGraphicFramePr>
-            <a:graphic>
-              <a:graphicData uri="http://schemas.openxmlformats.org/drawingml/2006/picture">
-                <pic:pic>
-                  <pic:nvPicPr>
-                    <pic:cNvPr id="0" name="08_not_logged_in.png"/>
-                    <pic:cNvPicPr/>
-                  </pic:nvPicPr>
-                  <pic:blipFill>
-                    <a:blip r:embed="rId16"/>
-                    <a:stretch>
-                      <a:fillRect/>
-                    </a:stretch>
-                  </pic:blipFill>
-                  <pic:spPr>
-                    <a:xfrm>
-                      <a:off x="0" y="0"/>
-                      <a:ext cx="5486400" cy="2686050"/>
-                    </a:xfrm>
-                    <a:prstGeom prst="rect"/>
-                  </pic:spPr>
-                </pic:pic>
-              </a:graphicData>
-            </a:graphic>
-          </wp:inline>
-        </w:drawing>
-      </w:r>
-    </w:p>
-    <w:p>
-      <w:pPr>
-        <w:jc w:val="center"/>
-      </w:pPr>
-      <w:r>
-        <w:rPr>
-          <w:rFonts w:ascii="宋体" w:hAnsi="宋体" w:eastAsia="宋体"/>
-          <w:i/>
-          <w:sz w:val="20"/>
-        </w:rPr>
-        <w:t>图8 未登录访问受保护页面——返回"请先登录"认证错误</w:t>
+        <w:t>图7 越权访问返回统一错误JSON　　图8 未登录访问返回"请先登录"</w:t>
       </w:r>
     </w:p>
     <w:p>
       <w:pPr>
         <w:pStyle w:val="Heading2"/>
+        <w:spacing w:before="200" w:after="120"/>
       </w:pPr>
       <w:r>
         <w:rPr>
@@ -987,26 +985,22 @@
     </w:p>
     <w:p>
       <w:pPr>
-        <w:spacing w:line="360" w:lineRule="auto"/>
+        <w:spacing w:line="300" w:lineRule="auto" w:after="80"/>
         <w:ind w:firstLine="420"/>
       </w:pPr>
       <w:r>
         <w:rPr>
           <w:rFonts w:ascii="宋体" w:hAnsi="宋体" w:eastAsia="宋体"/>
           <w:b w:val="0"/>
-          <w:sz w:val="24"/>
+          <w:sz w:val="22"/>
         </w:rPr>
         <w:t>完成15项集成测试，覆盖：正常登录、商品CRUD、库存调整、订单创建与取消、参数错误、未登录访问、无权限操作、数据库约束冲突等场景。后端通过@ControllerAdvice实现全局异常处理，将参数错误、认证失败、权限不足、资源不存在、约束冲突、系统异常分别映射为统一错误码和友好提示，前端仅显示简明提示，详细错误写入后端日志。</w:t>
       </w:r>
     </w:p>
     <w:p>
-      <w:r>
-        <w:br w:type="page"/>
-      </w:r>
-    </w:p>
-    <w:p>
       <w:pPr>
         <w:pStyle w:val="Heading1"/>
+        <w:spacing w:before="200" w:after="120"/>
       </w:pPr>
       <w:r>
         <w:rPr>
@@ -1019,6 +1013,7 @@
     <w:p>
       <w:pPr>
         <w:pStyle w:val="Heading2"/>
+        <w:spacing w:before="200" w:after="120"/>
       </w:pPr>
       <w:r>
         <w:rPr>
@@ -1030,84 +1025,84 @@
     </w:p>
     <w:p>
       <w:pPr>
-        <w:spacing w:line="360" w:lineRule="auto"/>
+        <w:spacing w:line="300" w:lineRule="auto" w:after="80"/>
         <w:ind w:firstLine="420"/>
       </w:pPr>
       <w:r>
         <w:rPr>
           <w:rFonts w:ascii="宋体" w:hAnsi="宋体" w:eastAsia="宋体"/>
           <w:b w:val="0"/>
-          <w:sz w:val="24"/>
+          <w:sz w:val="22"/>
         </w:rPr>
         <w:t>第二阶段圆满完成以下目标：</w:t>
       </w:r>
     </w:p>
     <w:p>
       <w:pPr>
-        <w:spacing w:line="360" w:lineRule="auto"/>
+        <w:spacing w:line="300" w:lineRule="auto" w:after="80"/>
         <w:ind w:firstLine="420"/>
       </w:pPr>
       <w:r>
         <w:rPr>
           <w:rFonts w:ascii="宋体" w:hAnsi="宋体" w:eastAsia="宋体"/>
           <w:b w:val="0"/>
-          <w:sz w:val="24"/>
+          <w:sz w:val="22"/>
         </w:rPr>
         <w:t>① 数据库规范化：完成v0.1到v1.0的迁移，商品类别独立成表，达到3NF，迁移前后核心数据一致。</w:t>
       </w:r>
     </w:p>
     <w:p>
       <w:pPr>
-        <w:spacing w:line="360" w:lineRule="auto"/>
+        <w:spacing w:line="300" w:lineRule="auto" w:after="80"/>
         <w:ind w:firstLine="420"/>
       </w:pPr>
       <w:r>
         <w:rPr>
           <w:rFonts w:ascii="宋体" w:hAnsi="宋体" w:eastAsia="宋体"/>
           <w:b w:val="0"/>
-          <w:sz w:val="24"/>
+          <w:sz w:val="22"/>
         </w:rPr>
         <w:t>② Web应用开发：基于Spring Boot构建四层架构应用，实现商品、库存、订单、订单明细的完整CRUD与业务流程。</w:t>
       </w:r>
     </w:p>
     <w:p>
       <w:pPr>
-        <w:spacing w:line="360" w:lineRule="auto"/>
+        <w:spacing w:line="300" w:lineRule="auto" w:after="80"/>
         <w:ind w:firstLine="420"/>
       </w:pPr>
       <w:r>
         <w:rPr>
           <w:rFonts w:ascii="宋体" w:hAnsi="宋体" w:eastAsia="宋体"/>
           <w:b w:val="0"/>
-          <w:sz w:val="24"/>
+          <w:sz w:val="22"/>
         </w:rPr>
         <w:t>③ 角色权限：区分店长（manager）与店员（cashier）角色，前端隐藏操作按钮，后端业务层二次校验，关键操作使用受限数据库账户。</w:t>
       </w:r>
     </w:p>
     <w:p>
       <w:pPr>
-        <w:spacing w:line="360" w:lineRule="auto"/>
+        <w:spacing w:line="300" w:lineRule="auto" w:after="80"/>
         <w:ind w:firstLine="420"/>
       </w:pPr>
       <w:r>
         <w:rPr>
           <w:rFonts w:ascii="宋体" w:hAnsi="宋体" w:eastAsia="宋体"/>
           <w:b w:val="0"/>
-          <w:sz w:val="24"/>
+          <w:sz w:val="22"/>
         </w:rPr>
         <w:t>④ 安全稳定：全局异常处理、参数化查询、统一响应格式、后端日志记录，确保系统安全可靠。</w:t>
       </w:r>
     </w:p>
     <w:p>
       <w:pPr>
-        <w:spacing w:line="360" w:lineRule="auto"/>
+        <w:spacing w:line="300" w:lineRule="auto" w:after="80"/>
         <w:ind w:firstLine="420"/>
       </w:pPr>
       <w:r>
         <w:rPr>
           <w:rFonts w:ascii="宋体" w:hAnsi="宋体" w:eastAsia="宋体"/>
           <w:b w:val="0"/>
-          <w:sz w:val="24"/>
+          <w:sz w:val="22"/>
         </w:rPr>
         <w:t>⑤ 集成测试：15项测试全部通过，覆盖正常流程与异常场景。</w:t>
       </w:r>
@@ -1115,6 +1110,7 @@
     <w:p>
       <w:pPr>
         <w:pStyle w:val="Heading2"/>
+        <w:spacing w:before="200" w:after="120"/>
       </w:pPr>
       <w:r>
         <w:rPr>
@@ -1126,42 +1122,42 @@
     </w:p>
     <w:p>
       <w:pPr>
-        <w:spacing w:line="360" w:lineRule="auto"/>
+        <w:spacing w:line="300" w:lineRule="auto" w:after="80"/>
         <w:ind w:firstLine="420"/>
       </w:pPr>
       <w:r>
         <w:rPr>
           <w:rFonts w:ascii="宋体" w:hAnsi="宋体" w:eastAsia="宋体"/>
           <w:b w:val="0"/>
-          <w:sz w:val="24"/>
+          <w:sz w:val="22"/>
         </w:rPr>
         <w:t>问题1：数据库平台从MySQL迁移到SQL Server，语法差异（反引号、ENUM、AUTO_INCREMENT等）需要逐一调整。解决：系统梳理语法差异，使用SQL Server标准语法重写所有脚本。</w:t>
       </w:r>
     </w:p>
     <w:p>
       <w:pPr>
-        <w:spacing w:line="360" w:lineRule="auto"/>
+        <w:spacing w:line="300" w:lineRule="auto" w:after="80"/>
         <w:ind w:firstLine="420"/>
       </w:pPr>
       <w:r>
         <w:rPr>
           <w:rFonts w:ascii="宋体" w:hAnsi="宋体" w:eastAsia="宋体"/>
           <w:b w:val="0"/>
-          <w:sz w:val="24"/>
+          <w:sz w:val="22"/>
         </w:rPr>
         <w:t>问题2：Web框架从Flask切换到Spring Boot，需要重新搭建项目结构。解决：按照Spring Boot最佳实践分层组织代码，使用JdbcTemplate而非ORM以保持SQL可控性。</w:t>
       </w:r>
     </w:p>
     <w:p>
       <w:pPr>
-        <w:spacing w:line="360" w:lineRule="auto"/>
+        <w:spacing w:line="300" w:lineRule="auto" w:after="80"/>
         <w:ind w:firstLine="420"/>
       </w:pPr>
       <w:r>
         <w:rPr>
           <w:rFonts w:ascii="宋体" w:hAnsi="宋体" w:eastAsia="宋体"/>
           <w:b w:val="0"/>
-          <w:sz w:val="24"/>
+          <w:sz w:val="22"/>
         </w:rPr>
         <w:t>问题3：登录API字段名不匹配（login_type vs loginType）。解决：通过@JsonProperty注解统一JSON字段映射。</w:t>
       </w:r>
@@ -1169,6 +1165,7 @@
     <w:p>
       <w:pPr>
         <w:pStyle w:val="Heading2"/>
+        <w:spacing w:before="200" w:after="120"/>
       </w:pPr>
       <w:r>
         <w:rPr>
@@ -1180,63 +1177,63 @@
     </w:p>
     <w:p>
       <w:pPr>
-        <w:spacing w:line="360" w:lineRule="auto"/>
+        <w:spacing w:line="300" w:lineRule="auto" w:after="80"/>
         <w:ind w:firstLine="420"/>
       </w:pPr>
       <w:r>
         <w:rPr>
           <w:rFonts w:ascii="宋体" w:hAnsi="宋体" w:eastAsia="宋体"/>
           <w:b w:val="0"/>
-          <w:sz w:val="24"/>
+          <w:sz w:val="22"/>
         </w:rPr>
         <w:t>① 增加采购管理模块，完善供应商与采购流程。</w:t>
       </w:r>
     </w:p>
     <w:p>
       <w:pPr>
-        <w:spacing w:line="360" w:lineRule="auto"/>
+        <w:spacing w:line="300" w:lineRule="auto" w:after="80"/>
         <w:ind w:firstLine="420"/>
       </w:pPr>
       <w:r>
         <w:rPr>
           <w:rFonts w:ascii="宋体" w:hAnsi="宋体" w:eastAsia="宋体"/>
           <w:b w:val="0"/>
-          <w:sz w:val="24"/>
+          <w:sz w:val="22"/>
         </w:rPr>
         <w:t>② 引入Redis缓存热点数据，提升查询性能。</w:t>
       </w:r>
     </w:p>
     <w:p>
       <w:pPr>
-        <w:spacing w:line="360" w:lineRule="auto"/>
+        <w:spacing w:line="300" w:lineRule="auto" w:after="80"/>
         <w:ind w:firstLine="420"/>
       </w:pPr>
       <w:r>
         <w:rPr>
           <w:rFonts w:ascii="宋体" w:hAnsi="宋体" w:eastAsia="宋体"/>
           <w:b w:val="0"/>
-          <w:sz w:val="24"/>
+          <w:sz w:val="22"/>
         </w:rPr>
         <w:t>③ 增加数据可视化仪表盘，展示销售趋势与库存预警。</w:t>
       </w:r>
     </w:p>
     <w:p>
       <w:pPr>
-        <w:spacing w:line="360" w:lineRule="auto"/>
+        <w:spacing w:line="300" w:lineRule="auto" w:after="80"/>
         <w:ind w:firstLine="420"/>
       </w:pPr>
       <w:r>
         <w:rPr>
           <w:rFonts w:ascii="宋体" w:hAnsi="宋体" w:eastAsia="宋体"/>
           <w:b w:val="0"/>
-          <w:sz w:val="24"/>
+          <w:sz w:val="22"/>
         </w:rPr>
         <w:t>④ 完善单元测试覆盖率，引入CI/CD自动化部署。</w:t>
       </w:r>
     </w:p>
     <w:sectPr>
       <w:pgSz w:w="12240" w:h="15840"/>
-      <w:pgMar w:top="1440" w:right="1800" w:bottom="1440" w:left="1800" w:header="720" w:footer="720" w:gutter="0"/>
+      <w:pgMar w:top="1134" w:right="1417" w:bottom="1134" w:left="1417" w:header="720" w:footer="720" w:gutter="0"/>
       <w:cols w:space="720"/>
       <w:docGrid w:linePitch="360"/>
     </w:sectPr>
@@ -1607,9 +1604,12 @@
     <w:name w:val="Normal"/>
     <w:qFormat/>
     <w:rsid w:val="00FC693F"/>
+    <w:pPr>
+      <w:spacing w:before="0" w:after="80" w:line="300" w:lineRule="auto"/>
+    </w:pPr>
     <w:rPr>
       <w:rFonts w:ascii="宋体" w:hAnsi="宋体" w:eastAsia="宋体"/>
-      <w:sz w:val="24"/>
+      <w:sz w:val="22"/>
     </w:rPr>
   </w:style>
   <w:style w:type="paragraph" w:styleId="Header">
